--- a/downloads/docx/01_Рудник_Ледяного_Огня.docx
+++ b/downloads/docx/01_Рудник_Ледяного_Огня.docx
@@ -6,50 +6,135 @@
       <w:tblPr>
         <w:tblW w:type="auto" w:w="0"/>
         <w:jc w:val="center"/>
-        <w:tblLayout w:type="autofit"/>
+        <w:tblLayout w:type="fixed"/>
         <w:tblLook w:firstColumn="1" w:firstRow="1" w:lastColumn="0" w:lastRow="0" w:noHBand="0" w:noVBand="1" w:val="04A0"/>
       </w:tblPr>
       <w:tblGrid>
-        <w:gridCol w:w="10312"/>
+        <w:gridCol w:w="10205"/>
       </w:tblGrid>
       <w:tr>
         <w:tc>
           <w:tcPr>
-            <w:tcW w:type="dxa" w:w="10312"/>
-            <w:shd w:fill="247BA0"/>
+            <w:tcW w:type="dxa" w:w="10206"/>
+            <w:shd w:fill="344054"/>
             <w:tcMar>
-              <w:top w:w="125" w:type="dxa"/>
-              <w:start w:w="180" w:type="dxa"/>
-              <w:bottom w:w="125" w:type="dxa"/>
-              <w:end w:w="180" w:type="dxa"/>
+              <w:top w:w="250" w:type="dxa"/>
+              <w:start w:w="300" w:type="dxa"/>
+              <w:bottom w:w="230" w:type="dxa"/>
+              <w:end w:w="300" w:type="dxa"/>
             </w:tcMar>
           </w:tcPr>
           <w:p>
+            <w:r>
+              <w:rPr>
+                <w:rFonts w:ascii="Inter Display" w:hAnsi="Inter Display" w:eastAsia="Inter Display"/>
+                <w:b/>
+                <w:i w:val="0"/>
+                <w:color w:val="C7E7F4"/>
+                <w:sz w:val="16"/>
+              </w:rPr>
+              <w:t>WHITEOUT SURVIVAL • ШПАРГАЛКА</w:t>
+            </w:r>
+          </w:p>
+          <w:p>
             <w:pPr>
-              <w:spacing w:after="80"/>
-              <w:jc w:val="left"/>
+              <w:spacing w:before="60" w:after="0"/>
             </w:pPr>
             <w:r>
               <w:rPr>
-                <w:rFonts w:ascii="Inter Display" w:hAnsi="Inter Display" w:eastAsia="Inter Display" w:cs="Inter Display"/>
+                <w:rFonts w:ascii="Inter Display" w:hAnsi="Inter Display" w:eastAsia="Inter Display"/>
                 <w:b/>
+                <w:i w:val="0"/>
                 <w:color w:val="FFFFFF"/>
-                <w:sz w:val="44"/>
+                <w:sz w:val="38"/>
               </w:rPr>
               <w:t>РУДНИК ЛЕДЯНОГО ОГНЯ</w:t>
             </w:r>
           </w:p>
           <w:p>
             <w:pPr>
-              <w:spacing w:after="0"/>
+              <w:spacing w:before="60" w:after="0"/>
             </w:pPr>
             <w:r>
               <w:rPr>
-                <w:rFonts w:ascii="Lato" w:hAnsi="Lato" w:eastAsia="Lato" w:cs="Lato"/>
-                <w:color w:val="EAF4F8"/>
-                <w:sz w:val="20"/>
+                <w:rFonts w:ascii="Lato" w:hAnsi="Lato" w:eastAsia="Lato"/>
+                <w:b w:val="0"/>
+                <w:i w:val="0"/>
+                <w:color w:val="E7F4FA"/>
+                <w:sz w:val="18"/>
               </w:rPr>
-              <w:t>Как стабильно выжимать орихалк без бессмысленных боёв с игроками</w:t>
+              <w:t>Две рабочие стратегии: активный фарм для большинства и удержание шахт III уровня для китов</w:t>
+            </w:r>
+          </w:p>
+        </w:tc>
+      </w:tr>
+    </w:tbl>
+    <w:p>
+      <w:pPr>
+        <w:spacing w:after="0"/>
+      </w:pPr>
+    </w:p>
+    <w:tbl>
+      <w:tblPr>
+        <w:tblW w:type="auto" w:w="0"/>
+        <w:jc w:val="center"/>
+        <w:tblLayout w:type="fixed"/>
+        <w:tblLook w:firstColumn="1" w:firstRow="1" w:lastColumn="0" w:lastRow="0" w:noHBand="0" w:noVBand="1" w:val="04A0"/>
+      </w:tblPr>
+      <w:tblGrid>
+        <w:gridCol w:w="170"/>
+        <w:gridCol w:w="9921"/>
+      </w:tblGrid>
+      <w:tr>
+        <w:tc>
+          <w:tcPr>
+            <w:tcW w:type="dxa" w:w="5103"/>
+            <w:shd w:fill="0A7A51"/>
+            <w:tcMar>
+              <w:top w:w="0" w:type="dxa"/>
+              <w:start w:w="0" w:type="dxa"/>
+              <w:bottom w:w="0" w:type="dxa"/>
+              <w:end w:w="0" w:type="dxa"/>
+            </w:tcMar>
+          </w:tcPr>
+          <w:p/>
+        </w:tc>
+        <w:tc>
+          <w:tcPr>
+            <w:tcW w:type="dxa" w:w="5103"/>
+            <w:shd w:fill="EAF8F3"/>
+            <w:tcMar>
+              <w:top w:w="150" w:type="dxa"/>
+              <w:start w:w="200" w:type="dxa"/>
+              <w:bottom w:w="150" w:type="dxa"/>
+              <w:end w:w="200" w:type="dxa"/>
+            </w:tcMar>
+          </w:tcPr>
+          <w:p>
+            <w:r>
+              <w:rPr>
+                <w:rFonts w:ascii="Inter Display" w:hAnsi="Inter Display" w:eastAsia="Inter Display"/>
+                <w:b/>
+                <w:i w:val="0"/>
+                <w:color w:val="0A7A51"/>
+                <w:sz w:val="18"/>
+              </w:rPr>
+              <w:t>Главная цель: орихалк, а не PvP</w:t>
+            </w:r>
+          </w:p>
+          <w:p>
+            <w:pPr>
+              <w:spacing w:before="40" w:after="0"/>
+            </w:pPr>
+            <w:r>
+              <w:rPr>
+                <w:rFonts w:ascii="Lato" w:hAnsi="Lato" w:eastAsia="Lato"/>
+                <w:b w:val="0"/>
+                <w:i w:val="0"/>
+                <w:color w:val="253746"/>
+                <w:sz w:val="18"/>
+              </w:rPr>
+              <w:t>Рудник — 30-минутная гонка эффективности. Войска здесь не погибают, но проигравшие герои получают около 5 минут восстановления. Поэтому бессмысленная драка всё равно стоит очень дорого: вы теряете марши, темп и окна Прорывов жил.</w:t>
             </w:r>
           </w:p>
         </w:tc>
@@ -62,16 +147,26 @@
     </w:p>
     <w:p>
       <w:pPr>
-        <w:spacing w:before="40" w:after="160"/>
+        <w:spacing w:before="140" w:after="20"/>
+        <w:pBdr>
+          <w:top w:val="single" w:sz="14" w:space="1" w:color="1676A6"/>
+        </w:pBdr>
+      </w:pPr>
+    </w:p>
+    <w:p>
+      <w:pPr>
+        <w:pStyle w:val="Heading1"/>
+        <w:keepNext/>
       </w:pPr>
       <w:r>
         <w:rPr>
-          <w:rFonts w:ascii="Inter Display" w:hAnsi="Inter Display" w:eastAsia="Inter Display" w:cs="Inter Display"/>
+          <w:rFonts w:ascii="Inter Display" w:hAnsi="Inter Display" w:eastAsia="Inter Display"/>
           <w:b/>
-          <w:color w:val="247BA0"/>
-          <w:sz w:val="18"/>
+          <w:i w:val="0"/>
+          <w:color w:val="344054"/>
+          <w:sz w:val="28"/>
         </w:rPr>
-        <w:t>ГЛАВНАЯ ЦЕЛЬ: ОРИХАЛК, А НЕ ДРАКИ</w:t>
+        <w:t>1. База механики</w:t>
       </w:r>
     </w:p>
     <w:tbl>
@@ -82,64 +177,514 @@
         <w:tblLook w:firstColumn="1" w:firstRow="1" w:lastColumn="0" w:lastRow="0" w:noHBand="0" w:noVBand="1" w:val="04A0"/>
       </w:tblPr>
       <w:tblGrid>
-        <w:gridCol w:w="198"/>
-        <w:gridCol w:w="9354"/>
+        <w:gridCol w:w="4195"/>
+        <w:gridCol w:w="2608"/>
+        <w:gridCol w:w="3118"/>
       </w:tblGrid>
       <w:tr>
-        <w:trPr>
-          <w:cantSplit/>
-        </w:trPr>
         <w:tc>
           <w:tcPr>
-            <w:tcW w:type="dxa" w:w="5156"/>
-            <w:shd w:fill="247BA0"/>
+            <w:tcW w:type="dxa" w:w="3402"/>
+            <w:shd w:fill="344054"/>
             <w:tcMar>
-              <w:top w:w="80" w:type="dxa"/>
-              <w:start w:w="0" w:type="dxa"/>
-              <w:bottom w:w="80" w:type="dxa"/>
-              <w:end w:w="0" w:type="dxa"/>
+              <w:top w:w="90" w:type="dxa"/>
+              <w:start w:w="90" w:type="dxa"/>
+              <w:bottom w:w="90" w:type="dxa"/>
+              <w:end w:w="90" w:type="dxa"/>
             </w:tcMar>
+            <w:vAlign w:val="center"/>
+            <w:tcBorders>
+              <w:top w:val="single" w:sz="4" w:color="D7E3E9"/>
+              <w:bottom w:val="single" w:sz="4" w:color="D7E3E9"/>
+              <w:left w:val="single" w:sz="4" w:color="D7E3E9"/>
+              <w:right w:val="single" w:sz="4" w:color="D7E3E9"/>
+            </w:tcBorders>
           </w:tcPr>
-          <w:p/>
+          <w:p>
+            <w:pPr>
+              <w:jc w:val="center"/>
+            </w:pPr>
+            <w:r>
+              <w:rPr>
+                <w:rFonts w:ascii="Inter Display" w:hAnsi="Inter Display" w:eastAsia="Inter Display"/>
+                <w:b/>
+                <w:i w:val="0"/>
+                <w:color w:val="FFFFFF"/>
+                <w:sz w:val="16"/>
+              </w:rPr>
+              <w:t>Объект</w:t>
+            </w:r>
+          </w:p>
         </w:tc>
         <w:tc>
           <w:tcPr>
-            <w:tcW w:type="dxa" w:w="5156"/>
-            <w:shd w:fill="EDF6FA"/>
+            <w:tcW w:type="dxa" w:w="3402"/>
+            <w:shd w:fill="344054"/>
             <w:tcMar>
-              <w:top w:w="165" w:type="dxa"/>
-              <w:start w:w="330" w:type="dxa"/>
-              <w:bottom w:w="165" w:type="dxa"/>
-              <w:end w:w="270" w:type="dxa"/>
+              <w:top w:w="90" w:type="dxa"/>
+              <w:start w:w="90" w:type="dxa"/>
+              <w:bottom w:w="90" w:type="dxa"/>
+              <w:end w:w="90" w:type="dxa"/>
             </w:tcMar>
+            <w:vAlign w:val="center"/>
+            <w:tcBorders>
+              <w:top w:val="single" w:sz="4" w:color="D7E3E9"/>
+              <w:bottom w:val="single" w:sz="4" w:color="D7E3E9"/>
+              <w:left w:val="single" w:sz="4" w:color="D7E3E9"/>
+              <w:right w:val="single" w:sz="4" w:color="D7E3E9"/>
+            </w:tcBorders>
           </w:tcPr>
           <w:p>
             <w:pPr>
-              <w:spacing w:after="40"/>
+              <w:jc w:val="center"/>
             </w:pPr>
             <w:r>
               <w:rPr>
-                <w:rFonts w:ascii="Lato" w:hAnsi="Lato" w:eastAsia="Lato" w:cs="Lato"/>
+                <w:rFonts w:ascii="Inter Display" w:hAnsi="Inter Display" w:eastAsia="Inter Display"/>
                 <w:b/>
                 <w:i w:val="0"/>
-                <w:color w:val="247BA0"/>
-                <w:sz w:val="20"/>
+                <w:color w:val="FFFFFF"/>
+                <w:sz w:val="16"/>
               </w:rPr>
-              <w:t>Короткая схема</w:t>
+              <w:t>Ёмкость</w:t>
             </w:r>
           </w:p>
+        </w:tc>
+        <w:tc>
+          <w:tcPr>
+            <w:tcW w:type="dxa" w:w="3402"/>
+            <w:shd w:fill="344054"/>
+            <w:tcMar>
+              <w:top w:w="90" w:type="dxa"/>
+              <w:start w:w="90" w:type="dxa"/>
+              <w:bottom w:w="90" w:type="dxa"/>
+              <w:end w:w="90" w:type="dxa"/>
+            </w:tcMar>
+            <w:vAlign w:val="center"/>
+            <w:tcBorders>
+              <w:top w:val="single" w:sz="4" w:color="D7E3E9"/>
+              <w:bottom w:val="single" w:sz="4" w:color="D7E3E9"/>
+              <w:left w:val="single" w:sz="4" w:color="D7E3E9"/>
+              <w:right w:val="single" w:sz="4" w:color="D7E3E9"/>
+            </w:tcBorders>
+          </w:tcPr>
           <w:p>
             <w:pPr>
-              <w:spacing w:after="0"/>
+              <w:jc w:val="center"/>
             </w:pPr>
             <w:r>
               <w:rPr>
-                <w:rFonts w:ascii="Lato" w:hAnsi="Lato" w:eastAsia="Lato" w:cs="Lato"/>
+                <w:rFonts w:ascii="Inter Display" w:hAnsi="Inter Display" w:eastAsia="Inter Display"/>
+                <w:b/>
+                <w:i w:val="0"/>
+                <w:color w:val="FFFFFF"/>
+                <w:sz w:val="16"/>
+              </w:rPr>
+              <w:t>Базовая скорость</w:t>
+            </w:r>
+          </w:p>
+        </w:tc>
+      </w:tr>
+      <w:tr>
+        <w:tc>
+          <w:tcPr>
+            <w:tcW w:type="dxa" w:w="4195"/>
+            <w:shd w:fill="F8FBFC"/>
+            <w:tcMar>
+              <w:top w:w="85" w:type="dxa"/>
+              <w:start w:w="90" w:type="dxa"/>
+              <w:bottom w:w="85" w:type="dxa"/>
+              <w:end w:w="90" w:type="dxa"/>
+            </w:tcMar>
+            <w:tcBorders>
+              <w:top w:val="single" w:sz="4" w:color="D7E3E9"/>
+              <w:bottom w:val="single" w:sz="4" w:color="D7E3E9"/>
+              <w:left w:val="single" w:sz="4" w:color="D7E3E9"/>
+              <w:right w:val="single" w:sz="4" w:color="D7E3E9"/>
+            </w:tcBorders>
+            <w:vAlign w:val="center"/>
+          </w:tcPr>
+          <w:p>
+            <w:r>
+              <w:rPr>
+                <w:rFonts w:ascii="Lato" w:hAnsi="Lato" w:eastAsia="Lato"/>
                 <w:b w:val="0"/>
                 <w:i w:val="0"/>
-                <w:sz w:val="19"/>
+                <w:color w:val="253746"/>
+                <w:sz w:val="16"/>
               </w:rPr>
-              <w:t>Патрули → навыки ПРАВО / ПРАВО / ЛЕВО / ЛЕВО / ПРАВО → жилы раз в минуту → весь фокус на Прорывы жил.</w:t>
+              <w:t>Жила I уровня</w:t>
+            </w:r>
+          </w:p>
+        </w:tc>
+        <w:tc>
+          <w:tcPr>
+            <w:tcW w:type="dxa" w:w="2608"/>
+            <w:shd w:fill="F8FBFC"/>
+            <w:tcMar>
+              <w:top w:w="85" w:type="dxa"/>
+              <w:start w:w="90" w:type="dxa"/>
+              <w:bottom w:w="85" w:type="dxa"/>
+              <w:end w:w="90" w:type="dxa"/>
+            </w:tcMar>
+            <w:tcBorders>
+              <w:top w:val="single" w:sz="4" w:color="D7E3E9"/>
+              <w:bottom w:val="single" w:sz="4" w:color="D7E3E9"/>
+              <w:left w:val="single" w:sz="4" w:color="D7E3E9"/>
+              <w:right w:val="single" w:sz="4" w:color="D7E3E9"/>
+            </w:tcBorders>
+            <w:vAlign w:val="center"/>
+          </w:tcPr>
+          <w:p>
+            <w:pPr>
+              <w:jc w:val="center"/>
+            </w:pPr>
+            <w:r>
+              <w:rPr>
+                <w:rFonts w:ascii="Lato" w:hAnsi="Lato" w:eastAsia="Lato"/>
+                <w:b w:val="0"/>
+                <w:i w:val="0"/>
+                <w:color w:val="253746"/>
+                <w:sz w:val="16"/>
+              </w:rPr>
+              <w:t>8 640</w:t>
+            </w:r>
+          </w:p>
+        </w:tc>
+        <w:tc>
+          <w:tcPr>
+            <w:tcW w:type="dxa" w:w="3118"/>
+            <w:shd w:fill="F8FBFC"/>
+            <w:tcMar>
+              <w:top w:w="85" w:type="dxa"/>
+              <w:start w:w="90" w:type="dxa"/>
+              <w:bottom w:w="85" w:type="dxa"/>
+              <w:end w:w="90" w:type="dxa"/>
+            </w:tcMar>
+            <w:tcBorders>
+              <w:top w:val="single" w:sz="4" w:color="D7E3E9"/>
+              <w:bottom w:val="single" w:sz="4" w:color="D7E3E9"/>
+              <w:left w:val="single" w:sz="4" w:color="D7E3E9"/>
+              <w:right w:val="single" w:sz="4" w:color="D7E3E9"/>
+            </w:tcBorders>
+            <w:vAlign w:val="center"/>
+          </w:tcPr>
+          <w:p>
+            <w:pPr>
+              <w:jc w:val="center"/>
+            </w:pPr>
+            <w:r>
+              <w:rPr>
+                <w:rFonts w:ascii="Lato" w:hAnsi="Lato" w:eastAsia="Lato"/>
+                <w:b w:val="0"/>
+                <w:i w:val="0"/>
+                <w:color w:val="253746"/>
+                <w:sz w:val="16"/>
+              </w:rPr>
+              <w:t>8/с</w:t>
+            </w:r>
+          </w:p>
+        </w:tc>
+      </w:tr>
+      <w:tr>
+        <w:tc>
+          <w:tcPr>
+            <w:tcW w:type="dxa" w:w="4195"/>
+            <w:shd w:fill="EEF4F7"/>
+            <w:tcMar>
+              <w:top w:w="85" w:type="dxa"/>
+              <w:start w:w="90" w:type="dxa"/>
+              <w:bottom w:w="85" w:type="dxa"/>
+              <w:end w:w="90" w:type="dxa"/>
+            </w:tcMar>
+            <w:tcBorders>
+              <w:top w:val="single" w:sz="4" w:color="D7E3E9"/>
+              <w:bottom w:val="single" w:sz="4" w:color="D7E3E9"/>
+              <w:left w:val="single" w:sz="4" w:color="D7E3E9"/>
+              <w:right w:val="single" w:sz="4" w:color="D7E3E9"/>
+            </w:tcBorders>
+            <w:vAlign w:val="center"/>
+          </w:tcPr>
+          <w:p>
+            <w:r>
+              <w:rPr>
+                <w:rFonts w:ascii="Lato" w:hAnsi="Lato" w:eastAsia="Lato"/>
+                <w:b w:val="0"/>
+                <w:i w:val="0"/>
+                <w:color w:val="253746"/>
+                <w:sz w:val="16"/>
+              </w:rPr>
+              <w:t>Жила II уровня</w:t>
+            </w:r>
+          </w:p>
+        </w:tc>
+        <w:tc>
+          <w:tcPr>
+            <w:tcW w:type="dxa" w:w="2608"/>
+            <w:shd w:fill="EEF4F7"/>
+            <w:tcMar>
+              <w:top w:w="85" w:type="dxa"/>
+              <w:start w:w="90" w:type="dxa"/>
+              <w:bottom w:w="85" w:type="dxa"/>
+              <w:end w:w="90" w:type="dxa"/>
+            </w:tcMar>
+            <w:tcBorders>
+              <w:top w:val="single" w:sz="4" w:color="D7E3E9"/>
+              <w:bottom w:val="single" w:sz="4" w:color="D7E3E9"/>
+              <w:left w:val="single" w:sz="4" w:color="D7E3E9"/>
+              <w:right w:val="single" w:sz="4" w:color="D7E3E9"/>
+            </w:tcBorders>
+            <w:vAlign w:val="center"/>
+          </w:tcPr>
+          <w:p>
+            <w:pPr>
+              <w:jc w:val="center"/>
+            </w:pPr>
+            <w:r>
+              <w:rPr>
+                <w:rFonts w:ascii="Lato" w:hAnsi="Lato" w:eastAsia="Lato"/>
+                <w:b w:val="0"/>
+                <w:i w:val="0"/>
+                <w:color w:val="253746"/>
+                <w:sz w:val="16"/>
+              </w:rPr>
+              <w:t>17 280</w:t>
+            </w:r>
+          </w:p>
+        </w:tc>
+        <w:tc>
+          <w:tcPr>
+            <w:tcW w:type="dxa" w:w="3118"/>
+            <w:shd w:fill="EEF4F7"/>
+            <w:tcMar>
+              <w:top w:w="85" w:type="dxa"/>
+              <w:start w:w="90" w:type="dxa"/>
+              <w:bottom w:w="85" w:type="dxa"/>
+              <w:end w:w="90" w:type="dxa"/>
+            </w:tcMar>
+            <w:tcBorders>
+              <w:top w:val="single" w:sz="4" w:color="D7E3E9"/>
+              <w:bottom w:val="single" w:sz="4" w:color="D7E3E9"/>
+              <w:left w:val="single" w:sz="4" w:color="D7E3E9"/>
+              <w:right w:val="single" w:sz="4" w:color="D7E3E9"/>
+            </w:tcBorders>
+            <w:vAlign w:val="center"/>
+          </w:tcPr>
+          <w:p>
+            <w:pPr>
+              <w:jc w:val="center"/>
+            </w:pPr>
+            <w:r>
+              <w:rPr>
+                <w:rFonts w:ascii="Lato" w:hAnsi="Lato" w:eastAsia="Lato"/>
+                <w:b w:val="0"/>
+                <w:i w:val="0"/>
+                <w:color w:val="253746"/>
+                <w:sz w:val="16"/>
+              </w:rPr>
+              <w:t>16/с</w:t>
+            </w:r>
+          </w:p>
+        </w:tc>
+      </w:tr>
+      <w:tr>
+        <w:tc>
+          <w:tcPr>
+            <w:tcW w:type="dxa" w:w="4195"/>
+            <w:shd w:fill="F8FBFC"/>
+            <w:tcMar>
+              <w:top w:w="85" w:type="dxa"/>
+              <w:start w:w="90" w:type="dxa"/>
+              <w:bottom w:w="85" w:type="dxa"/>
+              <w:end w:w="90" w:type="dxa"/>
+            </w:tcMar>
+            <w:tcBorders>
+              <w:top w:val="single" w:sz="4" w:color="D7E3E9"/>
+              <w:bottom w:val="single" w:sz="4" w:color="D7E3E9"/>
+              <w:left w:val="single" w:sz="4" w:color="D7E3E9"/>
+              <w:right w:val="single" w:sz="4" w:color="D7E3E9"/>
+            </w:tcBorders>
+            <w:vAlign w:val="center"/>
+          </w:tcPr>
+          <w:p>
+            <w:r>
+              <w:rPr>
+                <w:rFonts w:ascii="Lato" w:hAnsi="Lato" w:eastAsia="Lato"/>
+                <w:b w:val="0"/>
+                <w:i w:val="0"/>
+                <w:color w:val="253746"/>
+                <w:sz w:val="16"/>
+              </w:rPr>
+              <w:t>Жила III уровня</w:t>
+            </w:r>
+          </w:p>
+        </w:tc>
+        <w:tc>
+          <w:tcPr>
+            <w:tcW w:type="dxa" w:w="2608"/>
+            <w:shd w:fill="F8FBFC"/>
+            <w:tcMar>
+              <w:top w:w="85" w:type="dxa"/>
+              <w:start w:w="90" w:type="dxa"/>
+              <w:bottom w:w="85" w:type="dxa"/>
+              <w:end w:w="90" w:type="dxa"/>
+            </w:tcMar>
+            <w:tcBorders>
+              <w:top w:val="single" w:sz="4" w:color="D7E3E9"/>
+              <w:bottom w:val="single" w:sz="4" w:color="D7E3E9"/>
+              <w:left w:val="single" w:sz="4" w:color="D7E3E9"/>
+              <w:right w:val="single" w:sz="4" w:color="D7E3E9"/>
+            </w:tcBorders>
+            <w:vAlign w:val="center"/>
+          </w:tcPr>
+          <w:p>
+            <w:pPr>
+              <w:jc w:val="center"/>
+            </w:pPr>
+            <w:r>
+              <w:rPr>
+                <w:rFonts w:ascii="Lato" w:hAnsi="Lato" w:eastAsia="Lato"/>
+                <w:b w:val="0"/>
+                <w:i w:val="0"/>
+                <w:color w:val="253746"/>
+                <w:sz w:val="16"/>
+              </w:rPr>
+              <w:t>34 560</w:t>
+            </w:r>
+          </w:p>
+        </w:tc>
+        <w:tc>
+          <w:tcPr>
+            <w:tcW w:type="dxa" w:w="3118"/>
+            <w:shd w:fill="F8FBFC"/>
+            <w:tcMar>
+              <w:top w:w="85" w:type="dxa"/>
+              <w:start w:w="90" w:type="dxa"/>
+              <w:bottom w:w="85" w:type="dxa"/>
+              <w:end w:w="90" w:type="dxa"/>
+            </w:tcMar>
+            <w:tcBorders>
+              <w:top w:val="single" w:sz="4" w:color="D7E3E9"/>
+              <w:bottom w:val="single" w:sz="4" w:color="D7E3E9"/>
+              <w:left w:val="single" w:sz="4" w:color="D7E3E9"/>
+              <w:right w:val="single" w:sz="4" w:color="D7E3E9"/>
+            </w:tcBorders>
+            <w:vAlign w:val="center"/>
+          </w:tcPr>
+          <w:p>
+            <w:pPr>
+              <w:jc w:val="center"/>
+            </w:pPr>
+            <w:r>
+              <w:rPr>
+                <w:rFonts w:ascii="Lato" w:hAnsi="Lato" w:eastAsia="Lato"/>
+                <w:b w:val="0"/>
+                <w:i w:val="0"/>
+                <w:color w:val="253746"/>
+                <w:sz w:val="16"/>
+              </w:rPr>
+              <w:t>32/с</w:t>
+            </w:r>
+          </w:p>
+        </w:tc>
+      </w:tr>
+      <w:tr>
+        <w:tc>
+          <w:tcPr>
+            <w:tcW w:type="dxa" w:w="4195"/>
+            <w:shd w:fill="EEF4F7"/>
+            <w:tcMar>
+              <w:top w:w="85" w:type="dxa"/>
+              <w:start w:w="90" w:type="dxa"/>
+              <w:bottom w:w="85" w:type="dxa"/>
+              <w:end w:w="90" w:type="dxa"/>
+            </w:tcMar>
+            <w:tcBorders>
+              <w:top w:val="single" w:sz="4" w:color="D7E3E9"/>
+              <w:bottom w:val="single" w:sz="4" w:color="D7E3E9"/>
+              <w:left w:val="single" w:sz="4" w:color="D7E3E9"/>
+              <w:right w:val="single" w:sz="4" w:color="D7E3E9"/>
+            </w:tcBorders>
+            <w:vAlign w:val="center"/>
+          </w:tcPr>
+          <w:p>
+            <w:r>
+              <w:rPr>
+                <w:rFonts w:ascii="Lato" w:hAnsi="Lato" w:eastAsia="Lato"/>
+                <w:b w:val="0"/>
+                <w:i w:val="0"/>
+                <w:color w:val="253746"/>
+                <w:sz w:val="16"/>
+              </w:rPr>
+              <w:t>Прорыв жил («вулкан»)</w:t>
+            </w:r>
+          </w:p>
+        </w:tc>
+        <w:tc>
+          <w:tcPr>
+            <w:tcW w:type="dxa" w:w="2608"/>
+            <w:shd w:fill="EEF4F7"/>
+            <w:tcMar>
+              <w:top w:w="85" w:type="dxa"/>
+              <w:start w:w="90" w:type="dxa"/>
+              <w:bottom w:w="85" w:type="dxa"/>
+              <w:end w:w="90" w:type="dxa"/>
+            </w:tcMar>
+            <w:tcBorders>
+              <w:top w:val="single" w:sz="4" w:color="D7E3E9"/>
+              <w:bottom w:val="single" w:sz="4" w:color="D7E3E9"/>
+              <w:left w:val="single" w:sz="4" w:color="D7E3E9"/>
+              <w:right w:val="single" w:sz="4" w:color="D7E3E9"/>
+            </w:tcBorders>
+            <w:vAlign w:val="center"/>
+          </w:tcPr>
+          <w:p>
+            <w:pPr>
+              <w:jc w:val="center"/>
+            </w:pPr>
+            <w:r>
+              <w:rPr>
+                <w:rFonts w:ascii="Lato" w:hAnsi="Lato" w:eastAsia="Lato"/>
+                <w:b w:val="0"/>
+                <w:i w:val="0"/>
+                <w:color w:val="253746"/>
+                <w:sz w:val="16"/>
+              </w:rPr>
+              <w:t>4 000</w:t>
+            </w:r>
+          </w:p>
+        </w:tc>
+        <w:tc>
+          <w:tcPr>
+            <w:tcW w:type="dxa" w:w="3118"/>
+            <w:shd w:fill="EEF4F7"/>
+            <w:tcMar>
+              <w:top w:w="85" w:type="dxa"/>
+              <w:start w:w="90" w:type="dxa"/>
+              <w:bottom w:w="85" w:type="dxa"/>
+              <w:end w:w="90" w:type="dxa"/>
+            </w:tcMar>
+            <w:tcBorders>
+              <w:top w:val="single" w:sz="4" w:color="D7E3E9"/>
+              <w:bottom w:val="single" w:sz="4" w:color="D7E3E9"/>
+              <w:left w:val="single" w:sz="4" w:color="D7E3E9"/>
+              <w:right w:val="single" w:sz="4" w:color="D7E3E9"/>
+            </w:tcBorders>
+            <w:vAlign w:val="center"/>
+          </w:tcPr>
+          <w:p>
+            <w:pPr>
+              <w:jc w:val="center"/>
+            </w:pPr>
+            <w:r>
+              <w:rPr>
+                <w:rFonts w:ascii="Lato" w:hAnsi="Lato" w:eastAsia="Lato"/>
+                <w:b w:val="0"/>
+                <w:i w:val="0"/>
+                <w:color w:val="253746"/>
+                <w:sz w:val="16"/>
+              </w:rPr>
+              <w:t>200/с</w:t>
             </w:r>
           </w:p>
         </w:tc>
@@ -152,116 +697,134 @@
     </w:p>
     <w:p>
       <w:pPr>
-        <w:pStyle w:val="MiniPost"/>
-        <w:pBdr>
-          <w:top w:val="single" w:sz="10" w:space="6" w:color="247BA0"/>
-        </w:pBdr>
+        <w:spacing w:after="56"/>
+        <w:ind w:left="227" w:hanging="170"/>
       </w:pPr>
       <w:r>
         <w:rPr>
-          <w:rFonts w:ascii="Lato" w:hAnsi="Lato" w:eastAsia="Lato" w:cs="Lato"/>
+          <w:rFonts w:ascii="Lato" w:hAnsi="Lato" w:eastAsia="Lato"/>
           <w:b/>
           <w:i w:val="0"/>
-          <w:color w:val="247BA0"/>
-          <w:sz w:val="24"/>
+          <w:color w:val="1676A6"/>
         </w:rPr>
-        <w:t xml:space="preserve">1. </w:t>
+        <w:t xml:space="preserve">• </w:t>
       </w:r>
       <w:r>
         <w:rPr>
-          <w:rFonts w:ascii="Lato" w:hAnsi="Lato" w:eastAsia="Lato" w:cs="Lato"/>
+          <w:rFonts w:ascii="Lato" w:hAnsi="Lato" w:eastAsia="Lato"/>
+          <w:b w:val="0"/>
+          <w:i w:val="0"/>
+          <w:color w:val="253746"/>
+        </w:rPr>
+        <w:t>Прорывы жил появляются двумя сериями; удобнее смотреть на предупреждающий баннер. Типовые отметки на обратном таймере — около 20/19/18 и 10/9/8 минут.</w:t>
+      </w:r>
+    </w:p>
+    <w:p>
+      <w:pPr>
+        <w:spacing w:after="56"/>
+        <w:ind w:left="227" w:hanging="170"/>
+      </w:pPr>
+      <w:r>
+        <w:rPr>
+          <w:rFonts w:ascii="Lato" w:hAnsi="Lato" w:eastAsia="Lato"/>
           <w:b/>
           <w:i w:val="0"/>
-          <w:sz w:val="24"/>
+          <w:color w:val="1676A6"/>
         </w:rPr>
-        <w:t>Старт: сначала опыт, потом добыча</w:t>
+        <w:t xml:space="preserve">• </w:t>
+      </w:r>
+      <w:r>
+        <w:rPr>
+          <w:rFonts w:ascii="Lato" w:hAnsi="Lato" w:eastAsia="Lato"/>
+          <w:b w:val="0"/>
+          <w:i w:val="0"/>
+          <w:color w:val="253746"/>
+        </w:rPr>
+        <w:t>После первой победы над охраной жилы рядом появляются россыпи орихалка. Их сбор не занимает обычную очередь марша — подбирайте свои и чужие свободные россыпи.</w:t>
+      </w:r>
+    </w:p>
+    <w:p>
+      <w:pPr>
+        <w:spacing w:after="56"/>
+        <w:ind w:left="227" w:hanging="170"/>
+      </w:pPr>
+      <w:r>
+        <w:rPr>
+          <w:rFonts w:ascii="Lato" w:hAnsi="Lato" w:eastAsia="Lato"/>
+          <w:b/>
+          <w:i w:val="0"/>
+          <w:color w:val="1676A6"/>
+        </w:rPr>
+        <w:t xml:space="preserve">• </w:t>
+      </w:r>
+      <w:r>
+        <w:rPr>
+          <w:rFonts w:ascii="Lato" w:hAnsi="Lato" w:eastAsia="Lato"/>
+          <w:b w:val="0"/>
+          <w:i w:val="0"/>
+          <w:color w:val="253746"/>
+        </w:rPr>
+        <w:t>Бесплатный продвинутый телепорт в Руднике имеет собственный откат. Во время отката можно тратить обычные продвинутые телепорты, если вы сознательно оцениваете выгоду.</w:t>
+      </w:r>
+    </w:p>
+    <w:p>
+      <w:pPr>
+        <w:spacing w:after="56"/>
+        <w:ind w:left="227" w:hanging="170"/>
+      </w:pPr>
+      <w:r>
+        <w:rPr>
+          <w:rFonts w:ascii="Lato" w:hAnsi="Lato" w:eastAsia="Lato"/>
+          <w:b/>
+          <w:i w:val="0"/>
+          <w:color w:val="1676A6"/>
+        </w:rPr>
+        <w:t xml:space="preserve">• </w:t>
+      </w:r>
+      <w:r>
+        <w:rPr>
+          <w:rFonts w:ascii="Lato" w:hAnsi="Lato" w:eastAsia="Lato"/>
+          <w:b w:val="0"/>
+          <w:i w:val="0"/>
+          <w:color w:val="253746"/>
+        </w:rPr>
+        <w:t>Обычный городской бонус скорости сбора в Руднике не работает. Боевые статы, VIP, исследования, предметы и облики продолжают действовать.</w:t>
+      </w:r>
+    </w:p>
+    <w:p>
+      <w:pPr>
+        <w:spacing w:before="140" w:after="20"/>
+        <w:pBdr>
+          <w:top w:val="single" w:sz="14" w:space="1" w:color="1676A6"/>
+        </w:pBdr>
+      </w:pPr>
+    </w:p>
+    <w:p>
+      <w:pPr>
+        <w:pStyle w:val="Heading1"/>
+        <w:keepNext/>
+      </w:pPr>
+      <w:r>
+        <w:rPr>
+          <w:rFonts w:ascii="Inter Display" w:hAnsi="Inter Display" w:eastAsia="Inter Display"/>
+          <w:b/>
+          <w:i w:val="0"/>
+          <w:color w:val="344054"/>
+          <w:sz w:val="28"/>
+        </w:rPr>
+        <w:t>2. Все пять уровней навыков</w:t>
       </w:r>
     </w:p>
     <w:p>
       <w:r>
         <w:rPr>
-          <w:rFonts w:ascii="Lato" w:hAnsi="Lato" w:eastAsia="Lato" w:cs="Lato"/>
+          <w:rFonts w:ascii="Lato" w:hAnsi="Lato" w:eastAsia="Lato"/>
           <w:b w:val="0"/>
           <w:i w:val="0"/>
+          <w:color w:val="253746"/>
+          <w:sz w:val="18"/>
         </w:rPr>
-        <w:t>С первых секунд отправляйте свободные марши на патрули рудника. Они дают опыт для ветки навыков — именно ранняя прокачка определяет темп всей 30-минутной сессии.</w:t>
-      </w:r>
-    </w:p>
-    <w:p>
-      <w:pPr>
-        <w:spacing w:after="60"/>
-        <w:ind w:left="283" w:hanging="198"/>
-      </w:pPr>
-      <w:r>
-        <w:rPr>
-          <w:rFonts w:ascii="Lato" w:hAnsi="Lato" w:eastAsia="Lato" w:cs="Lato"/>
-          <w:b/>
-          <w:i w:val="0"/>
-          <w:color w:val="667788"/>
-        </w:rPr>
-        <w:t xml:space="preserve">• </w:t>
-      </w:r>
-      <w:r>
-        <w:rPr>
-          <w:rFonts w:ascii="Lato" w:hAnsi="Lato" w:eastAsia="Lato" w:cs="Lato"/>
-          <w:b/>
-          <w:i w:val="0"/>
-        </w:rPr>
-        <w:t>Схема навыков:</w:t>
-      </w:r>
-      <w:r>
-        <w:rPr>
-          <w:rFonts w:ascii="Lato" w:hAnsi="Lato" w:eastAsia="Lato" w:cs="Lato"/>
-          <w:b w:val="0"/>
-          <w:i w:val="0"/>
-        </w:rPr>
-        <w:t xml:space="preserve"> ПРАВО → ПРАВО → ЛЕВО → ЛЕВО → ПРАВО.</w:t>
-      </w:r>
-    </w:p>
-    <w:p>
-      <w:pPr>
-        <w:spacing w:after="60"/>
-        <w:ind w:left="283" w:hanging="198"/>
-      </w:pPr>
-      <w:r>
-        <w:rPr>
-          <w:rFonts w:ascii="Lato" w:hAnsi="Lato" w:eastAsia="Lato" w:cs="Lato"/>
-          <w:b/>
-          <w:i w:val="0"/>
-          <w:color w:val="667788"/>
-        </w:rPr>
-        <w:t xml:space="preserve">• </w:t>
-      </w:r>
-      <w:r>
-        <w:rPr>
-          <w:rFonts w:ascii="Lato" w:hAnsi="Lato" w:eastAsia="Lato" w:cs="Lato"/>
-          <w:b w:val="0"/>
-          <w:i w:val="0"/>
-        </w:rPr>
-        <w:t>Войска в руднике не погибают, поэтому не бойтесь активно использовать все марши.</w:t>
-      </w:r>
-    </w:p>
-    <w:p>
-      <w:pPr>
-        <w:spacing w:after="60"/>
-        <w:ind w:left="283" w:hanging="198"/>
-      </w:pPr>
-      <w:r>
-        <w:rPr>
-          <w:rFonts w:ascii="Lato" w:hAnsi="Lato" w:eastAsia="Lato" w:cs="Lato"/>
-          <w:b/>
-          <w:i w:val="0"/>
-          <w:color w:val="667788"/>
-        </w:rPr>
-        <w:t xml:space="preserve">• </w:t>
-      </w:r>
-      <w:r>
-        <w:rPr>
-          <w:rFonts w:ascii="Lato" w:hAnsi="Lato" w:eastAsia="Lato" w:cs="Lato"/>
-          <w:b w:val="0"/>
-          <w:i w:val="0"/>
-        </w:rPr>
-        <w:t>Но поражение в бою с игроком или на жиле отправляет использованных героев на восстановление примерно на 5 минут. Это реальная потеря темпа.</w:t>
+        <w:t>На полную ветку требуется суммарно 5 400 Frostfire XP. Ошибочно выбранный навык сбросить нельзя.</w:t>
       </w:r>
     </w:p>
     <w:tbl>
@@ -272,21 +835,615 @@
         <w:tblLook w:firstColumn="1" w:firstRow="1" w:lastColumn="0" w:lastRow="0" w:noHBand="0" w:noVBand="1" w:val="04A0"/>
       </w:tblPr>
       <w:tblGrid>
-        <w:gridCol w:w="198"/>
-        <w:gridCol w:w="9354"/>
+        <w:gridCol w:w="1474"/>
+        <w:gridCol w:w="4280"/>
+        <w:gridCol w:w="4280"/>
       </w:tblGrid>
       <w:tr>
-        <w:trPr>
-          <w:cantSplit/>
-        </w:trPr>
         <w:tc>
           <w:tcPr>
-            <w:tcW w:type="dxa" w:w="5156"/>
-            <w:shd w:fill="B54708"/>
+            <w:tcW w:type="dxa" w:w="3402"/>
+            <w:shd w:fill="344054"/>
             <w:tcMar>
-              <w:top w:w="80" w:type="dxa"/>
+              <w:top w:w="90" w:type="dxa"/>
+              <w:start w:w="90" w:type="dxa"/>
+              <w:bottom w:w="90" w:type="dxa"/>
+              <w:end w:w="90" w:type="dxa"/>
+            </w:tcMar>
+            <w:vAlign w:val="center"/>
+            <w:tcBorders>
+              <w:top w:val="single" w:sz="4" w:color="D7E3E9"/>
+              <w:bottom w:val="single" w:sz="4" w:color="D7E3E9"/>
+              <w:left w:val="single" w:sz="4" w:color="D7E3E9"/>
+              <w:right w:val="single" w:sz="4" w:color="D7E3E9"/>
+            </w:tcBorders>
+          </w:tcPr>
+          <w:p>
+            <w:pPr>
+              <w:jc w:val="center"/>
+            </w:pPr>
+            <w:r>
+              <w:rPr>
+                <w:rFonts w:ascii="Inter Display" w:hAnsi="Inter Display" w:eastAsia="Inter Display"/>
+                <w:b/>
+                <w:i w:val="0"/>
+                <w:color w:val="FFFFFF"/>
+                <w:sz w:val="15"/>
+              </w:rPr>
+              <w:t>Ур. / XP</w:t>
+            </w:r>
+          </w:p>
+        </w:tc>
+        <w:tc>
+          <w:tcPr>
+            <w:tcW w:type="dxa" w:w="3402"/>
+            <w:shd w:fill="344054"/>
+            <w:tcMar>
+              <w:top w:w="90" w:type="dxa"/>
+              <w:start w:w="90" w:type="dxa"/>
+              <w:bottom w:w="90" w:type="dxa"/>
+              <w:end w:w="90" w:type="dxa"/>
+            </w:tcMar>
+            <w:vAlign w:val="center"/>
+            <w:tcBorders>
+              <w:top w:val="single" w:sz="4" w:color="D7E3E9"/>
+              <w:bottom w:val="single" w:sz="4" w:color="D7E3E9"/>
+              <w:left w:val="single" w:sz="4" w:color="D7E3E9"/>
+              <w:right w:val="single" w:sz="4" w:color="D7E3E9"/>
+            </w:tcBorders>
+          </w:tcPr>
+          <w:p>
+            <w:pPr>
+              <w:jc w:val="center"/>
+            </w:pPr>
+            <w:r>
+              <w:rPr>
+                <w:rFonts w:ascii="Inter Display" w:hAnsi="Inter Display" w:eastAsia="Inter Display"/>
+                <w:b/>
+                <w:i w:val="0"/>
+                <w:color w:val="FFFFFF"/>
+                <w:sz w:val="15"/>
+              </w:rPr>
+              <w:t>Левая ветка</w:t>
+            </w:r>
+          </w:p>
+        </w:tc>
+        <w:tc>
+          <w:tcPr>
+            <w:tcW w:type="dxa" w:w="3402"/>
+            <w:shd w:fill="344054"/>
+            <w:tcMar>
+              <w:top w:w="90" w:type="dxa"/>
+              <w:start w:w="90" w:type="dxa"/>
+              <w:bottom w:w="90" w:type="dxa"/>
+              <w:end w:w="90" w:type="dxa"/>
+            </w:tcMar>
+            <w:vAlign w:val="center"/>
+            <w:tcBorders>
+              <w:top w:val="single" w:sz="4" w:color="D7E3E9"/>
+              <w:bottom w:val="single" w:sz="4" w:color="D7E3E9"/>
+              <w:left w:val="single" w:sz="4" w:color="D7E3E9"/>
+              <w:right w:val="single" w:sz="4" w:color="D7E3E9"/>
+            </w:tcBorders>
+          </w:tcPr>
+          <w:p>
+            <w:pPr>
+              <w:jc w:val="center"/>
+            </w:pPr>
+            <w:r>
+              <w:rPr>
+                <w:rFonts w:ascii="Inter Display" w:hAnsi="Inter Display" w:eastAsia="Inter Display"/>
+                <w:b/>
+                <w:i w:val="0"/>
+                <w:color w:val="FFFFFF"/>
+                <w:sz w:val="15"/>
+              </w:rPr>
+              <w:t>Правая ветка</w:t>
+            </w:r>
+          </w:p>
+        </w:tc>
+      </w:tr>
+      <w:tr>
+        <w:tc>
+          <w:tcPr>
+            <w:tcW w:type="dxa" w:w="1474"/>
+            <w:shd w:fill="F8FBFC"/>
+            <w:tcMar>
+              <w:top w:w="85" w:type="dxa"/>
+              <w:start w:w="90" w:type="dxa"/>
+              <w:bottom w:w="85" w:type="dxa"/>
+              <w:end w:w="90" w:type="dxa"/>
+            </w:tcMar>
+            <w:tcBorders>
+              <w:top w:val="single" w:sz="4" w:color="D7E3E9"/>
+              <w:bottom w:val="single" w:sz="4" w:color="D7E3E9"/>
+              <w:left w:val="single" w:sz="4" w:color="D7E3E9"/>
+              <w:right w:val="single" w:sz="4" w:color="D7E3E9"/>
+            </w:tcBorders>
+            <w:vAlign w:val="center"/>
+          </w:tcPr>
+          <w:p>
+            <w:r>
+              <w:rPr>
+                <w:rFonts w:ascii="Lato" w:hAnsi="Lato" w:eastAsia="Lato"/>
+                <w:b w:val="0"/>
+                <w:i w:val="0"/>
+                <w:color w:val="253746"/>
+                <w:sz w:val="15"/>
+              </w:rPr>
+              <w:t>1 / 200</w:t>
+            </w:r>
+          </w:p>
+        </w:tc>
+        <w:tc>
+          <w:tcPr>
+            <w:tcW w:type="dxa" w:w="4280"/>
+            <w:shd w:fill="F8FBFC"/>
+            <w:tcMar>
+              <w:top w:w="85" w:type="dxa"/>
+              <w:start w:w="90" w:type="dxa"/>
+              <w:bottom w:w="85" w:type="dxa"/>
+              <w:end w:w="90" w:type="dxa"/>
+            </w:tcMar>
+            <w:tcBorders>
+              <w:top w:val="single" w:sz="4" w:color="D7E3E9"/>
+              <w:bottom w:val="single" w:sz="4" w:color="D7E3E9"/>
+              <w:left w:val="single" w:sz="4" w:color="D7E3E9"/>
+              <w:right w:val="single" w:sz="4" w:color="D7E3E9"/>
+            </w:tcBorders>
+            <w:vAlign w:val="center"/>
+          </w:tcPr>
+          <w:p>
+            <w:r>
+              <w:rPr>
+                <w:rFonts w:ascii="Lato" w:hAnsi="Lato" w:eastAsia="Lato"/>
+                <w:b w:val="0"/>
+                <w:i w:val="0"/>
+                <w:color w:val="253746"/>
+                <w:sz w:val="15"/>
+              </w:rPr>
+              <w:t>+1 080 орихалка каждую минуту.</w:t>
+            </w:r>
+          </w:p>
+        </w:tc>
+        <w:tc>
+          <w:tcPr>
+            <w:tcW w:type="dxa" w:w="4280"/>
+            <w:shd w:fill="F8FBFC"/>
+            <w:tcMar>
+              <w:top w:w="85" w:type="dxa"/>
+              <w:start w:w="90" w:type="dxa"/>
+              <w:bottom w:w="85" w:type="dxa"/>
+              <w:end w:w="90" w:type="dxa"/>
+            </w:tcMar>
+            <w:tcBorders>
+              <w:top w:val="single" w:sz="4" w:color="D7E3E9"/>
+              <w:bottom w:val="single" w:sz="4" w:color="D7E3E9"/>
+              <w:left w:val="single" w:sz="4" w:color="D7E3E9"/>
+              <w:right w:val="single" w:sz="4" w:color="D7E3E9"/>
+            </w:tcBorders>
+            <w:vAlign w:val="center"/>
+          </w:tcPr>
+          <w:p>
+            <w:r>
+              <w:rPr>
+                <w:rFonts w:ascii="Lato" w:hAnsi="Lato" w:eastAsia="Lato"/>
+                <w:b w:val="0"/>
+                <w:i w:val="0"/>
+                <w:color w:val="253746"/>
+                <w:sz w:val="15"/>
+              </w:rPr>
+              <w:t>+1 500 орихалка за каждого побеждённого патрульного.</w:t>
+            </w:r>
+          </w:p>
+        </w:tc>
+      </w:tr>
+      <w:tr>
+        <w:tc>
+          <w:tcPr>
+            <w:tcW w:type="dxa" w:w="1474"/>
+            <w:shd w:fill="EEF4F7"/>
+            <w:tcMar>
+              <w:top w:w="85" w:type="dxa"/>
+              <w:start w:w="90" w:type="dxa"/>
+              <w:bottom w:w="85" w:type="dxa"/>
+              <w:end w:w="90" w:type="dxa"/>
+            </w:tcMar>
+            <w:tcBorders>
+              <w:top w:val="single" w:sz="4" w:color="D7E3E9"/>
+              <w:bottom w:val="single" w:sz="4" w:color="D7E3E9"/>
+              <w:left w:val="single" w:sz="4" w:color="D7E3E9"/>
+              <w:right w:val="single" w:sz="4" w:color="D7E3E9"/>
+            </w:tcBorders>
+            <w:vAlign w:val="center"/>
+          </w:tcPr>
+          <w:p>
+            <w:r>
+              <w:rPr>
+                <w:rFonts w:ascii="Lato" w:hAnsi="Lato" w:eastAsia="Lato"/>
+                <w:b w:val="0"/>
+                <w:i w:val="0"/>
+                <w:color w:val="253746"/>
+                <w:sz w:val="15"/>
+              </w:rPr>
+              <w:t>2 / 500</w:t>
+            </w:r>
+          </w:p>
+        </w:tc>
+        <w:tc>
+          <w:tcPr>
+            <w:tcW w:type="dxa" w:w="4280"/>
+            <w:shd w:fill="EEF4F7"/>
+            <w:tcMar>
+              <w:top w:w="85" w:type="dxa"/>
+              <w:start w:w="90" w:type="dxa"/>
+              <w:bottom w:w="85" w:type="dxa"/>
+              <w:end w:w="90" w:type="dxa"/>
+            </w:tcMar>
+            <w:tcBorders>
+              <w:top w:val="single" w:sz="4" w:color="D7E3E9"/>
+              <w:bottom w:val="single" w:sz="4" w:color="D7E3E9"/>
+              <w:left w:val="single" w:sz="4" w:color="D7E3E9"/>
+              <w:right w:val="single" w:sz="4" w:color="D7E3E9"/>
+            </w:tcBorders>
+            <w:vAlign w:val="center"/>
+          </w:tcPr>
+          <w:p>
+            <w:r>
+              <w:rPr>
+                <w:rFonts w:ascii="Lato" w:hAnsi="Lato" w:eastAsia="Lato"/>
+                <w:b w:val="0"/>
+                <w:i w:val="0"/>
+                <w:color w:val="253746"/>
+                <w:sz w:val="15"/>
+              </w:rPr>
+              <w:t>+12 000 войск во вместимость одного марша.</w:t>
+            </w:r>
+          </w:p>
+        </w:tc>
+        <w:tc>
+          <w:tcPr>
+            <w:tcW w:type="dxa" w:w="4280"/>
+            <w:shd w:fill="EEF4F7"/>
+            <w:tcMar>
+              <w:top w:w="85" w:type="dxa"/>
+              <w:start w:w="90" w:type="dxa"/>
+              <w:bottom w:w="85" w:type="dxa"/>
+              <w:end w:w="90" w:type="dxa"/>
+            </w:tcMar>
+            <w:tcBorders>
+              <w:top w:val="single" w:sz="4" w:color="D7E3E9"/>
+              <w:bottom w:val="single" w:sz="4" w:color="D7E3E9"/>
+              <w:left w:val="single" w:sz="4" w:color="D7E3E9"/>
+              <w:right w:val="single" w:sz="4" w:color="D7E3E9"/>
+            </w:tcBorders>
+            <w:vAlign w:val="center"/>
+          </w:tcPr>
+          <w:p>
+            <w:r>
+              <w:rPr>
+                <w:rFonts w:ascii="Lato" w:hAnsi="Lato" w:eastAsia="Lato"/>
+                <w:b w:val="0"/>
+                <w:i w:val="0"/>
+                <w:color w:val="253746"/>
+                <w:sz w:val="15"/>
+              </w:rPr>
+              <w:t>+25% скорости марша внутри Рудника.</w:t>
+            </w:r>
+          </w:p>
+        </w:tc>
+      </w:tr>
+      <w:tr>
+        <w:tc>
+          <w:tcPr>
+            <w:tcW w:type="dxa" w:w="1474"/>
+            <w:shd w:fill="F8FBFC"/>
+            <w:tcMar>
+              <w:top w:w="85" w:type="dxa"/>
+              <w:start w:w="90" w:type="dxa"/>
+              <w:bottom w:w="85" w:type="dxa"/>
+              <w:end w:w="90" w:type="dxa"/>
+            </w:tcMar>
+            <w:tcBorders>
+              <w:top w:val="single" w:sz="4" w:color="D7E3E9"/>
+              <w:bottom w:val="single" w:sz="4" w:color="D7E3E9"/>
+              <w:left w:val="single" w:sz="4" w:color="D7E3E9"/>
+              <w:right w:val="single" w:sz="4" w:color="D7E3E9"/>
+            </w:tcBorders>
+            <w:vAlign w:val="center"/>
+          </w:tcPr>
+          <w:p>
+            <w:r>
+              <w:rPr>
+                <w:rFonts w:ascii="Lato" w:hAnsi="Lato" w:eastAsia="Lato"/>
+                <w:b w:val="0"/>
+                <w:i w:val="0"/>
+                <w:color w:val="253746"/>
+                <w:sz w:val="15"/>
+              </w:rPr>
+              <w:t>3 / 900</w:t>
+            </w:r>
+          </w:p>
+        </w:tc>
+        <w:tc>
+          <w:tcPr>
+            <w:tcW w:type="dxa" w:w="4280"/>
+            <w:shd w:fill="F8FBFC"/>
+            <w:tcMar>
+              <w:top w:w="85" w:type="dxa"/>
+              <w:start w:w="90" w:type="dxa"/>
+              <w:bottom w:w="85" w:type="dxa"/>
+              <w:end w:w="90" w:type="dxa"/>
+            </w:tcMar>
+            <w:tcBorders>
+              <w:top w:val="single" w:sz="4" w:color="D7E3E9"/>
+              <w:bottom w:val="single" w:sz="4" w:color="D7E3E9"/>
+              <w:left w:val="single" w:sz="4" w:color="D7E3E9"/>
+              <w:right w:val="single" w:sz="4" w:color="D7E3E9"/>
+            </w:tcBorders>
+            <w:vAlign w:val="center"/>
+          </w:tcPr>
+          <w:p>
+            <w:r>
+              <w:rPr>
+                <w:rFonts w:ascii="Lato" w:hAnsi="Lato" w:eastAsia="Lato"/>
+                <w:b w:val="0"/>
+                <w:i w:val="0"/>
+                <w:color w:val="253746"/>
+                <w:sz w:val="15"/>
+              </w:rPr>
+              <w:t>+5 000 за успешное занятие обычной жилы; не чаще раза в 60 сек.</w:t>
+            </w:r>
+          </w:p>
+        </w:tc>
+        <w:tc>
+          <w:tcPr>
+            <w:tcW w:type="dxa" w:w="4280"/>
+            <w:shd w:fill="F8FBFC"/>
+            <w:tcMar>
+              <w:top w:w="85" w:type="dxa"/>
+              <w:start w:w="90" w:type="dxa"/>
+              <w:bottom w:w="85" w:type="dxa"/>
+              <w:end w:w="90" w:type="dxa"/>
+            </w:tcMar>
+            <w:tcBorders>
+              <w:top w:val="single" w:sz="4" w:color="D7E3E9"/>
+              <w:bottom w:val="single" w:sz="4" w:color="D7E3E9"/>
+              <w:left w:val="single" w:sz="4" w:color="D7E3E9"/>
+              <w:right w:val="single" w:sz="4" w:color="D7E3E9"/>
+            </w:tcBorders>
+            <w:vAlign w:val="center"/>
+          </w:tcPr>
+          <w:p>
+            <w:r>
+              <w:rPr>
+                <w:rFonts w:ascii="Lato" w:hAnsi="Lato" w:eastAsia="Lato"/>
+                <w:b w:val="0"/>
+                <w:i w:val="0"/>
+                <w:color w:val="253746"/>
+                <w:sz w:val="15"/>
+              </w:rPr>
+              <w:t>+5 000 при неудачной попытке занять обычную жилу; не чаще раза в 60 сек.</w:t>
+            </w:r>
+          </w:p>
+        </w:tc>
+      </w:tr>
+      <w:tr>
+        <w:tc>
+          <w:tcPr>
+            <w:tcW w:type="dxa" w:w="1474"/>
+            <w:shd w:fill="EEF4F7"/>
+            <w:tcMar>
+              <w:top w:w="85" w:type="dxa"/>
+              <w:start w:w="90" w:type="dxa"/>
+              <w:bottom w:w="85" w:type="dxa"/>
+              <w:end w:w="90" w:type="dxa"/>
+            </w:tcMar>
+            <w:tcBorders>
+              <w:top w:val="single" w:sz="4" w:color="D7E3E9"/>
+              <w:bottom w:val="single" w:sz="4" w:color="D7E3E9"/>
+              <w:left w:val="single" w:sz="4" w:color="D7E3E9"/>
+              <w:right w:val="single" w:sz="4" w:color="D7E3E9"/>
+            </w:tcBorders>
+            <w:vAlign w:val="center"/>
+          </w:tcPr>
+          <w:p>
+            <w:r>
+              <w:rPr>
+                <w:rFonts w:ascii="Lato" w:hAnsi="Lato" w:eastAsia="Lato"/>
+                <w:b w:val="0"/>
+                <w:i w:val="0"/>
+                <w:color w:val="253746"/>
+                <w:sz w:val="15"/>
+              </w:rPr>
+              <w:t>4 / 1 500</w:t>
+            </w:r>
+          </w:p>
+        </w:tc>
+        <w:tc>
+          <w:tcPr>
+            <w:tcW w:type="dxa" w:w="4280"/>
+            <w:shd w:fill="EEF4F7"/>
+            <w:tcMar>
+              <w:top w:w="85" w:type="dxa"/>
+              <w:start w:w="90" w:type="dxa"/>
+              <w:bottom w:w="85" w:type="dxa"/>
+              <w:end w:w="90" w:type="dxa"/>
+            </w:tcMar>
+            <w:tcBorders>
+              <w:top w:val="single" w:sz="4" w:color="D7E3E9"/>
+              <w:bottom w:val="single" w:sz="4" w:color="D7E3E9"/>
+              <w:left w:val="single" w:sz="4" w:color="D7E3E9"/>
+              <w:right w:val="single" w:sz="4" w:color="D7E3E9"/>
+            </w:tcBorders>
+            <w:vAlign w:val="center"/>
+          </w:tcPr>
+          <w:p>
+            <w:r>
+              <w:rPr>
+                <w:rFonts w:ascii="Lato" w:hAnsi="Lato" w:eastAsia="Lato"/>
+                <w:b w:val="0"/>
+                <w:i w:val="0"/>
+                <w:color w:val="253746"/>
+                <w:sz w:val="15"/>
+              </w:rPr>
+              <w:t>+15% эффективности добычи при занятии жил.</w:t>
+            </w:r>
+          </w:p>
+        </w:tc>
+        <w:tc>
+          <w:tcPr>
+            <w:tcW w:type="dxa" w:w="4280"/>
+            <w:shd w:fill="EEF4F7"/>
+            <w:tcMar>
+              <w:top w:w="85" w:type="dxa"/>
+              <w:start w:w="90" w:type="dxa"/>
+              <w:bottom w:w="85" w:type="dxa"/>
+              <w:end w:w="90" w:type="dxa"/>
+            </w:tcMar>
+            <w:tcBorders>
+              <w:top w:val="single" w:sz="4" w:color="D7E3E9"/>
+              <w:bottom w:val="single" w:sz="4" w:color="D7E3E9"/>
+              <w:left w:val="single" w:sz="4" w:color="D7E3E9"/>
+              <w:right w:val="single" w:sz="4" w:color="D7E3E9"/>
+            </w:tcBorders>
+            <w:vAlign w:val="center"/>
+          </w:tcPr>
+          <w:p>
+            <w:r>
+              <w:rPr>
+                <w:rFonts w:ascii="Lato" w:hAnsi="Lato" w:eastAsia="Lato"/>
+                <w:b w:val="0"/>
+                <w:i w:val="0"/>
+                <w:color w:val="253746"/>
+                <w:sz w:val="15"/>
+              </w:rPr>
+              <w:t>−30% времени восстановления героев после поражения.</w:t>
+            </w:r>
+          </w:p>
+        </w:tc>
+      </w:tr>
+      <w:tr>
+        <w:tc>
+          <w:tcPr>
+            <w:tcW w:type="dxa" w:w="1474"/>
+            <w:shd w:fill="F8FBFC"/>
+            <w:tcMar>
+              <w:top w:w="85" w:type="dxa"/>
+              <w:start w:w="90" w:type="dxa"/>
+              <w:bottom w:w="85" w:type="dxa"/>
+              <w:end w:w="90" w:type="dxa"/>
+            </w:tcMar>
+            <w:tcBorders>
+              <w:top w:val="single" w:sz="4" w:color="D7E3E9"/>
+              <w:bottom w:val="single" w:sz="4" w:color="D7E3E9"/>
+              <w:left w:val="single" w:sz="4" w:color="D7E3E9"/>
+              <w:right w:val="single" w:sz="4" w:color="D7E3E9"/>
+            </w:tcBorders>
+            <w:vAlign w:val="center"/>
+          </w:tcPr>
+          <w:p>
+            <w:r>
+              <w:rPr>
+                <w:rFonts w:ascii="Lato" w:hAnsi="Lato" w:eastAsia="Lato"/>
+                <w:b w:val="0"/>
+                <w:i w:val="0"/>
+                <w:color w:val="253746"/>
+                <w:sz w:val="15"/>
+              </w:rPr>
+              <w:t>5 / 2 300</w:t>
+            </w:r>
+          </w:p>
+        </w:tc>
+        <w:tc>
+          <w:tcPr>
+            <w:tcW w:type="dxa" w:w="4280"/>
+            <w:shd w:fill="F8FBFC"/>
+            <w:tcMar>
+              <w:top w:w="85" w:type="dxa"/>
+              <w:start w:w="90" w:type="dxa"/>
+              <w:bottom w:w="85" w:type="dxa"/>
+              <w:end w:w="90" w:type="dxa"/>
+            </w:tcMar>
+            <w:tcBorders>
+              <w:top w:val="single" w:sz="4" w:color="D7E3E9"/>
+              <w:bottom w:val="single" w:sz="4" w:color="D7E3E9"/>
+              <w:left w:val="single" w:sz="4" w:color="D7E3E9"/>
+              <w:right w:val="single" w:sz="4" w:color="D7E3E9"/>
+            </w:tcBorders>
+            <w:vAlign w:val="center"/>
+          </w:tcPr>
+          <w:p>
+            <w:r>
+              <w:rPr>
+                <w:rFonts w:ascii="Lato" w:hAnsi="Lato" w:eastAsia="Lato"/>
+                <w:b w:val="0"/>
+                <w:i w:val="0"/>
+                <w:color w:val="253746"/>
+                <w:sz w:val="15"/>
+              </w:rPr>
+              <w:t>Активный: +66% урона отправленных войск на 60 сек; откат 5 мин.</w:t>
+            </w:r>
+          </w:p>
+        </w:tc>
+        <w:tc>
+          <w:tcPr>
+            <w:tcW w:type="dxa" w:w="4280"/>
+            <w:shd w:fill="F8FBFC"/>
+            <w:tcMar>
+              <w:top w:w="85" w:type="dxa"/>
+              <w:start w:w="90" w:type="dxa"/>
+              <w:bottom w:w="85" w:type="dxa"/>
+              <w:end w:w="90" w:type="dxa"/>
+            </w:tcMar>
+            <w:tcBorders>
+              <w:top w:val="single" w:sz="4" w:color="D7E3E9"/>
+              <w:bottom w:val="single" w:sz="4" w:color="D7E3E9"/>
+              <w:left w:val="single" w:sz="4" w:color="D7E3E9"/>
+              <w:right w:val="single" w:sz="4" w:color="D7E3E9"/>
+            </w:tcBorders>
+            <w:vAlign w:val="center"/>
+          </w:tcPr>
+          <w:p>
+            <w:r>
+              <w:rPr>
+                <w:rFonts w:ascii="Lato" w:hAnsi="Lato" w:eastAsia="Lato"/>
+                <w:b w:val="0"/>
+                <w:i w:val="0"/>
+                <w:color w:val="253746"/>
+                <w:sz w:val="15"/>
+              </w:rPr>
+              <w:t>Активный: +50% скорости добычи отправленных войск на 60 сек; откат 5 мин.</w:t>
+            </w:r>
+          </w:p>
+        </w:tc>
+      </w:tr>
+    </w:tbl>
+    <w:p>
+      <w:pPr>
+        <w:spacing w:after="0"/>
+      </w:pPr>
+    </w:p>
+    <w:tbl>
+      <w:tblPr>
+        <w:tblW w:type="auto" w:w="0"/>
+        <w:jc w:val="center"/>
+        <w:tblLayout w:type="fixed"/>
+        <w:tblLook w:firstColumn="1" w:firstRow="1" w:lastColumn="0" w:lastRow="0" w:noHBand="0" w:noVBand="1" w:val="04A0"/>
+      </w:tblPr>
+      <w:tblGrid>
+        <w:gridCol w:w="170"/>
+        <w:gridCol w:w="9921"/>
+      </w:tblGrid>
+      <w:tr>
+        <w:tc>
+          <w:tcPr>
+            <w:tcW w:type="dxa" w:w="5103"/>
+            <w:shd w:fill="B42318"/>
+            <w:tcMar>
+              <w:top w:w="0" w:type="dxa"/>
               <w:start w:w="0" w:type="dxa"/>
-              <w:bottom w:w="80" w:type="dxa"/>
+              <w:bottom w:w="0" w:type="dxa"/>
               <w:end w:w="0" w:type="dxa"/>
             </w:tcMar>
           </w:tcPr>
@@ -294,42 +1451,40 @@
         </w:tc>
         <w:tc>
           <w:tcPr>
-            <w:tcW w:type="dxa" w:w="5156"/>
-            <w:shd w:fill="FFF3E8"/>
+            <w:tcW w:type="dxa" w:w="5103"/>
+            <w:shd w:fill="FDECEC"/>
             <w:tcMar>
-              <w:top w:w="165" w:type="dxa"/>
-              <w:start w:w="330" w:type="dxa"/>
-              <w:bottom w:w="165" w:type="dxa"/>
-              <w:end w:w="270" w:type="dxa"/>
+              <w:top w:w="150" w:type="dxa"/>
+              <w:start w:w="200" w:type="dxa"/>
+              <w:bottom w:w="150" w:type="dxa"/>
+              <w:end w:w="200" w:type="dxa"/>
             </w:tcMar>
           </w:tcPr>
           <w:p>
-            <w:pPr>
-              <w:spacing w:after="40"/>
-            </w:pPr>
             <w:r>
               <w:rPr>
-                <w:rFonts w:ascii="Lato" w:hAnsi="Lato" w:eastAsia="Lato" w:cs="Lato"/>
+                <w:rFonts w:ascii="Inter Display" w:hAnsi="Inter Display" w:eastAsia="Inter Display"/>
                 <w:b/>
                 <w:i w:val="0"/>
-                <w:color w:val="B54708"/>
-                <w:sz w:val="20"/>
+                <w:color w:val="B42318"/>
+                <w:sz w:val="18"/>
               </w:rPr>
-              <w:t>Не путайте «войска бессмертны» с «поражения бесплатны»</w:t>
+              <w:t>Критически важно: +5 000 сами не капают</w:t>
             </w:r>
           </w:p>
           <w:p>
             <w:pPr>
-              <w:spacing w:after="0"/>
+              <w:spacing w:before="40" w:after="0"/>
             </w:pPr>
             <w:r>
               <w:rPr>
-                <w:rFonts w:ascii="Lato" w:hAnsi="Lato" w:eastAsia="Lato" w:cs="Lato"/>
+                <w:rFonts w:ascii="Lato" w:hAnsi="Lato" w:eastAsia="Lato"/>
                 <w:b w:val="0"/>
                 <w:i w:val="0"/>
-                <w:sz w:val="19"/>
+                <w:color w:val="253746"/>
+                <w:sz w:val="18"/>
               </w:rPr>
-              <w:t>Солдаты не теряются, но заблокированные на 5 минут герои могут сорвать вам добычу во время следующего Прорыва жил.</w:t>
+              <w:t>Навык III уровня слева требует нового успешного входа в жилу после минутного отката. Практически проверено на последнем цикле Рудника: если марш просто оставить стоять, автоматических +5 000 не будет. Пропустили минутный перезаход — потеряли эти 5 000.</w:t>
             </w:r>
           </w:p>
         </w:tc>
@@ -342,237 +1497,18 @@
     </w:p>
     <w:p>
       <w:pPr>
-        <w:pStyle w:val="MiniPost"/>
-        <w:pBdr>
-          <w:top w:val="single" w:sz="10" w:space="6" w:color="247BA0"/>
-        </w:pBdr>
+        <w:pStyle w:val="Heading2"/>
+        <w:keepNext/>
       </w:pPr>
       <w:r>
         <w:rPr>
-          <w:rFonts w:ascii="Lato" w:hAnsi="Lato" w:eastAsia="Lato" w:cs="Lato"/>
+          <w:rFonts w:ascii="Inter Display" w:hAnsi="Inter Display" w:eastAsia="Inter Display"/>
           <w:b/>
           <w:i w:val="0"/>
-          <w:color w:val="247BA0"/>
-          <w:sz w:val="24"/>
+          <w:color w:val="344054"/>
+          <w:sz w:val="22"/>
         </w:rPr>
-        <w:t xml:space="preserve">2. </w:t>
-      </w:r>
-      <w:r>
-        <w:rPr>
-          <w:rFonts w:ascii="Lato" w:hAnsi="Lato" w:eastAsia="Lato" w:cs="Lato"/>
-          <w:b/>
-          <w:i w:val="0"/>
-          <w:sz w:val="24"/>
-        </w:rPr>
-        <w:t>После прокачки: патрули + жилы по таймеру</w:t>
-      </w:r>
-    </w:p>
-    <w:p>
-      <w:r>
-        <w:rPr>
-          <w:rFonts w:ascii="Lato" w:hAnsi="Lato" w:eastAsia="Lato" w:cs="Lato"/>
-          <w:b w:val="0"/>
-          <w:i w:val="0"/>
-        </w:rPr>
-        <w:t>После открытия ключевых навыков не нужно полностью бросать патрули. Рабочая схема — держать основную часть маршей на патрулях/монстрах, а одним маршем раз в минуту касаться обычной жилы ради срабатывания бонуса за занятие.</w:t>
-      </w:r>
-    </w:p>
-    <w:p>
-      <w:pPr>
-        <w:spacing w:after="60"/>
-        <w:ind w:left="283" w:hanging="198"/>
-      </w:pPr>
-      <w:r>
-        <w:rPr>
-          <w:rFonts w:ascii="Lato" w:hAnsi="Lato" w:eastAsia="Lato" w:cs="Lato"/>
-          <w:b/>
-          <w:i w:val="0"/>
-          <w:color w:val="667788"/>
-        </w:rPr>
-        <w:t xml:space="preserve">• </w:t>
-      </w:r>
-      <w:r>
-        <w:rPr>
-          <w:rFonts w:ascii="Lato" w:hAnsi="Lato" w:eastAsia="Lato" w:cs="Lato"/>
-          <w:b w:val="0"/>
-          <w:i w:val="0"/>
-        </w:rPr>
-        <w:t>После победы над охраной рядом с жилой появляются мешочки орихалка. Подбирайте свои и не стесняйтесь забирать чужие, если они лежат без хозяина.</w:t>
-      </w:r>
-    </w:p>
-    <w:p>
-      <w:pPr>
-        <w:spacing w:after="60"/>
-        <w:ind w:left="283" w:hanging="198"/>
-      </w:pPr>
-      <w:r>
-        <w:rPr>
-          <w:rFonts w:ascii="Lato" w:hAnsi="Lato" w:eastAsia="Lato" w:cs="Lato"/>
-          <w:b/>
-          <w:i w:val="0"/>
-          <w:color w:val="667788"/>
-        </w:rPr>
-        <w:t xml:space="preserve">• </w:t>
-      </w:r>
-      <w:r>
-        <w:rPr>
-          <w:rFonts w:ascii="Lato" w:hAnsi="Lato" w:eastAsia="Lato" w:cs="Lato"/>
-          <w:b w:val="0"/>
-          <w:i w:val="0"/>
-        </w:rPr>
-        <w:t>Отряд, который подбирает мешочек, не занимает обычную очередь марша — это бесплатная дополнительная активность.</w:t>
-      </w:r>
-    </w:p>
-    <w:p>
-      <w:pPr>
-        <w:spacing w:after="60"/>
-        <w:ind w:left="283" w:hanging="198"/>
-      </w:pPr>
-      <w:r>
-        <w:rPr>
-          <w:rFonts w:ascii="Lato" w:hAnsi="Lato" w:eastAsia="Lato" w:cs="Lato"/>
-          <w:b/>
-          <w:i w:val="0"/>
-          <w:color w:val="667788"/>
-        </w:rPr>
-        <w:t xml:space="preserve">• </w:t>
-      </w:r>
-      <w:r>
-        <w:rPr>
-          <w:rFonts w:ascii="Lato" w:hAnsi="Lato" w:eastAsia="Lato" w:cs="Lato"/>
-          <w:b w:val="0"/>
-          <w:i w:val="0"/>
-        </w:rPr>
-        <w:t>Не держите марши без дела: если рядом нет выгодной жилы, бейте патрули.</w:t>
-      </w:r>
-    </w:p>
-    <w:p>
-      <w:pPr>
-        <w:pStyle w:val="MiniPost"/>
-        <w:pBdr>
-          <w:top w:val="single" w:sz="10" w:space="6" w:color="247BA0"/>
-        </w:pBdr>
-      </w:pPr>
-      <w:r>
-        <w:rPr>
-          <w:rFonts w:ascii="Lato" w:hAnsi="Lato" w:eastAsia="Lato" w:cs="Lato"/>
-          <w:b/>
-          <w:i w:val="0"/>
-          <w:color w:val="247BA0"/>
-          <w:sz w:val="24"/>
-        </w:rPr>
-        <w:t xml:space="preserve">3. </w:t>
-      </w:r>
-      <w:r>
-        <w:rPr>
-          <w:rFonts w:ascii="Lato" w:hAnsi="Lato" w:eastAsia="Lato" w:cs="Lato"/>
-          <w:b/>
-          <w:i w:val="0"/>
-          <w:sz w:val="24"/>
-        </w:rPr>
-        <w:t>Прорыв жил: бросаем всё</w:t>
-      </w:r>
-    </w:p>
-    <w:p>
-      <w:r>
-        <w:rPr>
-          <w:rFonts w:ascii="Lato" w:hAnsi="Lato" w:eastAsia="Lato" w:cs="Lato"/>
-          <w:b w:val="0"/>
-          <w:i w:val="0"/>
-        </w:rPr>
-        <w:t>Прорывы жил — главный момент события. Временные жилы имеют очень высокую скорость добычи, поэтому в эти окна обычная рутина прекращается.</w:t>
-      </w:r>
-    </w:p>
-    <w:p>
-      <w:pPr>
-        <w:spacing w:after="60"/>
-        <w:ind w:left="283" w:hanging="198"/>
-      </w:pPr>
-      <w:r>
-        <w:rPr>
-          <w:rFonts w:ascii="Lato" w:hAnsi="Lato" w:eastAsia="Lato" w:cs="Lato"/>
-          <w:b/>
-          <w:i w:val="0"/>
-          <w:color w:val="667788"/>
-        </w:rPr>
-        <w:t xml:space="preserve">• </w:t>
-      </w:r>
-      <w:r>
-        <w:rPr>
-          <w:rFonts w:ascii="Lato" w:hAnsi="Lato" w:eastAsia="Lato" w:cs="Lato"/>
-          <w:b w:val="0"/>
-          <w:i w:val="0"/>
-        </w:rPr>
-        <w:t>Ориентир по времени: первое окно около 8–10-й минуты, второе — около 18–20-й. Игра заранее предупреждает баннером.</w:t>
-      </w:r>
-    </w:p>
-    <w:p>
-      <w:pPr>
-        <w:spacing w:after="60"/>
-        <w:ind w:left="283" w:hanging="198"/>
-      </w:pPr>
-      <w:r>
-        <w:rPr>
-          <w:rFonts w:ascii="Lato" w:hAnsi="Lato" w:eastAsia="Lato" w:cs="Lato"/>
-          <w:b/>
-          <w:i w:val="0"/>
-          <w:color w:val="667788"/>
-        </w:rPr>
-        <w:t xml:space="preserve">• </w:t>
-      </w:r>
-      <w:r>
-        <w:rPr>
-          <w:rFonts w:ascii="Lato" w:hAnsi="Lato" w:eastAsia="Lato" w:cs="Lato"/>
-          <w:b w:val="0"/>
-          <w:i w:val="0"/>
-        </w:rPr>
-        <w:t>Активный пятый навык включайте именно под Прорыв жил, а не «по кулдауну».</w:t>
-      </w:r>
-    </w:p>
-    <w:p>
-      <w:pPr>
-        <w:spacing w:after="60"/>
-        <w:ind w:left="283" w:hanging="198"/>
-      </w:pPr>
-      <w:r>
-        <w:rPr>
-          <w:rFonts w:ascii="Lato" w:hAnsi="Lato" w:eastAsia="Lato" w:cs="Lato"/>
-          <w:b/>
-          <w:i w:val="0"/>
-          <w:color w:val="667788"/>
-        </w:rPr>
-        <w:t xml:space="preserve">• </w:t>
-      </w:r>
-      <w:r>
-        <w:rPr>
-          <w:rFonts w:ascii="Lato" w:hAnsi="Lato" w:eastAsia="Lato" w:cs="Lato"/>
-          <w:b w:val="0"/>
-          <w:i w:val="0"/>
-        </w:rPr>
-        <w:t>Занимайте столько временных жил, сколько реально можете удержать/обслужить.</w:t>
-      </w:r>
-    </w:p>
-    <w:p>
-      <w:pPr>
-        <w:spacing w:after="60"/>
-        <w:ind w:left="283" w:hanging="198"/>
-      </w:pPr>
-      <w:r>
-        <w:rPr>
-          <w:rFonts w:ascii="Lato" w:hAnsi="Lato" w:eastAsia="Lato" w:cs="Lato"/>
-          <w:b/>
-          <w:i w:val="0"/>
-          <w:color w:val="667788"/>
-        </w:rPr>
-        <w:t xml:space="preserve">• </w:t>
-      </w:r>
-      <w:r>
-        <w:rPr>
-          <w:rFonts w:ascii="Lato" w:hAnsi="Lato" w:eastAsia="Lato" w:cs="Lato"/>
-          <w:b w:val="0"/>
-          <w:i w:val="0"/>
-        </w:rPr>
-        <w:t>Используйте событийный телепорт, если вокруг пусто, а на другой части карты скопление жил. Первый такой манёвр особенно ценен.</w:t>
+        <w:t>Две ветки — две разные экономики</w:t>
       </w:r>
     </w:p>
     <w:tbl>
@@ -583,21 +1519,357 @@
         <w:tblLook w:firstColumn="1" w:firstRow="1" w:lastColumn="0" w:lastRow="0" w:noHBand="0" w:noVBand="1" w:val="04A0"/>
       </w:tblPr>
       <w:tblGrid>
-        <w:gridCol w:w="198"/>
-        <w:gridCol w:w="9354"/>
+        <w:gridCol w:w="2551"/>
+        <w:gridCol w:w="2835"/>
+        <w:gridCol w:w="4649"/>
       </w:tblGrid>
       <w:tr>
-        <w:trPr>
-          <w:cantSplit/>
-        </w:trPr>
         <w:tc>
           <w:tcPr>
-            <w:tcW w:type="dxa" w:w="5156"/>
-            <w:shd w:fill="16734A"/>
+            <w:tcW w:type="dxa" w:w="3402"/>
+            <w:shd w:fill="344054"/>
             <w:tcMar>
-              <w:top w:w="80" w:type="dxa"/>
+              <w:top w:w="90" w:type="dxa"/>
+              <w:start w:w="90" w:type="dxa"/>
+              <w:bottom w:w="90" w:type="dxa"/>
+              <w:end w:w="90" w:type="dxa"/>
+            </w:tcMar>
+            <w:vAlign w:val="center"/>
+            <w:tcBorders>
+              <w:top w:val="single" w:sz="4" w:color="D7E3E9"/>
+              <w:bottom w:val="single" w:sz="4" w:color="D7E3E9"/>
+              <w:left w:val="single" w:sz="4" w:color="D7E3E9"/>
+              <w:right w:val="single" w:sz="4" w:color="D7E3E9"/>
+            </w:tcBorders>
+          </w:tcPr>
+          <w:p>
+            <w:pPr>
+              <w:jc w:val="center"/>
+            </w:pPr>
+            <w:r>
+              <w:rPr>
+                <w:rFonts w:ascii="Inter Display" w:hAnsi="Inter Display" w:eastAsia="Inter Display"/>
+                <w:b/>
+                <w:i w:val="0"/>
+                <w:color w:val="FFFFFF"/>
+                <w:sz w:val="15"/>
+              </w:rPr>
+              <w:t>Для кого</w:t>
+            </w:r>
+          </w:p>
+        </w:tc>
+        <w:tc>
+          <w:tcPr>
+            <w:tcW w:type="dxa" w:w="3402"/>
+            <w:shd w:fill="344054"/>
+            <w:tcMar>
+              <w:top w:w="90" w:type="dxa"/>
+              <w:start w:w="90" w:type="dxa"/>
+              <w:bottom w:w="90" w:type="dxa"/>
+              <w:end w:w="90" w:type="dxa"/>
+            </w:tcMar>
+            <w:vAlign w:val="center"/>
+            <w:tcBorders>
+              <w:top w:val="single" w:sz="4" w:color="D7E3E9"/>
+              <w:bottom w:val="single" w:sz="4" w:color="D7E3E9"/>
+              <w:left w:val="single" w:sz="4" w:color="D7E3E9"/>
+              <w:right w:val="single" w:sz="4" w:color="D7E3E9"/>
+            </w:tcBorders>
+          </w:tcPr>
+          <w:p>
+            <w:pPr>
+              <w:jc w:val="center"/>
+            </w:pPr>
+            <w:r>
+              <w:rPr>
+                <w:rFonts w:ascii="Inter Display" w:hAnsi="Inter Display" w:eastAsia="Inter Display"/>
+                <w:b/>
+                <w:i w:val="0"/>
+                <w:color w:val="FFFFFF"/>
+                <w:sz w:val="15"/>
+              </w:rPr>
+              <w:t>Маршрут</w:t>
+            </w:r>
+          </w:p>
+        </w:tc>
+        <w:tc>
+          <w:tcPr>
+            <w:tcW w:type="dxa" w:w="3402"/>
+            <w:shd w:fill="344054"/>
+            <w:tcMar>
+              <w:top w:w="90" w:type="dxa"/>
+              <w:start w:w="90" w:type="dxa"/>
+              <w:bottom w:w="90" w:type="dxa"/>
+              <w:end w:w="90" w:type="dxa"/>
+            </w:tcMar>
+            <w:vAlign w:val="center"/>
+            <w:tcBorders>
+              <w:top w:val="single" w:sz="4" w:color="D7E3E9"/>
+              <w:bottom w:val="single" w:sz="4" w:color="D7E3E9"/>
+              <w:left w:val="single" w:sz="4" w:color="D7E3E9"/>
+              <w:right w:val="single" w:sz="4" w:color="D7E3E9"/>
+            </w:tcBorders>
+          </w:tcPr>
+          <w:p>
+            <w:pPr>
+              <w:jc w:val="center"/>
+            </w:pPr>
+            <w:r>
+              <w:rPr>
+                <w:rFonts w:ascii="Inter Display" w:hAnsi="Inter Display" w:eastAsia="Inter Display"/>
+                <w:b/>
+                <w:i w:val="0"/>
+                <w:color w:val="FFFFFF"/>
+                <w:sz w:val="15"/>
+              </w:rPr>
+              <w:t>Почему</w:t>
+            </w:r>
+          </w:p>
+        </w:tc>
+      </w:tr>
+      <w:tr>
+        <w:tc>
+          <w:tcPr>
+            <w:tcW w:type="dxa" w:w="2551"/>
+            <w:shd w:fill="F8FBFC"/>
+            <w:tcMar>
+              <w:top w:w="85" w:type="dxa"/>
+              <w:start w:w="90" w:type="dxa"/>
+              <w:bottom w:w="85" w:type="dxa"/>
+              <w:end w:w="90" w:type="dxa"/>
+            </w:tcMar>
+            <w:tcBorders>
+              <w:top w:val="single" w:sz="4" w:color="D7E3E9"/>
+              <w:bottom w:val="single" w:sz="4" w:color="D7E3E9"/>
+              <w:left w:val="single" w:sz="4" w:color="D7E3E9"/>
+              <w:right w:val="single" w:sz="4" w:color="D7E3E9"/>
+            </w:tcBorders>
+            <w:vAlign w:val="center"/>
+          </w:tcPr>
+          <w:p>
+            <w:r>
+              <w:rPr>
+                <w:rFonts w:ascii="Lato" w:hAnsi="Lato" w:eastAsia="Lato"/>
+                <w:b w:val="0"/>
+                <w:i w:val="0"/>
+                <w:color w:val="253746"/>
+                <w:sz w:val="15"/>
+              </w:rPr>
+              <w:t>Большинство игроков</w:t>
+            </w:r>
+          </w:p>
+        </w:tc>
+        <w:tc>
+          <w:tcPr>
+            <w:tcW w:type="dxa" w:w="2835"/>
+            <w:shd w:fill="F8FBFC"/>
+            <w:tcMar>
+              <w:top w:w="85" w:type="dxa"/>
+              <w:start w:w="90" w:type="dxa"/>
+              <w:bottom w:w="85" w:type="dxa"/>
+              <w:end w:w="90" w:type="dxa"/>
+            </w:tcMar>
+            <w:tcBorders>
+              <w:top w:val="single" w:sz="4" w:color="D7E3E9"/>
+              <w:bottom w:val="single" w:sz="4" w:color="D7E3E9"/>
+              <w:left w:val="single" w:sz="4" w:color="D7E3E9"/>
+              <w:right w:val="single" w:sz="4" w:color="D7E3E9"/>
+            </w:tcBorders>
+            <w:vAlign w:val="center"/>
+          </w:tcPr>
+          <w:p>
+            <w:r>
+              <w:rPr>
+                <w:rFonts w:ascii="Lato" w:hAnsi="Lato" w:eastAsia="Lato"/>
+                <w:b w:val="0"/>
+                <w:i w:val="0"/>
+                <w:color w:val="253746"/>
+                <w:sz w:val="15"/>
+              </w:rPr>
+              <w:t>ПРАВО → ПРАВО → ЛЕВО → ЛЕВО → ПРАВО</w:t>
+            </w:r>
+          </w:p>
+        </w:tc>
+        <w:tc>
+          <w:tcPr>
+            <w:tcW w:type="dxa" w:w="4649"/>
+            <w:shd w:fill="F8FBFC"/>
+            <w:tcMar>
+              <w:top w:w="85" w:type="dxa"/>
+              <w:start w:w="90" w:type="dxa"/>
+              <w:bottom w:w="85" w:type="dxa"/>
+              <w:end w:w="90" w:type="dxa"/>
+            </w:tcMar>
+            <w:tcBorders>
+              <w:top w:val="single" w:sz="4" w:color="D7E3E9"/>
+              <w:bottom w:val="single" w:sz="4" w:color="D7E3E9"/>
+              <w:left w:val="single" w:sz="4" w:color="D7E3E9"/>
+              <w:right w:val="single" w:sz="4" w:color="D7E3E9"/>
+            </w:tcBorders>
+            <w:vAlign w:val="center"/>
+          </w:tcPr>
+          <w:p>
+            <w:r>
+              <w:rPr>
+                <w:rFonts w:ascii="Lato" w:hAnsi="Lato" w:eastAsia="Lato"/>
+                <w:b w:val="0"/>
+                <w:i w:val="0"/>
+                <w:color w:val="253746"/>
+                <w:sz w:val="15"/>
+              </w:rPr>
+              <w:t>Патрули сами приносят орихалк, скорость марша повышает темп, затем включаются +5 000/мин и максимальный фарм Прорывов.</w:t>
+            </w:r>
+          </w:p>
+        </w:tc>
+      </w:tr>
+      <w:tr>
+        <w:tc>
+          <w:tcPr>
+            <w:tcW w:type="dxa" w:w="2551"/>
+            <w:shd w:fill="EEF4F7"/>
+            <w:tcMar>
+              <w:top w:w="85" w:type="dxa"/>
+              <w:start w:w="90" w:type="dxa"/>
+              <w:bottom w:w="85" w:type="dxa"/>
+              <w:end w:w="90" w:type="dxa"/>
+            </w:tcMar>
+            <w:tcBorders>
+              <w:top w:val="single" w:sz="4" w:color="D7E3E9"/>
+              <w:bottom w:val="single" w:sz="4" w:color="D7E3E9"/>
+              <w:left w:val="single" w:sz="4" w:color="D7E3E9"/>
+              <w:right w:val="single" w:sz="4" w:color="D7E3E9"/>
+            </w:tcBorders>
+            <w:vAlign w:val="center"/>
+          </w:tcPr>
+          <w:p>
+            <w:r>
+              <w:rPr>
+                <w:rFonts w:ascii="Lato" w:hAnsi="Lato" w:eastAsia="Lato"/>
+                <w:b w:val="0"/>
+                <w:i w:val="0"/>
+                <w:color w:val="253746"/>
+                <w:sz w:val="15"/>
+              </w:rPr>
+              <w:t>Киты / топ-сила лобби</w:t>
+            </w:r>
+          </w:p>
+        </w:tc>
+        <w:tc>
+          <w:tcPr>
+            <w:tcW w:type="dxa" w:w="2835"/>
+            <w:shd w:fill="EEF4F7"/>
+            <w:tcMar>
+              <w:top w:w="85" w:type="dxa"/>
+              <w:start w:w="90" w:type="dxa"/>
+              <w:bottom w:w="85" w:type="dxa"/>
+              <w:end w:w="90" w:type="dxa"/>
+            </w:tcMar>
+            <w:tcBorders>
+              <w:top w:val="single" w:sz="4" w:color="D7E3E9"/>
+              <w:bottom w:val="single" w:sz="4" w:color="D7E3E9"/>
+              <w:left w:val="single" w:sz="4" w:color="D7E3E9"/>
+              <w:right w:val="single" w:sz="4" w:color="D7E3E9"/>
+            </w:tcBorders>
+            <w:vAlign w:val="center"/>
+          </w:tcPr>
+          <w:p>
+            <w:r>
+              <w:rPr>
+                <w:rFonts w:ascii="Lato" w:hAnsi="Lato" w:eastAsia="Lato"/>
+                <w:b w:val="0"/>
+                <w:i w:val="0"/>
+                <w:color w:val="253746"/>
+                <w:sz w:val="15"/>
+              </w:rPr>
+              <w:t>ЛЕВО → ЛЕВО → ЛЕВО → ЛЕВО → ПРАВО</w:t>
+            </w:r>
+          </w:p>
+        </w:tc>
+        <w:tc>
+          <w:tcPr>
+            <w:tcW w:type="dxa" w:w="4649"/>
+            <w:shd w:fill="EEF4F7"/>
+            <w:tcMar>
+              <w:top w:w="85" w:type="dxa"/>
+              <w:start w:w="90" w:type="dxa"/>
+              <w:bottom w:w="85" w:type="dxa"/>
+              <w:end w:w="90" w:type="dxa"/>
+            </w:tcMar>
+            <w:tcBorders>
+              <w:top w:val="single" w:sz="4" w:color="D7E3E9"/>
+              <w:bottom w:val="single" w:sz="4" w:color="D7E3E9"/>
+              <w:left w:val="single" w:sz="4" w:color="D7E3E9"/>
+              <w:right w:val="single" w:sz="4" w:color="D7E3E9"/>
+            </w:tcBorders>
+            <w:vAlign w:val="center"/>
+          </w:tcPr>
+          <w:p>
+            <w:r>
+              <w:rPr>
+                <w:rFonts w:ascii="Lato" w:hAnsi="Lato" w:eastAsia="Lato"/>
+                <w:b w:val="0"/>
+                <w:i w:val="0"/>
+                <w:color w:val="253746"/>
+                <w:sz w:val="15"/>
+              </w:rPr>
+              <w:t>После прокачки вы почти перестаёте охотиться: пассив +1 080/мин, более толстые марши и постоянное удержание III шахт становятся выгоднее.</w:t>
+            </w:r>
+          </w:p>
+        </w:tc>
+      </w:tr>
+    </w:tbl>
+    <w:p>
+      <w:pPr>
+        <w:spacing w:after="0"/>
+      </w:pPr>
+    </w:p>
+    <w:p>
+      <w:r/>
+    </w:p>
+    <w:p>
+      <w:pPr>
+        <w:spacing w:before="140" w:after="20"/>
+        <w:pBdr>
+          <w:top w:val="single" w:sz="14" w:space="1" w:color="1676A6"/>
+        </w:pBdr>
+      </w:pPr>
+    </w:p>
+    <w:p>
+      <w:pPr>
+        <w:pStyle w:val="Heading1"/>
+        <w:keepNext/>
+      </w:pPr>
+      <w:r>
+        <w:rPr>
+          <w:rFonts w:ascii="Inter Display" w:hAnsi="Inter Display" w:eastAsia="Inter Display"/>
+          <w:b/>
+          <w:i w:val="0"/>
+          <w:color w:val="344054"/>
+          <w:sz w:val="28"/>
+        </w:rPr>
+        <w:t>3. Стратегия для большинства игроков</w:t>
+      </w:r>
+    </w:p>
+    <w:tbl>
+      <w:tblPr>
+        <w:tblW w:type="auto" w:w="0"/>
+        <w:jc w:val="center"/>
+        <w:tblLayout w:type="fixed"/>
+        <w:tblLook w:firstColumn="1" w:firstRow="1" w:lastColumn="0" w:lastRow="0" w:noHBand="0" w:noVBand="1" w:val="04A0"/>
+      </w:tblPr>
+      <w:tblGrid>
+        <w:gridCol w:w="170"/>
+        <w:gridCol w:w="9921"/>
+      </w:tblGrid>
+      <w:tr>
+        <w:tc>
+          <w:tcPr>
+            <w:tcW w:type="dxa" w:w="5103"/>
+            <w:shd w:fill="1676A6"/>
+            <w:tcMar>
+              <w:top w:w="0" w:type="dxa"/>
               <w:start w:w="0" w:type="dxa"/>
-              <w:bottom w:w="80" w:type="dxa"/>
+              <w:bottom w:w="0" w:type="dxa"/>
               <w:end w:w="0" w:type="dxa"/>
             </w:tcMar>
           </w:tcPr>
@@ -605,42 +1877,40 @@
         </w:tc>
         <w:tc>
           <w:tcPr>
-            <w:tcW w:type="dxa" w:w="5156"/>
-            <w:shd w:fill="EAF7F0"/>
+            <w:tcW w:type="dxa" w:w="5103"/>
+            <w:shd w:fill="EEF8FC"/>
             <w:tcMar>
-              <w:top w:w="165" w:type="dxa"/>
-              <w:start w:w="330" w:type="dxa"/>
-              <w:bottom w:w="165" w:type="dxa"/>
-              <w:end w:w="270" w:type="dxa"/>
+              <w:top w:w="150" w:type="dxa"/>
+              <w:start w:w="200" w:type="dxa"/>
+              <w:bottom w:w="150" w:type="dxa"/>
+              <w:end w:w="200" w:type="dxa"/>
             </w:tcMar>
           </w:tcPr>
           <w:p>
-            <w:pPr>
-              <w:spacing w:after="40"/>
-            </w:pPr>
             <w:r>
               <w:rPr>
-                <w:rFonts w:ascii="Lato" w:hAnsi="Lato" w:eastAsia="Lato" w:cs="Lato"/>
+                <w:rFonts w:ascii="Inter Display" w:hAnsi="Inter Display" w:eastAsia="Inter Display"/>
                 <w:b/>
                 <w:i w:val="0"/>
-                <w:color w:val="16734A"/>
-                <w:sz w:val="20"/>
+                <w:color w:val="1676A6"/>
+                <w:sz w:val="18"/>
               </w:rPr>
-              <w:t>Правило приоритета</w:t>
+              <w:t>Край карты — это нормальная позиция</w:t>
             </w:r>
           </w:p>
           <w:p>
             <w:pPr>
-              <w:spacing w:after="0"/>
+              <w:spacing w:before="40" w:after="0"/>
             </w:pPr>
             <w:r>
               <w:rPr>
-                <w:rFonts w:ascii="Lato" w:hAnsi="Lato" w:eastAsia="Lato" w:cs="Lato"/>
+                <w:rFonts w:ascii="Lato" w:hAnsi="Lato" w:eastAsia="Lato"/>
                 <w:b w:val="0"/>
                 <w:i w:val="0"/>
-                <w:sz w:val="19"/>
+                <w:color w:val="253746"/>
+                <w:sz w:val="18"/>
               </w:rPr>
-              <w:t>Прорыв жил &gt; обычная жила &gt; патрули &gt; бои с игроками. Драка имеет смысл только если прямо сейчас даёт больше орихалка, чем вы теряете по времени.</w:t>
+              <w:t>Центр не является обязательной частью сильного результата. Практика SuBL: места топ-1, топ-3 и топ-5 получались вообще без центра — по схеме «патрули → ежеминутный перезаход → Прорывы жил под активный навык и телепорты».</w:t>
             </w:r>
           </w:p>
         </w:tc>
@@ -653,280 +1923,3504 @@
     </w:p>
     <w:p>
       <w:pPr>
-        <w:pStyle w:val="MiniPost"/>
-        <w:pBdr>
-          <w:top w:val="single" w:sz="10" w:space="6" w:color="247BA0"/>
-        </w:pBdr>
+        <w:pStyle w:val="Heading2"/>
+        <w:keepNext/>
       </w:pPr>
       <w:r>
         <w:rPr>
-          <w:rFonts w:ascii="Lato" w:hAnsi="Lato" w:eastAsia="Lato" w:cs="Lato"/>
+          <w:rFonts w:ascii="Inter Display" w:hAnsi="Inter Display" w:eastAsia="Inter Display"/>
           <w:b/>
           <w:i w:val="0"/>
-          <w:color w:val="247BA0"/>
-          <w:sz w:val="24"/>
+          <w:color w:val="344054"/>
+          <w:sz w:val="22"/>
+        </w:rPr>
+        <w:t>Этап 1. Старт: патрули до ключевых навыков</w:t>
+      </w:r>
+    </w:p>
+    <w:p>
+      <w:pPr>
+        <w:spacing w:after="56"/>
+        <w:ind w:left="283" w:hanging="227"/>
+      </w:pPr>
+      <w:r>
+        <w:rPr>
+          <w:rFonts w:ascii="Lato" w:hAnsi="Lato" w:eastAsia="Lato"/>
+          <w:b/>
+          <w:i w:val="0"/>
+          <w:color w:val="1676A6"/>
+        </w:rPr>
+        <w:t xml:space="preserve">1. </w:t>
+      </w:r>
+      <w:r>
+        <w:rPr>
+          <w:rFonts w:ascii="Lato" w:hAnsi="Lato" w:eastAsia="Lato"/>
+          <w:b w:val="0"/>
+          <w:i w:val="0"/>
+          <w:color w:val="253746"/>
+        </w:rPr>
+        <w:t>С первых секунд разводите свободные марши по патрулям. В начале матча XP важнее долгого стояния в обычной жиле.</w:t>
+      </w:r>
+    </w:p>
+    <w:p>
+      <w:pPr>
+        <w:spacing w:after="56"/>
+        <w:ind w:left="283" w:hanging="227"/>
+      </w:pPr>
+      <w:r>
+        <w:rPr>
+          <w:rFonts w:ascii="Lato" w:hAnsi="Lato" w:eastAsia="Lato"/>
+          <w:b/>
+          <w:i w:val="0"/>
+          <w:color w:val="1676A6"/>
+        </w:rPr>
+        <w:t xml:space="preserve">2. </w:t>
+      </w:r>
+      <w:r>
+        <w:rPr>
+          <w:rFonts w:ascii="Lato" w:hAnsi="Lato" w:eastAsia="Lato"/>
+          <w:b w:val="0"/>
+          <w:i w:val="0"/>
+          <w:color w:val="253746"/>
+        </w:rPr>
+        <w:t>Берите ПРАВО → ПРАВО. Первый правый навык превращает каждого патрульного ещё и в +1 500 орихалка; второй ускоряет перемещения на 25%.</w:t>
+      </w:r>
+    </w:p>
+    <w:p>
+      <w:pPr>
+        <w:spacing w:after="56"/>
+        <w:ind w:left="283" w:hanging="227"/>
+      </w:pPr>
+      <w:r>
+        <w:rPr>
+          <w:rFonts w:ascii="Lato" w:hAnsi="Lato" w:eastAsia="Lato"/>
+          <w:b/>
+          <w:i w:val="0"/>
+          <w:color w:val="1676A6"/>
+        </w:rPr>
+        <w:t xml:space="preserve">3. </w:t>
+      </w:r>
+      <w:r>
+        <w:rPr>
+          <w:rFonts w:ascii="Lato" w:hAnsi="Lato" w:eastAsia="Lato"/>
+          <w:b w:val="0"/>
+          <w:i w:val="0"/>
+          <w:color w:val="253746"/>
+        </w:rPr>
+        <w:t>После открытия третьего навыка берите ЛЕВО. С этого момента один марш становится «минутным»: раз в 60 секунд он входит в обычную жилу, получает +5 000 и сразу выходит.</w:t>
+      </w:r>
+    </w:p>
+    <w:p>
+      <w:pPr>
+        <w:spacing w:after="56"/>
+        <w:ind w:left="283" w:hanging="227"/>
+      </w:pPr>
+      <w:r>
+        <w:rPr>
+          <w:rFonts w:ascii="Lato" w:hAnsi="Lato" w:eastAsia="Lato"/>
+          <w:b/>
+          <w:i w:val="0"/>
+          <w:color w:val="1676A6"/>
         </w:rPr>
         <w:t xml:space="preserve">4. </w:t>
       </w:r>
       <w:r>
         <w:rPr>
-          <w:rFonts w:ascii="Lato" w:hAnsi="Lato" w:eastAsia="Lato" w:cs="Lato"/>
+          <w:rFonts w:ascii="Lato" w:hAnsi="Lato" w:eastAsia="Lato"/>
+          <w:b w:val="0"/>
+          <w:i w:val="0"/>
+          <w:color w:val="253746"/>
+        </w:rPr>
+        <w:t>Остальные марши продолжают патрули. Четвёртый навык — ЛЕВО, пятый — ПРАВО.</w:t>
+      </w:r>
+    </w:p>
+    <w:p>
+      <w:pPr>
+        <w:pStyle w:val="Heading2"/>
+        <w:keepNext/>
+      </w:pPr>
+      <w:r>
+        <w:rPr>
+          <w:rFonts w:ascii="Inter Display" w:hAnsi="Inter Display" w:eastAsia="Inter Display"/>
           <w:b/>
           <w:i w:val="0"/>
-          <w:sz w:val="24"/>
+          <w:color w:val="344054"/>
+          <w:sz w:val="22"/>
         </w:rPr>
-        <w:t>Центр и «наковальня»</w:t>
+        <w:t>Этап 2. Минутный ритм</w:t>
+      </w:r>
+    </w:p>
+    <w:p>
+      <w:pPr>
+        <w:spacing w:after="56"/>
+        <w:ind w:left="227" w:hanging="170"/>
+      </w:pPr>
+      <w:r>
+        <w:rPr>
+          <w:rFonts w:ascii="Lato" w:hAnsi="Lato" w:eastAsia="Lato"/>
+          <w:b/>
+          <w:i w:val="0"/>
+          <w:color w:val="1676A6"/>
+        </w:rPr>
+        <w:t xml:space="preserve">• </w:t>
+      </w:r>
+      <w:r>
+        <w:rPr>
+          <w:rFonts w:ascii="Lato" w:hAnsi="Lato" w:eastAsia="Lato"/>
+          <w:b w:val="0"/>
+          <w:i w:val="0"/>
+          <w:color w:val="253746"/>
+        </w:rPr>
+        <w:t>Держите в голове один простой цикл: патрули → прошло 60 секунд → вход/выход в ближайшую обычную жилу → снова патрули.</w:t>
+      </w:r>
+    </w:p>
+    <w:p>
+      <w:pPr>
+        <w:spacing w:after="56"/>
+        <w:ind w:left="227" w:hanging="170"/>
+      </w:pPr>
+      <w:r>
+        <w:rPr>
+          <w:rFonts w:ascii="Lato" w:hAnsi="Lato" w:eastAsia="Lato"/>
+          <w:b/>
+          <w:i w:val="0"/>
+          <w:color w:val="1676A6"/>
+        </w:rPr>
+        <w:t xml:space="preserve">• </w:t>
+      </w:r>
+      <w:r>
+        <w:rPr>
+          <w:rFonts w:ascii="Lato" w:hAnsi="Lato" w:eastAsia="Lato"/>
+          <w:b w:val="0"/>
+          <w:i w:val="0"/>
+          <w:color w:val="253746"/>
+        </w:rPr>
+        <w:t>Не оставляйте минутный марш припаркованным в жиле в ожидании автоматических +5 000 — так вы теряете навык.</w:t>
+      </w:r>
+    </w:p>
+    <w:p>
+      <w:pPr>
+        <w:spacing w:after="56"/>
+        <w:ind w:left="227" w:hanging="170"/>
+      </w:pPr>
+      <w:r>
+        <w:rPr>
+          <w:rFonts w:ascii="Lato" w:hAnsi="Lato" w:eastAsia="Lato"/>
+          <w:b/>
+          <w:i w:val="0"/>
+          <w:color w:val="1676A6"/>
+        </w:rPr>
+        <w:t xml:space="preserve">• </w:t>
+      </w:r>
+      <w:r>
+        <w:rPr>
+          <w:rFonts w:ascii="Lato" w:hAnsi="Lato" w:eastAsia="Lato"/>
+          <w:b w:val="0"/>
+          <w:i w:val="0"/>
+          <w:color w:val="253746"/>
+        </w:rPr>
+        <w:t>Если на жиле есть бот-охрана, победите её, заберите россыпи и не задерживайтесь дольше, чем нужно.</w:t>
+      </w:r>
+    </w:p>
+    <w:p>
+      <w:pPr>
+        <w:spacing w:after="56"/>
+        <w:ind w:left="227" w:hanging="170"/>
+      </w:pPr>
+      <w:r>
+        <w:rPr>
+          <w:rFonts w:ascii="Lato" w:hAnsi="Lato" w:eastAsia="Lato"/>
+          <w:b/>
+          <w:i w:val="0"/>
+          <w:color w:val="1676A6"/>
+        </w:rPr>
+        <w:t xml:space="preserve">• </w:t>
+      </w:r>
+      <w:r>
+        <w:rPr>
+          <w:rFonts w:ascii="Lato" w:hAnsi="Lato" w:eastAsia="Lato"/>
+          <w:b w:val="0"/>
+          <w:i w:val="0"/>
+          <w:color w:val="253746"/>
+        </w:rPr>
+        <w:t>PvP — крайне нежелательно. Даже победная драка съедает бесценное время марша: пока он летит, сражается и возвращается, он не фармит патрули, не делает минутный перезаход ради +5 000 и не забирает Прорывы. Поражение дополнительно блокирует участвовавших героев примерно на 5 минут.</w:t>
+      </w:r>
+    </w:p>
+    <w:p>
+      <w:pPr>
+        <w:pStyle w:val="Heading2"/>
+        <w:keepNext/>
+      </w:pPr>
+      <w:r>
+        <w:rPr>
+          <w:rFonts w:ascii="Inter Display" w:hAnsi="Inter Display" w:eastAsia="Inter Display"/>
+          <w:b/>
+          <w:i w:val="0"/>
+          <w:color w:val="344054"/>
+          <w:sz w:val="22"/>
+        </w:rPr>
+        <w:t>Этап 3. Прорывы жил («вулканы»)</w:t>
+      </w:r>
+    </w:p>
+    <w:tbl>
+      <w:tblPr>
+        <w:tblW w:type="auto" w:w="0"/>
+        <w:jc w:val="center"/>
+        <w:tblLayout w:type="fixed"/>
+        <w:tblLook w:firstColumn="1" w:firstRow="1" w:lastColumn="0" w:lastRow="0" w:noHBand="0" w:noVBand="1" w:val="04A0"/>
+      </w:tblPr>
+      <w:tblGrid>
+        <w:gridCol w:w="170"/>
+        <w:gridCol w:w="9921"/>
+      </w:tblGrid>
+      <w:tr>
+        <w:tc>
+          <w:tcPr>
+            <w:tcW w:type="dxa" w:w="5103"/>
+            <w:shd w:fill="B96816"/>
+            <w:tcMar>
+              <w:top w:w="0" w:type="dxa"/>
+              <w:start w:w="0" w:type="dxa"/>
+              <w:bottom w:w="0" w:type="dxa"/>
+              <w:end w:w="0" w:type="dxa"/>
+            </w:tcMar>
+          </w:tcPr>
+          <w:p/>
+        </w:tc>
+        <w:tc>
+          <w:tcPr>
+            <w:tcW w:type="dxa" w:w="5103"/>
+            <w:shd w:fill="FFF5E9"/>
+            <w:tcMar>
+              <w:top w:w="150" w:type="dxa"/>
+              <w:start w:w="200" w:type="dxa"/>
+              <w:bottom w:w="150" w:type="dxa"/>
+              <w:end w:w="200" w:type="dxa"/>
+            </w:tcMar>
+          </w:tcPr>
+          <w:p>
+            <w:r>
+              <w:rPr>
+                <w:rFonts w:ascii="Inter Display" w:hAnsi="Inter Display" w:eastAsia="Inter Display"/>
+                <w:b/>
+                <w:i w:val="0"/>
+                <w:color w:val="B96816"/>
+                <w:sz w:val="18"/>
+              </w:rPr>
+              <w:t>Приоритет окна</w:t>
+            </w:r>
+          </w:p>
+          <w:p>
+            <w:pPr>
+              <w:spacing w:before="40" w:after="0"/>
+            </w:pPr>
+            <w:r>
+              <w:rPr>
+                <w:rFonts w:ascii="Lato" w:hAnsi="Lato" w:eastAsia="Lato"/>
+                <w:b w:val="0"/>
+                <w:i w:val="0"/>
+                <w:color w:val="253746"/>
+                <w:sz w:val="18"/>
+              </w:rPr>
+              <w:t>Во время Прорыва обычная рутина прекращается. Активируйте пятый ПРАВЫЙ навык, прекращайте патрули и отправляйте все доступные марши на вулканы.</w:t>
+            </w:r>
+          </w:p>
+        </w:tc>
+      </w:tr>
+    </w:tbl>
+    <w:p>
+      <w:pPr>
+        <w:spacing w:after="0"/>
+      </w:pPr>
+    </w:p>
+    <w:p>
+      <w:pPr>
+        <w:spacing w:after="56"/>
+        <w:ind w:left="227" w:hanging="170"/>
+      </w:pPr>
+      <w:r>
+        <w:rPr>
+          <w:rFonts w:ascii="Lato" w:hAnsi="Lato" w:eastAsia="Lato"/>
+          <w:b/>
+          <w:i w:val="0"/>
+          <w:color w:val="1676A6"/>
+        </w:rPr>
+        <w:t xml:space="preserve">• </w:t>
+      </w:r>
+      <w:r>
+        <w:rPr>
+          <w:rFonts w:ascii="Lato" w:hAnsi="Lato" w:eastAsia="Lato"/>
+          <w:b w:val="0"/>
+          <w:i w:val="0"/>
+          <w:color w:val="253746"/>
+        </w:rPr>
+        <w:t>Прорыв даёт 4 000 орихалка при базовой скорости 200/с — это краткое, но самое быстрое окно добычи.</w:t>
+      </w:r>
+    </w:p>
+    <w:p>
+      <w:pPr>
+        <w:spacing w:after="56"/>
+        <w:ind w:left="227" w:hanging="170"/>
+      </w:pPr>
+      <w:r>
+        <w:rPr>
+          <w:rFonts w:ascii="Lato" w:hAnsi="Lato" w:eastAsia="Lato"/>
+          <w:b/>
+          <w:i w:val="0"/>
+          <w:color w:val="1676A6"/>
+        </w:rPr>
+        <w:t xml:space="preserve">• </w:t>
+      </w:r>
+      <w:r>
+        <w:rPr>
+          <w:rFonts w:ascii="Lato" w:hAnsi="Lato" w:eastAsia="Lato"/>
+          <w:b w:val="0"/>
+          <w:i w:val="0"/>
+          <w:color w:val="253746"/>
+        </w:rPr>
+        <w:t>Не тратьте активный пятый навык по кулдауну. Его ценность максимальна именно во время волны вулканов.</w:t>
+      </w:r>
+    </w:p>
+    <w:p>
+      <w:pPr>
+        <w:spacing w:after="56"/>
+        <w:ind w:left="227" w:hanging="170"/>
+      </w:pPr>
+      <w:r>
+        <w:rPr>
+          <w:rFonts w:ascii="Lato" w:hAnsi="Lato" w:eastAsia="Lato"/>
+          <w:b/>
+          <w:i w:val="0"/>
+          <w:color w:val="1676A6"/>
+        </w:rPr>
+        <w:t xml:space="preserve">• </w:t>
+      </w:r>
+      <w:r>
+        <w:rPr>
+          <w:rFonts w:ascii="Lato" w:hAnsi="Lato" w:eastAsia="Lato"/>
+          <w:b w:val="0"/>
+          <w:i w:val="0"/>
+          <w:color w:val="253746"/>
+        </w:rPr>
+        <w:t>Выработали все вулканы рядом — используйте бесплатный телепорт к другому плотному кластеру. Это не аварийный приём, а нормальная часть стратегии.</w:t>
+      </w:r>
+    </w:p>
+    <w:p>
+      <w:pPr>
+        <w:spacing w:after="56"/>
+        <w:ind w:left="227" w:hanging="170"/>
+      </w:pPr>
+      <w:r>
+        <w:rPr>
+          <w:rFonts w:ascii="Lato" w:hAnsi="Lato" w:eastAsia="Lato"/>
+          <w:b/>
+          <w:i w:val="0"/>
+          <w:color w:val="1676A6"/>
+        </w:rPr>
+        <w:t xml:space="preserve">• </w:t>
+      </w:r>
+      <w:r>
+        <w:rPr>
+          <w:rFonts w:ascii="Lato" w:hAnsi="Lato" w:eastAsia="Lato"/>
+          <w:b w:val="0"/>
+          <w:i w:val="0"/>
+          <w:color w:val="253746"/>
+        </w:rPr>
+        <w:t>Если бесплатный телепорт на откате, а в другой части карты явно лежит много свободных вулканов, один платный продвинутый телепорт может быть рациональной тратой. Сначала оцените, успеете ли реально окупить переход.</w:t>
+      </w:r>
+    </w:p>
+    <w:p>
+      <w:pPr>
+        <w:pStyle w:val="Heading2"/>
+        <w:keepNext/>
+      </w:pPr>
+      <w:r>
+        <w:rPr>
+          <w:rFonts w:ascii="Inter Display" w:hAnsi="Inter Display" w:eastAsia="Inter Display"/>
+          <w:b/>
+          <w:i w:val="0"/>
+          <w:color w:val="344054"/>
+          <w:sz w:val="22"/>
+        </w:rPr>
+        <w:t>Нужен ли центр?</w:t>
+      </w:r>
+    </w:p>
+    <w:p>
+      <w:pPr>
+        <w:spacing w:after="56"/>
+        <w:ind w:left="227" w:hanging="170"/>
+      </w:pPr>
+      <w:r>
+        <w:rPr>
+          <w:rFonts w:ascii="Lato" w:hAnsi="Lato" w:eastAsia="Lato"/>
+          <w:b/>
+          <w:i w:val="0"/>
+          <w:color w:val="1676A6"/>
+        </w:rPr>
+        <w:t xml:space="preserve">• </w:t>
+      </w:r>
+      <w:r>
+        <w:rPr>
+          <w:rFonts w:ascii="Lato" w:hAnsi="Lato" w:eastAsia="Lato"/>
+          <w:b w:val="0"/>
+          <w:i w:val="0"/>
+          <w:color w:val="253746"/>
+        </w:rPr>
+        <w:t>Нет. Для обычного игрока центр часто означает больше конкуренции, атак и пяти минутных блокировок героев.</w:t>
+      </w:r>
+    </w:p>
+    <w:p>
+      <w:pPr>
+        <w:spacing w:after="56"/>
+        <w:ind w:left="227" w:hanging="170"/>
+      </w:pPr>
+      <w:r>
+        <w:rPr>
+          <w:rFonts w:ascii="Lato" w:hAnsi="Lato" w:eastAsia="Lato"/>
+          <w:b/>
+          <w:i w:val="0"/>
+          <w:color w:val="1676A6"/>
+        </w:rPr>
+        <w:t xml:space="preserve">• </w:t>
+      </w:r>
+      <w:r>
+        <w:rPr>
+          <w:rFonts w:ascii="Lato" w:hAnsi="Lato" w:eastAsia="Lato"/>
+          <w:b w:val="0"/>
+          <w:i w:val="0"/>
+          <w:color w:val="253746"/>
+        </w:rPr>
+        <w:t>Если по краям много патрулей, обычных жил для минутного касания и доступных вулканов, оставайтесь там до конца.</w:t>
+      </w:r>
+    </w:p>
+    <w:p>
+      <w:pPr>
+        <w:spacing w:after="56"/>
+        <w:ind w:left="227" w:hanging="170"/>
+      </w:pPr>
+      <w:r>
+        <w:rPr>
+          <w:rFonts w:ascii="Lato" w:hAnsi="Lato" w:eastAsia="Lato"/>
+          <w:b/>
+          <w:i w:val="0"/>
+          <w:color w:val="1676A6"/>
+        </w:rPr>
+        <w:t xml:space="preserve">• </w:t>
+      </w:r>
+      <w:r>
+        <w:rPr>
+          <w:rFonts w:ascii="Lato" w:hAnsi="Lato" w:eastAsia="Lato"/>
+          <w:b w:val="0"/>
+          <w:i w:val="0"/>
+          <w:color w:val="253746"/>
+        </w:rPr>
+        <w:t>Плавильню имеет смысл трогать только когда вы точно понимаете, что получите от неё больше, чем потеряете по темпу. Не летите туда просто потому, что объект находится в центре карты.</w:t>
+      </w:r>
+    </w:p>
+    <w:tbl>
+      <w:tblPr>
+        <w:tblW w:type="auto" w:w="0"/>
+        <w:jc w:val="center"/>
+        <w:tblLayout w:type="fixed"/>
+        <w:tblLook w:firstColumn="1" w:firstRow="1" w:lastColumn="0" w:lastRow="0" w:noHBand="0" w:noVBand="1" w:val="04A0"/>
+      </w:tblPr>
+      <w:tblGrid>
+        <w:gridCol w:w="170"/>
+        <w:gridCol w:w="9921"/>
+      </w:tblGrid>
+      <w:tr>
+        <w:trPr>
+          <w:cantSplit/>
+        </w:trPr>
+        <w:tc>
+          <w:tcPr>
+            <w:tcW w:type="dxa" w:w="5103"/>
+            <w:shd w:fill="1676A6"/>
+            <w:tcMar>
+              <w:top w:w="0" w:type="dxa"/>
+              <w:start w:w="0" w:type="dxa"/>
+              <w:bottom w:w="0" w:type="dxa"/>
+              <w:end w:w="0" w:type="dxa"/>
+            </w:tcMar>
+          </w:tcPr>
+          <w:p/>
+        </w:tc>
+        <w:tc>
+          <w:tcPr>
+            <w:tcW w:type="dxa" w:w="5103"/>
+            <w:shd w:fill="EEF8FC"/>
+            <w:tcMar>
+              <w:top w:w="150" w:type="dxa"/>
+              <w:start w:w="200" w:type="dxa"/>
+              <w:bottom w:w="150" w:type="dxa"/>
+              <w:end w:w="200" w:type="dxa"/>
+            </w:tcMar>
+          </w:tcPr>
+          <w:p>
+            <w:r>
+              <w:rPr>
+                <w:rFonts w:ascii="Inter Display" w:hAnsi="Inter Display" w:eastAsia="Inter Display"/>
+                <w:b/>
+                <w:i w:val="0"/>
+                <w:color w:val="1676A6"/>
+                <w:sz w:val="18"/>
+              </w:rPr>
+              <w:t>Практический результат SuBL</w:t>
+            </w:r>
+          </w:p>
+          <w:p>
+            <w:pPr>
+              <w:spacing w:before="40" w:after="0"/>
+            </w:pPr>
+            <w:r>
+              <w:rPr>
+                <w:rFonts w:ascii="Lato" w:hAnsi="Lato" w:eastAsia="Lato"/>
+                <w:b w:val="0"/>
+                <w:i w:val="0"/>
+                <w:color w:val="253746"/>
+                <w:sz w:val="18"/>
+              </w:rPr>
+              <w:t>Если схема выполняется хотя бы без крупных провалов, около 400 000 орихалка — реалистичный нижний ориентир вообще без PvP и без необходимости рисковать маршами в центре. При удачных перелётах между плотными группами Прорывов 475–500 тысяч вполне реальны. Такой результат уже позволяет претендовать на топ-5, где выдаётся 14-дневная рамка «Синее пламя».</w:t>
+            </w:r>
+          </w:p>
+        </w:tc>
+      </w:tr>
+    </w:tbl>
+    <w:p>
+      <w:pPr>
+        <w:spacing w:before="140" w:after="20"/>
+        <w:pBdr>
+          <w:top w:val="single" w:sz="14" w:space="1" w:color="1676A6"/>
+        </w:pBdr>
+      </w:pPr>
+    </w:p>
+    <w:p>
+      <w:pPr>
+        <w:pStyle w:val="Heading1"/>
+        <w:keepNext/>
+      </w:pPr>
+      <w:r>
+        <w:rPr>
+          <w:rFonts w:ascii="Inter Display" w:hAnsi="Inter Display" w:eastAsia="Inter Display"/>
+          <w:b/>
+          <w:i w:val="0"/>
+          <w:color w:val="344054"/>
+          <w:sz w:val="28"/>
+        </w:rPr>
+        <w:t>4. Короткий чек-лист обычного игрока</w:t>
+      </w:r>
+    </w:p>
+    <w:p>
+      <w:pPr>
+        <w:spacing w:after="56"/>
+        <w:ind w:left="283" w:hanging="227"/>
+      </w:pPr>
+      <w:r>
+        <w:rPr>
+          <w:rFonts w:ascii="Lato" w:hAnsi="Lato" w:eastAsia="Lato"/>
+          <w:b/>
+          <w:i w:val="0"/>
+          <w:color w:val="1676A6"/>
+        </w:rPr>
+        <w:t xml:space="preserve">1. </w:t>
+      </w:r>
+      <w:r>
+        <w:rPr>
+          <w:rFonts w:ascii="Lato" w:hAnsi="Lato" w:eastAsia="Lato"/>
+          <w:b w:val="0"/>
+          <w:i w:val="0"/>
+          <w:color w:val="253746"/>
+        </w:rPr>
+        <w:t>Все доступные марши постоянно заняты: патруль, минутное касание или Прорыв.</w:t>
+      </w:r>
+    </w:p>
+    <w:p>
+      <w:pPr>
+        <w:spacing w:after="56"/>
+        <w:ind w:left="283" w:hanging="227"/>
+      </w:pPr>
+      <w:r>
+        <w:rPr>
+          <w:rFonts w:ascii="Lato" w:hAnsi="Lato" w:eastAsia="Lato"/>
+          <w:b/>
+          <w:i w:val="0"/>
+          <w:color w:val="1676A6"/>
+        </w:rPr>
+        <w:t xml:space="preserve">2. </w:t>
+      </w:r>
+      <w:r>
+        <w:rPr>
+          <w:rFonts w:ascii="Lato" w:hAnsi="Lato" w:eastAsia="Lato"/>
+          <w:b w:val="0"/>
+          <w:i w:val="0"/>
+          <w:color w:val="253746"/>
+        </w:rPr>
+        <w:t>Навыки: П → П → Л → Л → П.</w:t>
+      </w:r>
+    </w:p>
+    <w:p>
+      <w:pPr>
+        <w:spacing w:after="56"/>
+        <w:ind w:left="283" w:hanging="227"/>
+      </w:pPr>
+      <w:r>
+        <w:rPr>
+          <w:rFonts w:ascii="Lato" w:hAnsi="Lato" w:eastAsia="Lato"/>
+          <w:b/>
+          <w:i w:val="0"/>
+          <w:color w:val="1676A6"/>
+        </w:rPr>
+        <w:t xml:space="preserve">3. </w:t>
+      </w:r>
+      <w:r>
+        <w:rPr>
+          <w:rFonts w:ascii="Lato" w:hAnsi="Lato" w:eastAsia="Lato"/>
+          <w:b w:val="0"/>
+          <w:i w:val="0"/>
+          <w:color w:val="253746"/>
+        </w:rPr>
+        <w:t>После III навыка — новый вход в жилу каждые 60 секунд ради +5 000.</w:t>
+      </w:r>
+    </w:p>
+    <w:p>
+      <w:pPr>
+        <w:spacing w:after="56"/>
+        <w:ind w:left="283" w:hanging="227"/>
+      </w:pPr>
+      <w:r>
+        <w:rPr>
+          <w:rFonts w:ascii="Lato" w:hAnsi="Lato" w:eastAsia="Lato"/>
+          <w:b/>
+          <w:i w:val="0"/>
+          <w:color w:val="1676A6"/>
+        </w:rPr>
+        <w:t xml:space="preserve">4. </w:t>
+      </w:r>
+      <w:r>
+        <w:rPr>
+          <w:rFonts w:ascii="Lato" w:hAnsi="Lato" w:eastAsia="Lato"/>
+          <w:b w:val="0"/>
+          <w:i w:val="0"/>
+          <w:color w:val="253746"/>
+        </w:rPr>
+        <w:t>Россыпи орихалка собираются постоянно.</w:t>
+      </w:r>
+    </w:p>
+    <w:p>
+      <w:pPr>
+        <w:spacing w:after="56"/>
+        <w:ind w:left="283" w:hanging="227"/>
+      </w:pPr>
+      <w:r>
+        <w:rPr>
+          <w:rFonts w:ascii="Lato" w:hAnsi="Lato" w:eastAsia="Lato"/>
+          <w:b/>
+          <w:i w:val="0"/>
+          <w:color w:val="1676A6"/>
+        </w:rPr>
+        <w:t xml:space="preserve">5. </w:t>
+      </w:r>
+      <w:r>
+        <w:rPr>
+          <w:rFonts w:ascii="Lato" w:hAnsi="Lato" w:eastAsia="Lato"/>
+          <w:b w:val="0"/>
+          <w:i w:val="0"/>
+          <w:color w:val="253746"/>
+        </w:rPr>
+        <w:t>На Прорыве — все марши на вулканы, активный правый навык включён.</w:t>
+      </w:r>
+    </w:p>
+    <w:p>
+      <w:pPr>
+        <w:spacing w:after="56"/>
+        <w:ind w:left="283" w:hanging="227"/>
+      </w:pPr>
+      <w:r>
+        <w:rPr>
+          <w:rFonts w:ascii="Lato" w:hAnsi="Lato" w:eastAsia="Lato"/>
+          <w:b/>
+          <w:i w:val="0"/>
+          <w:color w:val="1676A6"/>
+        </w:rPr>
+        <w:t xml:space="preserve">6. </w:t>
+      </w:r>
+      <w:r>
+        <w:rPr>
+          <w:rFonts w:ascii="Lato" w:hAnsi="Lato" w:eastAsia="Lato"/>
+          <w:b w:val="0"/>
+          <w:i w:val="0"/>
+          <w:color w:val="253746"/>
+        </w:rPr>
+        <w:t>Нет вулканов рядом — бесплатный телепорт; при очевидной выгоде допустим один платный.</w:t>
+      </w:r>
+    </w:p>
+    <w:p>
+      <w:pPr>
+        <w:spacing w:after="56"/>
+        <w:ind w:left="283" w:hanging="227"/>
+      </w:pPr>
+      <w:r>
+        <w:rPr>
+          <w:rFonts w:ascii="Lato" w:hAnsi="Lato" w:eastAsia="Lato"/>
+          <w:b/>
+          <w:i w:val="0"/>
+          <w:color w:val="1676A6"/>
+        </w:rPr>
+        <w:t xml:space="preserve">7. </w:t>
+      </w:r>
+      <w:r>
+        <w:rPr>
+          <w:rFonts w:ascii="Lato" w:hAnsi="Lato" w:eastAsia="Lato"/>
+          <w:b w:val="0"/>
+          <w:i w:val="0"/>
+          <w:color w:val="253746"/>
+        </w:rPr>
+        <w:t>Центр игнорируется, если край карты даёт более стабильный темп.</w:t>
+      </w:r>
+    </w:p>
+    <w:p>
+      <w:pPr>
+        <w:spacing w:after="56"/>
+        <w:ind w:left="283" w:hanging="227"/>
+      </w:pPr>
+      <w:r>
+        <w:rPr>
+          <w:rFonts w:ascii="Lato" w:hAnsi="Lato" w:eastAsia="Lato"/>
+          <w:b/>
+          <w:i w:val="0"/>
+          <w:color w:val="1676A6"/>
+        </w:rPr>
+        <w:t xml:space="preserve">8. </w:t>
+      </w:r>
+      <w:r>
+        <w:rPr>
+          <w:rFonts w:ascii="Lato" w:hAnsi="Lato" w:eastAsia="Lato"/>
+          <w:b w:val="0"/>
+          <w:i w:val="0"/>
+          <w:color w:val="253746"/>
+        </w:rPr>
+        <w:t>PvP избегаем: почти никакая случайная драка не окупает потерянное время марша.</w:t>
+      </w:r>
+    </w:p>
+    <w:p>
+      <w:r/>
+    </w:p>
+    <w:p>
+      <w:pPr>
+        <w:spacing w:before="140" w:after="20"/>
+        <w:pBdr>
+          <w:top w:val="single" w:sz="14" w:space="1" w:color="1676A6"/>
+        </w:pBdr>
+      </w:pPr>
+    </w:p>
+    <w:p>
+      <w:pPr>
+        <w:pStyle w:val="Heading1"/>
+        <w:keepNext/>
+      </w:pPr>
+      <w:r>
+        <w:rPr>
+          <w:rFonts w:ascii="Inter Display" w:hAnsi="Inter Display" w:eastAsia="Inter Display"/>
+          <w:b/>
+          <w:i w:val="0"/>
+          <w:color w:val="344054"/>
+          <w:sz w:val="28"/>
+        </w:rPr>
+        <w:t>5. Стратегия для китов — Berange</w:t>
+      </w:r>
+    </w:p>
+    <w:tbl>
+      <w:tblPr>
+        <w:tblW w:type="auto" w:w="0"/>
+        <w:jc w:val="center"/>
+        <w:tblLayout w:type="fixed"/>
+        <w:tblLook w:firstColumn="1" w:firstRow="1" w:lastColumn="0" w:lastRow="0" w:noHBand="0" w:noVBand="1" w:val="04A0"/>
+      </w:tblPr>
+      <w:tblGrid>
+        <w:gridCol w:w="170"/>
+        <w:gridCol w:w="9921"/>
+      </w:tblGrid>
+      <w:tr>
+        <w:tc>
+          <w:tcPr>
+            <w:tcW w:type="dxa" w:w="5103"/>
+            <w:shd w:fill="7651A8"/>
+            <w:tcMar>
+              <w:top w:w="0" w:type="dxa"/>
+              <w:start w:w="0" w:type="dxa"/>
+              <w:bottom w:w="0" w:type="dxa"/>
+              <w:end w:w="0" w:type="dxa"/>
+            </w:tcMar>
+          </w:tcPr>
+          <w:p/>
+        </w:tc>
+        <w:tc>
+          <w:tcPr>
+            <w:tcW w:type="dxa" w:w="5103"/>
+            <w:shd w:fill="F3EEFA"/>
+            <w:tcMar>
+              <w:top w:w="150" w:type="dxa"/>
+              <w:start w:w="200" w:type="dxa"/>
+              <w:bottom w:w="150" w:type="dxa"/>
+              <w:end w:w="200" w:type="dxa"/>
+            </w:tcMar>
+          </w:tcPr>
+          <w:p>
+            <w:r>
+              <w:rPr>
+                <w:rFonts w:ascii="Inter Display" w:hAnsi="Inter Display" w:eastAsia="Inter Display"/>
+                <w:b/>
+                <w:i w:val="0"/>
+                <w:color w:val="7651A8"/>
+                <w:sz w:val="18"/>
+              </w:rPr>
+              <w:t>Для кого она работает</w:t>
+            </w:r>
+          </w:p>
+          <w:p>
+            <w:pPr>
+              <w:spacing w:before="40" w:after="0"/>
+            </w:pPr>
+            <w:r>
+              <w:rPr>
+                <w:rFonts w:ascii="Lato" w:hAnsi="Lato" w:eastAsia="Lato"/>
+                <w:b w:val="0"/>
+                <w:i w:val="0"/>
+                <w:color w:val="253746"/>
+                <w:sz w:val="18"/>
+              </w:rPr>
+              <w:t>Схема рассчитана примерно на топ-5 по силе конкретного лобби Рудника и предполагает, что большинство игроков не может регулярно выбивать вас из шахт III уровня. Если это условие не выполняется, обычная активная стратегия почти наверняка безопаснее.</w:t>
+            </w:r>
+          </w:p>
+        </w:tc>
+      </w:tr>
+    </w:tbl>
+    <w:p>
+      <w:pPr>
+        <w:spacing w:after="0"/>
+      </w:pPr>
+    </w:p>
+    <w:p>
+      <w:pPr>
+        <w:pStyle w:val="Heading2"/>
+        <w:keepNext/>
+      </w:pPr>
+      <w:r>
+        <w:rPr>
+          <w:rFonts w:ascii="Inter Display" w:hAnsi="Inter Display" w:eastAsia="Inter Display"/>
+          <w:b/>
+          <w:i w:val="0"/>
+          <w:color w:val="344054"/>
+          <w:sz w:val="22"/>
+        </w:rPr>
+        <w:t>До входа</w:t>
+      </w:r>
+    </w:p>
+    <w:p>
+      <w:pPr>
+        <w:spacing w:after="56"/>
+        <w:ind w:left="227" w:hanging="170"/>
+      </w:pPr>
+      <w:r>
+        <w:rPr>
+          <w:rFonts w:ascii="Lato" w:hAnsi="Lato" w:eastAsia="Lato"/>
+          <w:b/>
+          <w:i w:val="0"/>
+          <w:color w:val="1676A6"/>
+        </w:rPr>
+        <w:t xml:space="preserve">• </w:t>
+      </w:r>
+      <w:r>
+        <w:rPr>
+          <w:rFonts w:ascii="Lato" w:hAnsi="Lato" w:eastAsia="Lato"/>
+          <w:b w:val="0"/>
+          <w:i w:val="0"/>
+          <w:color w:val="253746"/>
+        </w:rPr>
+        <w:t>По методике Berange перед событием включаются доступные 10% боевые баффы. Они нужны прежде всего для удержания III шахт; обычный бонус скорости сбора в Руднике не действует.</w:t>
+      </w:r>
+    </w:p>
+    <w:p>
+      <w:pPr>
+        <w:spacing w:after="56"/>
+        <w:ind w:left="227" w:hanging="170"/>
+      </w:pPr>
+      <w:r>
+        <w:rPr>
+          <w:rFonts w:ascii="Lato" w:hAnsi="Lato" w:eastAsia="Lato"/>
+          <w:b/>
+          <w:i w:val="0"/>
+          <w:color w:val="1676A6"/>
+        </w:rPr>
+        <w:t xml:space="preserve">• </w:t>
+      </w:r>
+      <w:r>
+        <w:rPr>
+          <w:rFonts w:ascii="Lato" w:hAnsi="Lato" w:eastAsia="Lato"/>
+          <w:b w:val="0"/>
+          <w:i w:val="0"/>
+          <w:color w:val="253746"/>
+        </w:rPr>
+        <w:t>Если вы не самый сильный кит на карте, заранее смотрите расстановку. Например, топ-3 выгодно занимать сектор центра на противоположной стороне от двух более сильных игроков.</w:t>
+      </w:r>
+    </w:p>
+    <w:p>
+      <w:pPr>
+        <w:pStyle w:val="Heading2"/>
+        <w:keepNext/>
+      </w:pPr>
+      <w:r>
+        <w:rPr>
+          <w:rFonts w:ascii="Inter Display" w:hAnsi="Inter Display" w:eastAsia="Inter Display"/>
+          <w:b/>
+          <w:i w:val="0"/>
+          <w:color w:val="344054"/>
+          <w:sz w:val="22"/>
+        </w:rPr>
+        <w:t>Этап 1. Быстро прокачать всю ветку</w:t>
+      </w:r>
+    </w:p>
+    <w:p>
+      <w:pPr>
+        <w:spacing w:after="56"/>
+        <w:ind w:left="227" w:hanging="170"/>
+      </w:pPr>
+      <w:r>
+        <w:rPr>
+          <w:rFonts w:ascii="Lato" w:hAnsi="Lato" w:eastAsia="Lato"/>
+          <w:b/>
+          <w:i w:val="0"/>
+          <w:color w:val="1676A6"/>
+        </w:rPr>
+        <w:t xml:space="preserve">• </w:t>
+      </w:r>
+      <w:r>
+        <w:rPr>
+          <w:rFonts w:ascii="Lato" w:hAnsi="Lato" w:eastAsia="Lato"/>
+          <w:b w:val="0"/>
+          <w:i w:val="0"/>
+          <w:color w:val="253746"/>
+        </w:rPr>
+        <w:t>Маршрут: ЛЕВО → ЛЕВО → ЛЕВО → ЛЕВО → ПРАВО.</w:t>
+      </w:r>
+    </w:p>
+    <w:p>
+      <w:pPr>
+        <w:spacing w:after="56"/>
+        <w:ind w:left="227" w:hanging="170"/>
+      </w:pPr>
+      <w:r>
+        <w:rPr>
+          <w:rFonts w:ascii="Lato" w:hAnsi="Lato" w:eastAsia="Lato"/>
+          <w:b/>
+          <w:i w:val="0"/>
+          <w:color w:val="1676A6"/>
+        </w:rPr>
+        <w:t xml:space="preserve">• </w:t>
+      </w:r>
+      <w:r>
+        <w:rPr>
+          <w:rFonts w:ascii="Lato" w:hAnsi="Lato" w:eastAsia="Lato"/>
+          <w:b w:val="0"/>
+          <w:i w:val="0"/>
+          <w:color w:val="253746"/>
+        </w:rPr>
+        <w:t>В начале всё равно фармим патрули — пока не открыты все пять навыков. Разница с обычной стратегией начинается после полной прокачки.</w:t>
+      </w:r>
+    </w:p>
+    <w:p>
+      <w:pPr>
+        <w:spacing w:after="56"/>
+        <w:ind w:left="227" w:hanging="170"/>
+      </w:pPr>
+      <w:r>
+        <w:rPr>
+          <w:rFonts w:ascii="Lato" w:hAnsi="Lato" w:eastAsia="Lato"/>
+          <w:b/>
+          <w:i w:val="0"/>
+          <w:color w:val="1676A6"/>
+        </w:rPr>
+        <w:t xml:space="preserve">• </w:t>
+      </w:r>
+      <w:r>
+        <w:rPr>
+          <w:rFonts w:ascii="Lato" w:hAnsi="Lato" w:eastAsia="Lato"/>
+          <w:b w:val="0"/>
+          <w:i w:val="0"/>
+          <w:color w:val="253746"/>
+        </w:rPr>
+        <w:t>Первый левый навык даёт +1 080/мин пассивно. Второй добавляет 12 000 войск в каждый марш — это помогает плотнее удерживать занятые III шахты.</w:t>
+      </w:r>
+    </w:p>
+    <w:p>
+      <w:pPr>
+        <w:spacing w:after="56"/>
+        <w:ind w:left="227" w:hanging="170"/>
+      </w:pPr>
+      <w:r>
+        <w:rPr>
+          <w:rFonts w:ascii="Lato" w:hAnsi="Lato" w:eastAsia="Lato"/>
+          <w:b/>
+          <w:i w:val="0"/>
+          <w:color w:val="1676A6"/>
+        </w:rPr>
+        <w:t xml:space="preserve">• </w:t>
+      </w:r>
+      <w:r>
+        <w:rPr>
+          <w:rFonts w:ascii="Lato" w:hAnsi="Lato" w:eastAsia="Lato"/>
+          <w:b w:val="0"/>
+          <w:i w:val="0"/>
+          <w:color w:val="253746"/>
+        </w:rPr>
+        <w:t>Третий и четвёртый навыки дают минутные +5 000 и +15% к добыче. Пятый правый — активное ускорение сбора.</w:t>
+      </w:r>
+    </w:p>
+    <w:p>
+      <w:pPr>
+        <w:pStyle w:val="Heading2"/>
+        <w:keepNext/>
+      </w:pPr>
+      <w:r>
+        <w:rPr>
+          <w:rFonts w:ascii="Inter Display" w:hAnsi="Inter Display" w:eastAsia="Inter Display"/>
+          <w:b/>
+          <w:i w:val="0"/>
+          <w:color w:val="344054"/>
+          <w:sz w:val="22"/>
+        </w:rPr>
+        <w:t>Этап 2. Телепорт к центру и рассадка</w:t>
+      </w:r>
+    </w:p>
+    <w:p>
+      <w:pPr>
+        <w:spacing w:after="56"/>
+        <w:ind w:left="283" w:hanging="227"/>
+      </w:pPr>
+      <w:r>
+        <w:rPr>
+          <w:rFonts w:ascii="Lato" w:hAnsi="Lato" w:eastAsia="Lato"/>
+          <w:b/>
+          <w:i w:val="0"/>
+          <w:color w:val="1676A6"/>
+        </w:rPr>
+        <w:t xml:space="preserve">1. </w:t>
+      </w:r>
+      <w:r>
+        <w:rPr>
+          <w:rFonts w:ascii="Lato" w:hAnsi="Lato" w:eastAsia="Lato"/>
+          <w:b w:val="0"/>
+          <w:i w:val="0"/>
+          <w:color w:val="253746"/>
+        </w:rPr>
+        <w:t>Сразу после пятого навыка телепортируйтесь в центральную зону: рядом с Плавильней и максимально близко к шахте III уровня.</w:t>
+      </w:r>
+    </w:p>
+    <w:p>
+      <w:pPr>
+        <w:spacing w:after="56"/>
+        <w:ind w:left="283" w:hanging="227"/>
+      </w:pPr>
+      <w:r>
+        <w:rPr>
+          <w:rFonts w:ascii="Lato" w:hAnsi="Lato" w:eastAsia="Lato"/>
+          <w:b/>
+          <w:i w:val="0"/>
+          <w:color w:val="1676A6"/>
+        </w:rPr>
+        <w:t xml:space="preserve">2. </w:t>
+      </w:r>
+      <w:r>
+        <w:rPr>
+          <w:rFonts w:ascii="Lato" w:hAnsi="Lato" w:eastAsia="Lato"/>
+          <w:b w:val="0"/>
+          <w:i w:val="0"/>
+          <w:color w:val="253746"/>
+        </w:rPr>
+        <w:t>Активируйте пятый ПРАВЫЙ навык.</w:t>
+      </w:r>
+    </w:p>
+    <w:p>
+      <w:pPr>
+        <w:spacing w:after="56"/>
+        <w:ind w:left="283" w:hanging="227"/>
+      </w:pPr>
+      <w:r>
+        <w:rPr>
+          <w:rFonts w:ascii="Lato" w:hAnsi="Lato" w:eastAsia="Lato"/>
+          <w:b/>
+          <w:i w:val="0"/>
+          <w:color w:val="1676A6"/>
+        </w:rPr>
+        <w:t xml:space="preserve">3. </w:t>
+      </w:r>
+      <w:r>
+        <w:rPr>
+          <w:rFonts w:ascii="Lato" w:hAnsi="Lato" w:eastAsia="Lato"/>
+          <w:b w:val="0"/>
+          <w:i w:val="0"/>
+          <w:color w:val="253746"/>
+        </w:rPr>
+        <w:t>Основной марш отправьте в ближайшую III шахту. Остальные пять маршей — в ближайшие доступные III шахты.</w:t>
+      </w:r>
+    </w:p>
+    <w:p>
+      <w:pPr>
+        <w:spacing w:after="56"/>
+        <w:ind w:left="283" w:hanging="227"/>
+      </w:pPr>
+      <w:r>
+        <w:rPr>
+          <w:rFonts w:ascii="Lato" w:hAnsi="Lato" w:eastAsia="Lato"/>
+          <w:b/>
+          <w:i w:val="0"/>
+          <w:color w:val="1676A6"/>
+        </w:rPr>
+        <w:t xml:space="preserve">4. </w:t>
+      </w:r>
+      <w:r>
+        <w:rPr>
+          <w:rFonts w:ascii="Lato" w:hAnsi="Lato" w:eastAsia="Lato"/>
+          <w:b w:val="0"/>
+          <w:i w:val="0"/>
+          <w:color w:val="253746"/>
+        </w:rPr>
+        <w:t>Пять маршей оставьте постоянно работать. Основной марш используйте активно: ежеминутный перезаход ради +5 000, сбор россыпей и ближайший вулкан между минутными срабатываниями.</w:t>
+      </w:r>
+    </w:p>
+    <w:p>
+      <w:pPr>
+        <w:spacing w:after="56"/>
+        <w:ind w:left="283" w:hanging="227"/>
+      </w:pPr>
+      <w:r>
+        <w:rPr>
+          <w:rFonts w:ascii="Lato" w:hAnsi="Lato" w:eastAsia="Lato"/>
+          <w:b/>
+          <w:i w:val="0"/>
+          <w:color w:val="1676A6"/>
+        </w:rPr>
+        <w:t xml:space="preserve">5. </w:t>
+      </w:r>
+      <w:r>
+        <w:rPr>
+          <w:rFonts w:ascii="Lato" w:hAnsi="Lato" w:eastAsia="Lato"/>
+          <w:b w:val="0"/>
+          <w:i w:val="0"/>
+          <w:color w:val="253746"/>
+        </w:rPr>
+        <w:t>Когда занятые шахты выработаются и марши вернутся, дождитесь/используйте активный навык и повторите рассадку по ближайшим III шахтам.</w:t>
+      </w:r>
+    </w:p>
+    <w:p>
+      <w:pPr>
+        <w:pStyle w:val="Heading2"/>
+        <w:keepNext/>
+      </w:pPr>
+      <w:r>
+        <w:rPr>
+          <w:rFonts w:ascii="Inter Display" w:hAnsi="Inter Display" w:eastAsia="Inter Display"/>
+          <w:b/>
+          <w:i w:val="0"/>
+          <w:color w:val="344054"/>
+          <w:sz w:val="22"/>
+        </w:rPr>
+        <w:t>Экономика пяти постоянных маршей</w:t>
+      </w:r>
+    </w:p>
+    <w:tbl>
+      <w:tblPr>
+        <w:tblW w:type="auto" w:w="0"/>
+        <w:jc w:val="center"/>
+        <w:tblLayout w:type="fixed"/>
+        <w:tblLook w:firstColumn="1" w:firstRow="1" w:lastColumn="0" w:lastRow="0" w:noHBand="0" w:noVBand="1" w:val="04A0"/>
+      </w:tblPr>
+      <w:tblGrid>
+        <w:gridCol w:w="5329"/>
+        <w:gridCol w:w="4535"/>
+      </w:tblGrid>
+      <w:tr>
+        <w:tc>
+          <w:tcPr>
+            <w:tcW w:type="dxa" w:w="5103"/>
+            <w:shd w:fill="344054"/>
+            <w:tcMar>
+              <w:top w:w="90" w:type="dxa"/>
+              <w:start w:w="90" w:type="dxa"/>
+              <w:bottom w:w="90" w:type="dxa"/>
+              <w:end w:w="90" w:type="dxa"/>
+            </w:tcMar>
+            <w:vAlign w:val="center"/>
+            <w:tcBorders>
+              <w:top w:val="single" w:sz="4" w:color="D7E3E9"/>
+              <w:bottom w:val="single" w:sz="4" w:color="D7E3E9"/>
+              <w:left w:val="single" w:sz="4" w:color="D7E3E9"/>
+              <w:right w:val="single" w:sz="4" w:color="D7E3E9"/>
+            </w:tcBorders>
+          </w:tcPr>
+          <w:p>
+            <w:pPr>
+              <w:jc w:val="center"/>
+            </w:pPr>
+            <w:r>
+              <w:rPr>
+                <w:rFonts w:ascii="Inter Display" w:hAnsi="Inter Display" w:eastAsia="Inter Display"/>
+                <w:b/>
+                <w:i w:val="0"/>
+                <w:color w:val="FFFFFF"/>
+                <w:sz w:val="16"/>
+              </w:rPr>
+              <w:t>Показатель</w:t>
+            </w:r>
+          </w:p>
+        </w:tc>
+        <w:tc>
+          <w:tcPr>
+            <w:tcW w:type="dxa" w:w="5103"/>
+            <w:shd w:fill="344054"/>
+            <w:tcMar>
+              <w:top w:w="90" w:type="dxa"/>
+              <w:start w:w="90" w:type="dxa"/>
+              <w:bottom w:w="90" w:type="dxa"/>
+              <w:end w:w="90" w:type="dxa"/>
+            </w:tcMar>
+            <w:vAlign w:val="center"/>
+            <w:tcBorders>
+              <w:top w:val="single" w:sz="4" w:color="D7E3E9"/>
+              <w:bottom w:val="single" w:sz="4" w:color="D7E3E9"/>
+              <w:left w:val="single" w:sz="4" w:color="D7E3E9"/>
+              <w:right w:val="single" w:sz="4" w:color="D7E3E9"/>
+            </w:tcBorders>
+          </w:tcPr>
+          <w:p>
+            <w:pPr>
+              <w:jc w:val="center"/>
+            </w:pPr>
+            <w:r>
+              <w:rPr>
+                <w:rFonts w:ascii="Inter Display" w:hAnsi="Inter Display" w:eastAsia="Inter Display"/>
+                <w:b/>
+                <w:i w:val="0"/>
+                <w:color w:val="FFFFFF"/>
+                <w:sz w:val="16"/>
+              </w:rPr>
+              <w:t>Значение</w:t>
+            </w:r>
+          </w:p>
+        </w:tc>
+      </w:tr>
+      <w:tr>
+        <w:tc>
+          <w:tcPr>
+            <w:tcW w:type="dxa" w:w="5329"/>
+            <w:shd w:fill="F8FBFC"/>
+            <w:tcMar>
+              <w:top w:w="85" w:type="dxa"/>
+              <w:start w:w="90" w:type="dxa"/>
+              <w:bottom w:w="85" w:type="dxa"/>
+              <w:end w:w="90" w:type="dxa"/>
+            </w:tcMar>
+            <w:tcBorders>
+              <w:top w:val="single" w:sz="4" w:color="D7E3E9"/>
+              <w:bottom w:val="single" w:sz="4" w:color="D7E3E9"/>
+              <w:left w:val="single" w:sz="4" w:color="D7E3E9"/>
+              <w:right w:val="single" w:sz="4" w:color="D7E3E9"/>
+            </w:tcBorders>
+            <w:vAlign w:val="center"/>
+          </w:tcPr>
+          <w:p>
+            <w:r>
+              <w:rPr>
+                <w:rFonts w:ascii="Lato" w:hAnsi="Lato" w:eastAsia="Lato"/>
+                <w:b w:val="0"/>
+                <w:i w:val="0"/>
+                <w:color w:val="253746"/>
+                <w:sz w:val="16"/>
+              </w:rPr>
+              <w:t>Базовая III шахта</w:t>
+            </w:r>
+          </w:p>
+        </w:tc>
+        <w:tc>
+          <w:tcPr>
+            <w:tcW w:type="dxa" w:w="4535"/>
+            <w:shd w:fill="F8FBFC"/>
+            <w:tcMar>
+              <w:top w:w="85" w:type="dxa"/>
+              <w:start w:w="90" w:type="dxa"/>
+              <w:bottom w:w="85" w:type="dxa"/>
+              <w:end w:w="90" w:type="dxa"/>
+            </w:tcMar>
+            <w:tcBorders>
+              <w:top w:val="single" w:sz="4" w:color="D7E3E9"/>
+              <w:bottom w:val="single" w:sz="4" w:color="D7E3E9"/>
+              <w:left w:val="single" w:sz="4" w:color="D7E3E9"/>
+              <w:right w:val="single" w:sz="4" w:color="D7E3E9"/>
+            </w:tcBorders>
+            <w:vAlign w:val="center"/>
+          </w:tcPr>
+          <w:p>
+            <w:r>
+              <w:rPr>
+                <w:rFonts w:ascii="Lato" w:hAnsi="Lato" w:eastAsia="Lato"/>
+                <w:b w:val="0"/>
+                <w:i w:val="0"/>
+                <w:color w:val="253746"/>
+                <w:sz w:val="16"/>
+              </w:rPr>
+              <w:t>32/с</w:t>
+            </w:r>
+          </w:p>
+        </w:tc>
+      </w:tr>
+      <w:tr>
+        <w:tc>
+          <w:tcPr>
+            <w:tcW w:type="dxa" w:w="5329"/>
+            <w:shd w:fill="EEF4F7"/>
+            <w:tcMar>
+              <w:top w:w="85" w:type="dxa"/>
+              <w:start w:w="90" w:type="dxa"/>
+              <w:bottom w:w="85" w:type="dxa"/>
+              <w:end w:w="90" w:type="dxa"/>
+            </w:tcMar>
+            <w:tcBorders>
+              <w:top w:val="single" w:sz="4" w:color="D7E3E9"/>
+              <w:bottom w:val="single" w:sz="4" w:color="D7E3E9"/>
+              <w:left w:val="single" w:sz="4" w:color="D7E3E9"/>
+              <w:right w:val="single" w:sz="4" w:color="D7E3E9"/>
+            </w:tcBorders>
+            <w:vAlign w:val="center"/>
+          </w:tcPr>
+          <w:p>
+            <w:r>
+              <w:rPr>
+                <w:rFonts w:ascii="Lato" w:hAnsi="Lato" w:eastAsia="Lato"/>
+                <w:b w:val="0"/>
+                <w:i w:val="0"/>
+                <w:color w:val="253746"/>
+                <w:sz w:val="16"/>
+              </w:rPr>
+              <w:t>С IV левым навыком (+15%)</w:t>
+            </w:r>
+          </w:p>
+        </w:tc>
+        <w:tc>
+          <w:tcPr>
+            <w:tcW w:type="dxa" w:w="4535"/>
+            <w:shd w:fill="EEF4F7"/>
+            <w:tcMar>
+              <w:top w:w="85" w:type="dxa"/>
+              <w:start w:w="90" w:type="dxa"/>
+              <w:bottom w:w="85" w:type="dxa"/>
+              <w:end w:w="90" w:type="dxa"/>
+            </w:tcMar>
+            <w:tcBorders>
+              <w:top w:val="single" w:sz="4" w:color="D7E3E9"/>
+              <w:bottom w:val="single" w:sz="4" w:color="D7E3E9"/>
+              <w:left w:val="single" w:sz="4" w:color="D7E3E9"/>
+              <w:right w:val="single" w:sz="4" w:color="D7E3E9"/>
+            </w:tcBorders>
+            <w:vAlign w:val="center"/>
+          </w:tcPr>
+          <w:p>
+            <w:r>
+              <w:rPr>
+                <w:rFonts w:ascii="Lato" w:hAnsi="Lato" w:eastAsia="Lato"/>
+                <w:b w:val="0"/>
+                <w:i w:val="0"/>
+                <w:color w:val="253746"/>
+                <w:sz w:val="16"/>
+              </w:rPr>
+              <w:t>36,8/с</w:t>
+            </w:r>
+          </w:p>
+        </w:tc>
+      </w:tr>
+      <w:tr>
+        <w:tc>
+          <w:tcPr>
+            <w:tcW w:type="dxa" w:w="5329"/>
+            <w:shd w:fill="F8FBFC"/>
+            <w:tcMar>
+              <w:top w:w="85" w:type="dxa"/>
+              <w:start w:w="90" w:type="dxa"/>
+              <w:bottom w:w="85" w:type="dxa"/>
+              <w:end w:w="90" w:type="dxa"/>
+            </w:tcMar>
+            <w:tcBorders>
+              <w:top w:val="single" w:sz="4" w:color="D7E3E9"/>
+              <w:bottom w:val="single" w:sz="4" w:color="D7E3E9"/>
+              <w:left w:val="single" w:sz="4" w:color="D7E3E9"/>
+              <w:right w:val="single" w:sz="4" w:color="D7E3E9"/>
+            </w:tcBorders>
+            <w:vAlign w:val="center"/>
+          </w:tcPr>
+          <w:p>
+            <w:r>
+              <w:rPr>
+                <w:rFonts w:ascii="Lato" w:hAnsi="Lato" w:eastAsia="Lato"/>
+                <w:b w:val="0"/>
+                <w:i w:val="0"/>
+                <w:color w:val="253746"/>
+                <w:sz w:val="16"/>
+              </w:rPr>
+              <w:t>В усиленном состоянии с V правым (+50%)</w:t>
+            </w:r>
+          </w:p>
+        </w:tc>
+        <w:tc>
+          <w:tcPr>
+            <w:tcW w:type="dxa" w:w="4535"/>
+            <w:shd w:fill="F8FBFC"/>
+            <w:tcMar>
+              <w:top w:w="85" w:type="dxa"/>
+              <w:start w:w="90" w:type="dxa"/>
+              <w:bottom w:w="85" w:type="dxa"/>
+              <w:end w:w="90" w:type="dxa"/>
+            </w:tcMar>
+            <w:tcBorders>
+              <w:top w:val="single" w:sz="4" w:color="D7E3E9"/>
+              <w:bottom w:val="single" w:sz="4" w:color="D7E3E9"/>
+              <w:left w:val="single" w:sz="4" w:color="D7E3E9"/>
+              <w:right w:val="single" w:sz="4" w:color="D7E3E9"/>
+            </w:tcBorders>
+            <w:vAlign w:val="center"/>
+          </w:tcPr>
+          <w:p>
+            <w:r>
+              <w:rPr>
+                <w:rFonts w:ascii="Lato" w:hAnsi="Lato" w:eastAsia="Lato"/>
+                <w:b w:val="0"/>
+                <w:i w:val="0"/>
+                <w:color w:val="253746"/>
+                <w:sz w:val="16"/>
+              </w:rPr>
+              <w:t>≈52,8/с → интерфейс округляет примерно до 53/с</w:t>
+            </w:r>
+          </w:p>
+        </w:tc>
+      </w:tr>
+      <w:tr>
+        <w:tc>
+          <w:tcPr>
+            <w:tcW w:type="dxa" w:w="5329"/>
+            <w:shd w:fill="EEF4F7"/>
+            <w:tcMar>
+              <w:top w:w="85" w:type="dxa"/>
+              <w:start w:w="90" w:type="dxa"/>
+              <w:bottom w:w="85" w:type="dxa"/>
+              <w:end w:w="90" w:type="dxa"/>
+            </w:tcMar>
+            <w:tcBorders>
+              <w:top w:val="single" w:sz="4" w:color="D7E3E9"/>
+              <w:bottom w:val="single" w:sz="4" w:color="D7E3E9"/>
+              <w:left w:val="single" w:sz="4" w:color="D7E3E9"/>
+              <w:right w:val="single" w:sz="4" w:color="D7E3E9"/>
+            </w:tcBorders>
+            <w:vAlign w:val="center"/>
+          </w:tcPr>
+          <w:p>
+            <w:r>
+              <w:rPr>
+                <w:rFonts w:ascii="Lato" w:hAnsi="Lato" w:eastAsia="Lato"/>
+                <w:b w:val="0"/>
+                <w:i w:val="0"/>
+                <w:color w:val="253746"/>
+                <w:sz w:val="16"/>
+              </w:rPr>
+              <w:t>Один марш при 53/с</w:t>
+            </w:r>
+          </w:p>
+        </w:tc>
+        <w:tc>
+          <w:tcPr>
+            <w:tcW w:type="dxa" w:w="4535"/>
+            <w:shd w:fill="EEF4F7"/>
+            <w:tcMar>
+              <w:top w:w="85" w:type="dxa"/>
+              <w:start w:w="90" w:type="dxa"/>
+              <w:bottom w:w="85" w:type="dxa"/>
+              <w:end w:w="90" w:type="dxa"/>
+            </w:tcMar>
+            <w:tcBorders>
+              <w:top w:val="single" w:sz="4" w:color="D7E3E9"/>
+              <w:bottom w:val="single" w:sz="4" w:color="D7E3E9"/>
+              <w:left w:val="single" w:sz="4" w:color="D7E3E9"/>
+              <w:right w:val="single" w:sz="4" w:color="D7E3E9"/>
+            </w:tcBorders>
+            <w:vAlign w:val="center"/>
+          </w:tcPr>
+          <w:p>
+            <w:r>
+              <w:rPr>
+                <w:rFonts w:ascii="Lato" w:hAnsi="Lato" w:eastAsia="Lato"/>
+                <w:b w:val="0"/>
+                <w:i w:val="0"/>
+                <w:color w:val="253746"/>
+                <w:sz w:val="16"/>
+              </w:rPr>
+              <w:t>≈3 180/мин</w:t>
+            </w:r>
+          </w:p>
+        </w:tc>
+      </w:tr>
+      <w:tr>
+        <w:tc>
+          <w:tcPr>
+            <w:tcW w:type="dxa" w:w="5329"/>
+            <w:shd w:fill="F8FBFC"/>
+            <w:tcMar>
+              <w:top w:w="85" w:type="dxa"/>
+              <w:start w:w="90" w:type="dxa"/>
+              <w:bottom w:w="85" w:type="dxa"/>
+              <w:end w:w="90" w:type="dxa"/>
+            </w:tcMar>
+            <w:tcBorders>
+              <w:top w:val="single" w:sz="4" w:color="D7E3E9"/>
+              <w:bottom w:val="single" w:sz="4" w:color="D7E3E9"/>
+              <w:left w:val="single" w:sz="4" w:color="D7E3E9"/>
+              <w:right w:val="single" w:sz="4" w:color="D7E3E9"/>
+            </w:tcBorders>
+            <w:vAlign w:val="center"/>
+          </w:tcPr>
+          <w:p>
+            <w:r>
+              <w:rPr>
+                <w:rFonts w:ascii="Lato" w:hAnsi="Lato" w:eastAsia="Lato"/>
+                <w:b w:val="0"/>
+                <w:i w:val="0"/>
+                <w:color w:val="253746"/>
+                <w:sz w:val="16"/>
+              </w:rPr>
+              <w:t>Пять маршей</w:t>
+            </w:r>
+          </w:p>
+        </w:tc>
+        <w:tc>
+          <w:tcPr>
+            <w:tcW w:type="dxa" w:w="4535"/>
+            <w:shd w:fill="F8FBFC"/>
+            <w:tcMar>
+              <w:top w:w="85" w:type="dxa"/>
+              <w:start w:w="90" w:type="dxa"/>
+              <w:bottom w:w="85" w:type="dxa"/>
+              <w:end w:w="90" w:type="dxa"/>
+            </w:tcMar>
+            <w:tcBorders>
+              <w:top w:val="single" w:sz="4" w:color="D7E3E9"/>
+              <w:bottom w:val="single" w:sz="4" w:color="D7E3E9"/>
+              <w:left w:val="single" w:sz="4" w:color="D7E3E9"/>
+              <w:right w:val="single" w:sz="4" w:color="D7E3E9"/>
+            </w:tcBorders>
+            <w:vAlign w:val="center"/>
+          </w:tcPr>
+          <w:p>
+            <w:r>
+              <w:rPr>
+                <w:rFonts w:ascii="Lato" w:hAnsi="Lato" w:eastAsia="Lato"/>
+                <w:b w:val="0"/>
+                <w:i w:val="0"/>
+                <w:color w:val="253746"/>
+                <w:sz w:val="16"/>
+              </w:rPr>
+              <w:t>≈15 900/мин</w:t>
+            </w:r>
+          </w:p>
+        </w:tc>
+      </w:tr>
+      <w:tr>
+        <w:tc>
+          <w:tcPr>
+            <w:tcW w:type="dxa" w:w="5329"/>
+            <w:shd w:fill="EEF4F7"/>
+            <w:tcMar>
+              <w:top w:w="85" w:type="dxa"/>
+              <w:start w:w="90" w:type="dxa"/>
+              <w:bottom w:w="85" w:type="dxa"/>
+              <w:end w:w="90" w:type="dxa"/>
+            </w:tcMar>
+            <w:tcBorders>
+              <w:top w:val="single" w:sz="4" w:color="D7E3E9"/>
+              <w:bottom w:val="single" w:sz="4" w:color="D7E3E9"/>
+              <w:left w:val="single" w:sz="4" w:color="D7E3E9"/>
+              <w:right w:val="single" w:sz="4" w:color="D7E3E9"/>
+            </w:tcBorders>
+            <w:vAlign w:val="center"/>
+          </w:tcPr>
+          <w:p>
+            <w:r>
+              <w:rPr>
+                <w:rFonts w:ascii="Lato" w:hAnsi="Lato" w:eastAsia="Lato"/>
+                <w:b w:val="0"/>
+                <w:i w:val="0"/>
+                <w:color w:val="253746"/>
+                <w:sz w:val="16"/>
+              </w:rPr>
+              <w:t>Плюс I левый навык</w:t>
+            </w:r>
+          </w:p>
+        </w:tc>
+        <w:tc>
+          <w:tcPr>
+            <w:tcW w:type="dxa" w:w="4535"/>
+            <w:shd w:fill="EEF4F7"/>
+            <w:tcMar>
+              <w:top w:w="85" w:type="dxa"/>
+              <w:start w:w="90" w:type="dxa"/>
+              <w:bottom w:w="85" w:type="dxa"/>
+              <w:end w:w="90" w:type="dxa"/>
+            </w:tcMar>
+            <w:tcBorders>
+              <w:top w:val="single" w:sz="4" w:color="D7E3E9"/>
+              <w:bottom w:val="single" w:sz="4" w:color="D7E3E9"/>
+              <w:left w:val="single" w:sz="4" w:color="D7E3E9"/>
+              <w:right w:val="single" w:sz="4" w:color="D7E3E9"/>
+            </w:tcBorders>
+            <w:vAlign w:val="center"/>
+          </w:tcPr>
+          <w:p>
+            <w:r>
+              <w:rPr>
+                <w:rFonts w:ascii="Lato" w:hAnsi="Lato" w:eastAsia="Lato"/>
+                <w:b w:val="0"/>
+                <w:i w:val="0"/>
+                <w:color w:val="253746"/>
+                <w:sz w:val="16"/>
+              </w:rPr>
+              <w:t>+1 080/мин пассивно</w:t>
+            </w:r>
+          </w:p>
+        </w:tc>
+      </w:tr>
+    </w:tbl>
+    <w:p>
+      <w:pPr>
+        <w:spacing w:after="0"/>
+      </w:pPr>
+    </w:p>
+    <w:tbl>
+      <w:tblPr>
+        <w:tblW w:type="auto" w:w="0"/>
+        <w:jc w:val="center"/>
+        <w:tblLayout w:type="fixed"/>
+        <w:tblLook w:firstColumn="1" w:firstRow="1" w:lastColumn="0" w:lastRow="0" w:noHBand="0" w:noVBand="1" w:val="04A0"/>
+      </w:tblPr>
+      <w:tblGrid>
+        <w:gridCol w:w="170"/>
+        <w:gridCol w:w="9921"/>
+      </w:tblGrid>
+      <w:tr>
+        <w:tc>
+          <w:tcPr>
+            <w:tcW w:type="dxa" w:w="5103"/>
+            <w:shd w:fill="0A7A51"/>
+            <w:tcMar>
+              <w:top w:w="0" w:type="dxa"/>
+              <w:start w:w="0" w:type="dxa"/>
+              <w:bottom w:w="0" w:type="dxa"/>
+              <w:end w:w="0" w:type="dxa"/>
+            </w:tcMar>
+          </w:tcPr>
+          <w:p/>
+        </w:tc>
+        <w:tc>
+          <w:tcPr>
+            <w:tcW w:type="dxa" w:w="5103"/>
+            <w:shd w:fill="EAF8F3"/>
+            <w:tcMar>
+              <w:top w:w="150" w:type="dxa"/>
+              <w:start w:w="200" w:type="dxa"/>
+              <w:bottom w:w="150" w:type="dxa"/>
+              <w:end w:w="200" w:type="dxa"/>
+            </w:tcMar>
+          </w:tcPr>
+          <w:p>
+            <w:r>
+              <w:rPr>
+                <w:rFonts w:ascii="Inter Display" w:hAnsi="Inter Display" w:eastAsia="Inter Display"/>
+                <w:b/>
+                <w:i w:val="0"/>
+                <w:color w:val="0A7A51"/>
+                <w:sz w:val="18"/>
+              </w:rPr>
+              <w:t>Смысл схемы</w:t>
+            </w:r>
+          </w:p>
+          <w:p>
+            <w:pPr>
+              <w:spacing w:before="40" w:after="0"/>
+            </w:pPr>
+            <w:r>
+              <w:rPr>
+                <w:rFonts w:ascii="Lato" w:hAnsi="Lato" w:eastAsia="Lato"/>
+                <w:b w:val="0"/>
+                <w:i w:val="0"/>
+                <w:color w:val="253746"/>
+                <w:sz w:val="18"/>
+              </w:rPr>
+              <w:t>Даже если отдельный вулкан быстрее обычной шахты, у кита пять маршей одновременно и почти без остановки добывают в III шахтах. Не нужно срывать всю расстановку ради каждой вспышки: активным остаётся один основной марш.</w:t>
+            </w:r>
+          </w:p>
+        </w:tc>
+      </w:tr>
+    </w:tbl>
+    <w:p>
+      <w:pPr>
+        <w:spacing w:after="0"/>
+      </w:pPr>
+    </w:p>
+    <w:p>
+      <w:pPr>
+        <w:pStyle w:val="Heading2"/>
+        <w:keepNext/>
+      </w:pPr>
+      <w:r>
+        <w:rPr>
+          <w:rFonts w:ascii="Inter Display" w:hAnsi="Inter Display" w:eastAsia="Inter Display"/>
+          <w:b/>
+          <w:i w:val="0"/>
+          <w:color w:val="344054"/>
+          <w:sz w:val="22"/>
+        </w:rPr>
+        <w:t>Вулканы для кита</w:t>
+      </w:r>
+    </w:p>
+    <w:p>
+      <w:pPr>
+        <w:spacing w:after="56"/>
+        <w:ind w:left="227" w:hanging="170"/>
+      </w:pPr>
+      <w:r>
+        <w:rPr>
+          <w:rFonts w:ascii="Lato" w:hAnsi="Lato" w:eastAsia="Lato"/>
+          <w:b/>
+          <w:i w:val="0"/>
+          <w:color w:val="1676A6"/>
+        </w:rPr>
+        <w:t xml:space="preserve">• </w:t>
+      </w:r>
+      <w:r>
+        <w:rPr>
+          <w:rFonts w:ascii="Lato" w:hAnsi="Lato" w:eastAsia="Lato"/>
+          <w:b w:val="0"/>
+          <w:i w:val="0"/>
+          <w:color w:val="253746"/>
+        </w:rPr>
+        <w:t>Пять постоянных маршей не дёргаем. Основным маршом держим минутный +5 000 и в промежутке забираем ближайший свободный вулкан.</w:t>
+      </w:r>
+    </w:p>
+    <w:p>
+      <w:pPr>
+        <w:spacing w:after="56"/>
+        <w:ind w:left="227" w:hanging="170"/>
+      </w:pPr>
+      <w:r>
+        <w:rPr>
+          <w:rFonts w:ascii="Lato" w:hAnsi="Lato" w:eastAsia="Lato"/>
+          <w:b/>
+          <w:i w:val="0"/>
+          <w:color w:val="1676A6"/>
+        </w:rPr>
+        <w:t xml:space="preserve">• </w:t>
+      </w:r>
+      <w:r>
+        <w:rPr>
+          <w:rFonts w:ascii="Lato" w:hAnsi="Lato" w:eastAsia="Lato"/>
+          <w:b w:val="0"/>
+          <w:i w:val="0"/>
+          <w:color w:val="253746"/>
+        </w:rPr>
+        <w:t>На следующей волне — снова ближайший вулкан тем же активным маршом. Далёкий или спорный вулкан не обязан окупать потерю позиции.</w:t>
+      </w:r>
+    </w:p>
+    <w:p>
+      <w:pPr>
+        <w:spacing w:after="56"/>
+        <w:ind w:left="227" w:hanging="170"/>
+      </w:pPr>
+      <w:r>
+        <w:rPr>
+          <w:rFonts w:ascii="Lato" w:hAnsi="Lato" w:eastAsia="Lato"/>
+          <w:b/>
+          <w:i w:val="0"/>
+          <w:color w:val="1676A6"/>
+        </w:rPr>
+        <w:t xml:space="preserve">• </w:t>
+      </w:r>
+      <w:r>
+        <w:rPr>
+          <w:rFonts w:ascii="Lato" w:hAnsi="Lato" w:eastAsia="Lato"/>
+          <w:b w:val="0"/>
+          <w:i w:val="0"/>
+          <w:color w:val="253746"/>
+        </w:rPr>
+        <w:t>Россыпи орихалка рядом с центром тоже подбираются этим же активным маршом/свободной очередью.</w:t>
+      </w:r>
+    </w:p>
+    <w:p>
+      <w:pPr>
+        <w:spacing w:before="140" w:after="20"/>
+        <w:pBdr>
+          <w:top w:val="single" w:sz="14" w:space="1" w:color="1676A6"/>
+        </w:pBdr>
+      </w:pPr>
+    </w:p>
+    <w:p>
+      <w:pPr>
+        <w:pStyle w:val="Heading1"/>
+        <w:keepNext/>
+      </w:pPr>
+      <w:r>
+        <w:rPr>
+          <w:rFonts w:ascii="Inter Display" w:hAnsi="Inter Display" w:eastAsia="Inter Display"/>
+          <w:b/>
+          <w:i w:val="0"/>
+          <w:color w:val="344054"/>
+          <w:sz w:val="28"/>
+        </w:rPr>
+        <w:t>6. Плавильня: когда киту стоит идти в центр</w:t>
       </w:r>
     </w:p>
     <w:p>
       <w:r>
         <w:rPr>
-          <w:rFonts w:ascii="Lato" w:hAnsi="Lato" w:eastAsia="Lato" w:cs="Lato"/>
+          <w:rFonts w:ascii="Lato" w:hAnsi="Lato" w:eastAsia="Lato"/>
           <w:b w:val="0"/>
           <w:i w:val="0"/>
+          <w:color w:val="253746"/>
+          <w:sz w:val="18"/>
         </w:rPr>
-        <w:t>Не летите в центр просто потому, что он выглядит «главным». Центральная зона выгодна сильным игрокам, которые понимают, зачем её контролируют и способны пережить конкуренцию.</w:t>
+        <w:t>Плавильня открывается на последние 7 минут матча и награждает по месту в рейтинге суммарного времени удержания.</w:t>
       </w:r>
+    </w:p>
+    <w:tbl>
+      <w:tblPr>
+        <w:tblW w:type="auto" w:w="0"/>
+        <w:jc w:val="center"/>
+        <w:tblLayout w:type="fixed"/>
+        <w:tblLook w:firstColumn="1" w:firstRow="1" w:lastColumn="0" w:lastRow="0" w:noHBand="0" w:noVBand="1" w:val="04A0"/>
+      </w:tblPr>
+      <w:tblGrid>
+        <w:gridCol w:w="1701"/>
+        <w:gridCol w:w="3118"/>
+        <w:gridCol w:w="1701"/>
+        <w:gridCol w:w="3118"/>
+      </w:tblGrid>
+      <w:tr>
+        <w:tc>
+          <w:tcPr>
+            <w:tcW w:type="dxa" w:w="2551"/>
+            <w:shd w:fill="344054"/>
+            <w:tcMar>
+              <w:top w:w="90" w:type="dxa"/>
+              <w:start w:w="90" w:type="dxa"/>
+              <w:bottom w:w="90" w:type="dxa"/>
+              <w:end w:w="90" w:type="dxa"/>
+            </w:tcMar>
+            <w:vAlign w:val="center"/>
+            <w:tcBorders>
+              <w:top w:val="single" w:sz="4" w:color="D7E3E9"/>
+              <w:bottom w:val="single" w:sz="4" w:color="D7E3E9"/>
+              <w:left w:val="single" w:sz="4" w:color="D7E3E9"/>
+              <w:right w:val="single" w:sz="4" w:color="D7E3E9"/>
+            </w:tcBorders>
+          </w:tcPr>
+          <w:p>
+            <w:pPr>
+              <w:jc w:val="center"/>
+            </w:pPr>
+            <w:r>
+              <w:rPr>
+                <w:rFonts w:ascii="Inter Display" w:hAnsi="Inter Display" w:eastAsia="Inter Display"/>
+                <w:b/>
+                <w:i w:val="0"/>
+                <w:color w:val="FFFFFF"/>
+                <w:sz w:val="16"/>
+              </w:rPr>
+              <w:t>Место</w:t>
+            </w:r>
+          </w:p>
+        </w:tc>
+        <w:tc>
+          <w:tcPr>
+            <w:tcW w:type="dxa" w:w="2551"/>
+            <w:shd w:fill="344054"/>
+            <w:tcMar>
+              <w:top w:w="90" w:type="dxa"/>
+              <w:start w:w="90" w:type="dxa"/>
+              <w:bottom w:w="90" w:type="dxa"/>
+              <w:end w:w="90" w:type="dxa"/>
+            </w:tcMar>
+            <w:vAlign w:val="center"/>
+            <w:tcBorders>
+              <w:top w:val="single" w:sz="4" w:color="D7E3E9"/>
+              <w:bottom w:val="single" w:sz="4" w:color="D7E3E9"/>
+              <w:left w:val="single" w:sz="4" w:color="D7E3E9"/>
+              <w:right w:val="single" w:sz="4" w:color="D7E3E9"/>
+            </w:tcBorders>
+          </w:tcPr>
+          <w:p>
+            <w:pPr>
+              <w:jc w:val="center"/>
+            </w:pPr>
+            <w:r>
+              <w:rPr>
+                <w:rFonts w:ascii="Inter Display" w:hAnsi="Inter Display" w:eastAsia="Inter Display"/>
+                <w:b/>
+                <w:i w:val="0"/>
+                <w:color w:val="FFFFFF"/>
+                <w:sz w:val="16"/>
+              </w:rPr>
+              <w:t>Бонус орихалка</w:t>
+            </w:r>
+          </w:p>
+        </w:tc>
+        <w:tc>
+          <w:tcPr>
+            <w:tcW w:type="dxa" w:w="2551"/>
+            <w:shd w:fill="344054"/>
+            <w:tcMar>
+              <w:top w:w="90" w:type="dxa"/>
+              <w:start w:w="90" w:type="dxa"/>
+              <w:bottom w:w="90" w:type="dxa"/>
+              <w:end w:w="90" w:type="dxa"/>
+            </w:tcMar>
+            <w:vAlign w:val="center"/>
+            <w:tcBorders>
+              <w:top w:val="single" w:sz="4" w:color="D7E3E9"/>
+              <w:bottom w:val="single" w:sz="4" w:color="D7E3E9"/>
+              <w:left w:val="single" w:sz="4" w:color="D7E3E9"/>
+              <w:right w:val="single" w:sz="4" w:color="D7E3E9"/>
+            </w:tcBorders>
+          </w:tcPr>
+          <w:p>
+            <w:pPr>
+              <w:jc w:val="center"/>
+            </w:pPr>
+            <w:r>
+              <w:rPr>
+                <w:rFonts w:ascii="Inter Display" w:hAnsi="Inter Display" w:eastAsia="Inter Display"/>
+                <w:b/>
+                <w:i w:val="0"/>
+                <w:color w:val="FFFFFF"/>
+                <w:sz w:val="16"/>
+              </w:rPr>
+              <w:t>Место</w:t>
+            </w:r>
+          </w:p>
+        </w:tc>
+        <w:tc>
+          <w:tcPr>
+            <w:tcW w:type="dxa" w:w="2551"/>
+            <w:shd w:fill="344054"/>
+            <w:tcMar>
+              <w:top w:w="90" w:type="dxa"/>
+              <w:start w:w="90" w:type="dxa"/>
+              <w:bottom w:w="90" w:type="dxa"/>
+              <w:end w:w="90" w:type="dxa"/>
+            </w:tcMar>
+            <w:vAlign w:val="center"/>
+            <w:tcBorders>
+              <w:top w:val="single" w:sz="4" w:color="D7E3E9"/>
+              <w:bottom w:val="single" w:sz="4" w:color="D7E3E9"/>
+              <w:left w:val="single" w:sz="4" w:color="D7E3E9"/>
+              <w:right w:val="single" w:sz="4" w:color="D7E3E9"/>
+            </w:tcBorders>
+          </w:tcPr>
+          <w:p>
+            <w:pPr>
+              <w:jc w:val="center"/>
+            </w:pPr>
+            <w:r>
+              <w:rPr>
+                <w:rFonts w:ascii="Inter Display" w:hAnsi="Inter Display" w:eastAsia="Inter Display"/>
+                <w:b/>
+                <w:i w:val="0"/>
+                <w:color w:val="FFFFFF"/>
+                <w:sz w:val="16"/>
+              </w:rPr>
+              <w:t>Бонус орихалка</w:t>
+            </w:r>
+          </w:p>
+        </w:tc>
+      </w:tr>
+      <w:tr>
+        <w:tc>
+          <w:tcPr>
+            <w:tcW w:type="dxa" w:w="1701"/>
+            <w:shd w:fill="F8FBFC"/>
+            <w:tcMar>
+              <w:top w:w="85" w:type="dxa"/>
+              <w:start w:w="90" w:type="dxa"/>
+              <w:bottom w:w="85" w:type="dxa"/>
+              <w:end w:w="90" w:type="dxa"/>
+            </w:tcMar>
+            <w:tcBorders>
+              <w:top w:val="single" w:sz="4" w:color="D7E3E9"/>
+              <w:bottom w:val="single" w:sz="4" w:color="D7E3E9"/>
+              <w:left w:val="single" w:sz="4" w:color="D7E3E9"/>
+              <w:right w:val="single" w:sz="4" w:color="D7E3E9"/>
+            </w:tcBorders>
+            <w:vAlign w:val="center"/>
+          </w:tcPr>
+          <w:p>
+            <w:pPr>
+              <w:jc w:val="center"/>
+            </w:pPr>
+            <w:r>
+              <w:rPr>
+                <w:rFonts w:ascii="Lato" w:hAnsi="Lato" w:eastAsia="Lato"/>
+                <w:b w:val="0"/>
+                <w:i w:val="0"/>
+                <w:color w:val="253746"/>
+                <w:sz w:val="16"/>
+              </w:rPr>
+              <w:t>1</w:t>
+            </w:r>
+          </w:p>
+        </w:tc>
+        <w:tc>
+          <w:tcPr>
+            <w:tcW w:type="dxa" w:w="3118"/>
+            <w:shd w:fill="F8FBFC"/>
+            <w:tcMar>
+              <w:top w:w="85" w:type="dxa"/>
+              <w:start w:w="90" w:type="dxa"/>
+              <w:bottom w:w="85" w:type="dxa"/>
+              <w:end w:w="90" w:type="dxa"/>
+            </w:tcMar>
+            <w:tcBorders>
+              <w:top w:val="single" w:sz="4" w:color="D7E3E9"/>
+              <w:bottom w:val="single" w:sz="4" w:color="D7E3E9"/>
+              <w:left w:val="single" w:sz="4" w:color="D7E3E9"/>
+              <w:right w:val="single" w:sz="4" w:color="D7E3E9"/>
+            </w:tcBorders>
+            <w:vAlign w:val="center"/>
+          </w:tcPr>
+          <w:p>
+            <w:pPr>
+              <w:jc w:val="center"/>
+            </w:pPr>
+            <w:r>
+              <w:rPr>
+                <w:rFonts w:ascii="Lato" w:hAnsi="Lato" w:eastAsia="Lato"/>
+                <w:b w:val="0"/>
+                <w:i w:val="0"/>
+                <w:color w:val="253746"/>
+                <w:sz w:val="16"/>
+              </w:rPr>
+              <w:t>100 000</w:t>
+            </w:r>
+          </w:p>
+        </w:tc>
+        <w:tc>
+          <w:tcPr>
+            <w:tcW w:type="dxa" w:w="1701"/>
+            <w:shd w:fill="F8FBFC"/>
+            <w:tcMar>
+              <w:top w:w="85" w:type="dxa"/>
+              <w:start w:w="90" w:type="dxa"/>
+              <w:bottom w:w="85" w:type="dxa"/>
+              <w:end w:w="90" w:type="dxa"/>
+            </w:tcMar>
+            <w:tcBorders>
+              <w:top w:val="single" w:sz="4" w:color="D7E3E9"/>
+              <w:bottom w:val="single" w:sz="4" w:color="D7E3E9"/>
+              <w:left w:val="single" w:sz="4" w:color="D7E3E9"/>
+              <w:right w:val="single" w:sz="4" w:color="D7E3E9"/>
+            </w:tcBorders>
+            <w:vAlign w:val="center"/>
+          </w:tcPr>
+          <w:p>
+            <w:pPr>
+              <w:jc w:val="center"/>
+            </w:pPr>
+            <w:r>
+              <w:rPr>
+                <w:rFonts w:ascii="Lato" w:hAnsi="Lato" w:eastAsia="Lato"/>
+                <w:b w:val="0"/>
+                <w:i w:val="0"/>
+                <w:color w:val="253746"/>
+                <w:sz w:val="16"/>
+              </w:rPr>
+              <w:t>6</w:t>
+            </w:r>
+          </w:p>
+        </w:tc>
+        <w:tc>
+          <w:tcPr>
+            <w:tcW w:type="dxa" w:w="3118"/>
+            <w:shd w:fill="F8FBFC"/>
+            <w:tcMar>
+              <w:top w:w="85" w:type="dxa"/>
+              <w:start w:w="90" w:type="dxa"/>
+              <w:bottom w:w="85" w:type="dxa"/>
+              <w:end w:w="90" w:type="dxa"/>
+            </w:tcMar>
+            <w:tcBorders>
+              <w:top w:val="single" w:sz="4" w:color="D7E3E9"/>
+              <w:bottom w:val="single" w:sz="4" w:color="D7E3E9"/>
+              <w:left w:val="single" w:sz="4" w:color="D7E3E9"/>
+              <w:right w:val="single" w:sz="4" w:color="D7E3E9"/>
+            </w:tcBorders>
+            <w:vAlign w:val="center"/>
+          </w:tcPr>
+          <w:p>
+            <w:pPr>
+              <w:jc w:val="center"/>
+            </w:pPr>
+            <w:r>
+              <w:rPr>
+                <w:rFonts w:ascii="Lato" w:hAnsi="Lato" w:eastAsia="Lato"/>
+                <w:b w:val="0"/>
+                <w:i w:val="0"/>
+                <w:color w:val="253746"/>
+                <w:sz w:val="16"/>
+              </w:rPr>
+              <w:t>40 000</w:t>
+            </w:r>
+          </w:p>
+        </w:tc>
+      </w:tr>
+      <w:tr>
+        <w:tc>
+          <w:tcPr>
+            <w:tcW w:type="dxa" w:w="1701"/>
+            <w:shd w:fill="EEF4F7"/>
+            <w:tcMar>
+              <w:top w:w="85" w:type="dxa"/>
+              <w:start w:w="90" w:type="dxa"/>
+              <w:bottom w:w="85" w:type="dxa"/>
+              <w:end w:w="90" w:type="dxa"/>
+            </w:tcMar>
+            <w:tcBorders>
+              <w:top w:val="single" w:sz="4" w:color="D7E3E9"/>
+              <w:bottom w:val="single" w:sz="4" w:color="D7E3E9"/>
+              <w:left w:val="single" w:sz="4" w:color="D7E3E9"/>
+              <w:right w:val="single" w:sz="4" w:color="D7E3E9"/>
+            </w:tcBorders>
+            <w:vAlign w:val="center"/>
+          </w:tcPr>
+          <w:p>
+            <w:pPr>
+              <w:jc w:val="center"/>
+            </w:pPr>
+            <w:r>
+              <w:rPr>
+                <w:rFonts w:ascii="Lato" w:hAnsi="Lato" w:eastAsia="Lato"/>
+                <w:b w:val="0"/>
+                <w:i w:val="0"/>
+                <w:color w:val="253746"/>
+                <w:sz w:val="16"/>
+              </w:rPr>
+              <w:t>2</w:t>
+            </w:r>
+          </w:p>
+        </w:tc>
+        <w:tc>
+          <w:tcPr>
+            <w:tcW w:type="dxa" w:w="3118"/>
+            <w:shd w:fill="EEF4F7"/>
+            <w:tcMar>
+              <w:top w:w="85" w:type="dxa"/>
+              <w:start w:w="90" w:type="dxa"/>
+              <w:bottom w:w="85" w:type="dxa"/>
+              <w:end w:w="90" w:type="dxa"/>
+            </w:tcMar>
+            <w:tcBorders>
+              <w:top w:val="single" w:sz="4" w:color="D7E3E9"/>
+              <w:bottom w:val="single" w:sz="4" w:color="D7E3E9"/>
+              <w:left w:val="single" w:sz="4" w:color="D7E3E9"/>
+              <w:right w:val="single" w:sz="4" w:color="D7E3E9"/>
+            </w:tcBorders>
+            <w:vAlign w:val="center"/>
+          </w:tcPr>
+          <w:p>
+            <w:pPr>
+              <w:jc w:val="center"/>
+            </w:pPr>
+            <w:r>
+              <w:rPr>
+                <w:rFonts w:ascii="Lato" w:hAnsi="Lato" w:eastAsia="Lato"/>
+                <w:b w:val="0"/>
+                <w:i w:val="0"/>
+                <w:color w:val="253746"/>
+                <w:sz w:val="16"/>
+              </w:rPr>
+              <w:t>80 000</w:t>
+            </w:r>
+          </w:p>
+        </w:tc>
+        <w:tc>
+          <w:tcPr>
+            <w:tcW w:type="dxa" w:w="1701"/>
+            <w:shd w:fill="EEF4F7"/>
+            <w:tcMar>
+              <w:top w:w="85" w:type="dxa"/>
+              <w:start w:w="90" w:type="dxa"/>
+              <w:bottom w:w="85" w:type="dxa"/>
+              <w:end w:w="90" w:type="dxa"/>
+            </w:tcMar>
+            <w:tcBorders>
+              <w:top w:val="single" w:sz="4" w:color="D7E3E9"/>
+              <w:bottom w:val="single" w:sz="4" w:color="D7E3E9"/>
+              <w:left w:val="single" w:sz="4" w:color="D7E3E9"/>
+              <w:right w:val="single" w:sz="4" w:color="D7E3E9"/>
+            </w:tcBorders>
+            <w:vAlign w:val="center"/>
+          </w:tcPr>
+          <w:p>
+            <w:pPr>
+              <w:jc w:val="center"/>
+            </w:pPr>
+            <w:r>
+              <w:rPr>
+                <w:rFonts w:ascii="Lato" w:hAnsi="Lato" w:eastAsia="Lato"/>
+                <w:b w:val="0"/>
+                <w:i w:val="0"/>
+                <w:color w:val="253746"/>
+                <w:sz w:val="16"/>
+              </w:rPr>
+              <w:t>7</w:t>
+            </w:r>
+          </w:p>
+        </w:tc>
+        <w:tc>
+          <w:tcPr>
+            <w:tcW w:type="dxa" w:w="3118"/>
+            <w:shd w:fill="EEF4F7"/>
+            <w:tcMar>
+              <w:top w:w="85" w:type="dxa"/>
+              <w:start w:w="90" w:type="dxa"/>
+              <w:bottom w:w="85" w:type="dxa"/>
+              <w:end w:w="90" w:type="dxa"/>
+            </w:tcMar>
+            <w:tcBorders>
+              <w:top w:val="single" w:sz="4" w:color="D7E3E9"/>
+              <w:bottom w:val="single" w:sz="4" w:color="D7E3E9"/>
+              <w:left w:val="single" w:sz="4" w:color="D7E3E9"/>
+              <w:right w:val="single" w:sz="4" w:color="D7E3E9"/>
+            </w:tcBorders>
+            <w:vAlign w:val="center"/>
+          </w:tcPr>
+          <w:p>
+            <w:pPr>
+              <w:jc w:val="center"/>
+            </w:pPr>
+            <w:r>
+              <w:rPr>
+                <w:rFonts w:ascii="Lato" w:hAnsi="Lato" w:eastAsia="Lato"/>
+                <w:b w:val="0"/>
+                <w:i w:val="0"/>
+                <w:color w:val="253746"/>
+                <w:sz w:val="16"/>
+              </w:rPr>
+              <w:t>35 000</w:t>
+            </w:r>
+          </w:p>
+        </w:tc>
+      </w:tr>
+      <w:tr>
+        <w:tc>
+          <w:tcPr>
+            <w:tcW w:type="dxa" w:w="1701"/>
+            <w:shd w:fill="F8FBFC"/>
+            <w:tcMar>
+              <w:top w:w="85" w:type="dxa"/>
+              <w:start w:w="90" w:type="dxa"/>
+              <w:bottom w:w="85" w:type="dxa"/>
+              <w:end w:w="90" w:type="dxa"/>
+            </w:tcMar>
+            <w:tcBorders>
+              <w:top w:val="single" w:sz="4" w:color="D7E3E9"/>
+              <w:bottom w:val="single" w:sz="4" w:color="D7E3E9"/>
+              <w:left w:val="single" w:sz="4" w:color="D7E3E9"/>
+              <w:right w:val="single" w:sz="4" w:color="D7E3E9"/>
+            </w:tcBorders>
+            <w:vAlign w:val="center"/>
+          </w:tcPr>
+          <w:p>
+            <w:pPr>
+              <w:jc w:val="center"/>
+            </w:pPr>
+            <w:r>
+              <w:rPr>
+                <w:rFonts w:ascii="Lato" w:hAnsi="Lato" w:eastAsia="Lato"/>
+                <w:b w:val="0"/>
+                <w:i w:val="0"/>
+                <w:color w:val="253746"/>
+                <w:sz w:val="16"/>
+              </w:rPr>
+              <w:t>3</w:t>
+            </w:r>
+          </w:p>
+        </w:tc>
+        <w:tc>
+          <w:tcPr>
+            <w:tcW w:type="dxa" w:w="3118"/>
+            <w:shd w:fill="F8FBFC"/>
+            <w:tcMar>
+              <w:top w:w="85" w:type="dxa"/>
+              <w:start w:w="90" w:type="dxa"/>
+              <w:bottom w:w="85" w:type="dxa"/>
+              <w:end w:w="90" w:type="dxa"/>
+            </w:tcMar>
+            <w:tcBorders>
+              <w:top w:val="single" w:sz="4" w:color="D7E3E9"/>
+              <w:bottom w:val="single" w:sz="4" w:color="D7E3E9"/>
+              <w:left w:val="single" w:sz="4" w:color="D7E3E9"/>
+              <w:right w:val="single" w:sz="4" w:color="D7E3E9"/>
+            </w:tcBorders>
+            <w:vAlign w:val="center"/>
+          </w:tcPr>
+          <w:p>
+            <w:pPr>
+              <w:jc w:val="center"/>
+            </w:pPr>
+            <w:r>
+              <w:rPr>
+                <w:rFonts w:ascii="Lato" w:hAnsi="Lato" w:eastAsia="Lato"/>
+                <w:b w:val="0"/>
+                <w:i w:val="0"/>
+                <w:color w:val="253746"/>
+                <w:sz w:val="16"/>
+              </w:rPr>
+              <w:t>60 000</w:t>
+            </w:r>
+          </w:p>
+        </w:tc>
+        <w:tc>
+          <w:tcPr>
+            <w:tcW w:type="dxa" w:w="1701"/>
+            <w:shd w:fill="F8FBFC"/>
+            <w:tcMar>
+              <w:top w:w="85" w:type="dxa"/>
+              <w:start w:w="90" w:type="dxa"/>
+              <w:bottom w:w="85" w:type="dxa"/>
+              <w:end w:w="90" w:type="dxa"/>
+            </w:tcMar>
+            <w:tcBorders>
+              <w:top w:val="single" w:sz="4" w:color="D7E3E9"/>
+              <w:bottom w:val="single" w:sz="4" w:color="D7E3E9"/>
+              <w:left w:val="single" w:sz="4" w:color="D7E3E9"/>
+              <w:right w:val="single" w:sz="4" w:color="D7E3E9"/>
+            </w:tcBorders>
+            <w:vAlign w:val="center"/>
+          </w:tcPr>
+          <w:p>
+            <w:pPr>
+              <w:jc w:val="center"/>
+            </w:pPr>
+            <w:r>
+              <w:rPr>
+                <w:rFonts w:ascii="Lato" w:hAnsi="Lato" w:eastAsia="Lato"/>
+                <w:b w:val="0"/>
+                <w:i w:val="0"/>
+                <w:color w:val="253746"/>
+                <w:sz w:val="16"/>
+              </w:rPr>
+              <w:t>8</w:t>
+            </w:r>
+          </w:p>
+        </w:tc>
+        <w:tc>
+          <w:tcPr>
+            <w:tcW w:type="dxa" w:w="3118"/>
+            <w:shd w:fill="F8FBFC"/>
+            <w:tcMar>
+              <w:top w:w="85" w:type="dxa"/>
+              <w:start w:w="90" w:type="dxa"/>
+              <w:bottom w:w="85" w:type="dxa"/>
+              <w:end w:w="90" w:type="dxa"/>
+            </w:tcMar>
+            <w:tcBorders>
+              <w:top w:val="single" w:sz="4" w:color="D7E3E9"/>
+              <w:bottom w:val="single" w:sz="4" w:color="D7E3E9"/>
+              <w:left w:val="single" w:sz="4" w:color="D7E3E9"/>
+              <w:right w:val="single" w:sz="4" w:color="D7E3E9"/>
+            </w:tcBorders>
+            <w:vAlign w:val="center"/>
+          </w:tcPr>
+          <w:p>
+            <w:pPr>
+              <w:jc w:val="center"/>
+            </w:pPr>
+            <w:r>
+              <w:rPr>
+                <w:rFonts w:ascii="Lato" w:hAnsi="Lato" w:eastAsia="Lato"/>
+                <w:b w:val="0"/>
+                <w:i w:val="0"/>
+                <w:color w:val="253746"/>
+                <w:sz w:val="16"/>
+              </w:rPr>
+              <w:t>30 000</w:t>
+            </w:r>
+          </w:p>
+        </w:tc>
+      </w:tr>
+      <w:tr>
+        <w:tc>
+          <w:tcPr>
+            <w:tcW w:type="dxa" w:w="1701"/>
+            <w:shd w:fill="EEF4F7"/>
+            <w:tcMar>
+              <w:top w:w="85" w:type="dxa"/>
+              <w:start w:w="90" w:type="dxa"/>
+              <w:bottom w:w="85" w:type="dxa"/>
+              <w:end w:w="90" w:type="dxa"/>
+            </w:tcMar>
+            <w:tcBorders>
+              <w:top w:val="single" w:sz="4" w:color="D7E3E9"/>
+              <w:bottom w:val="single" w:sz="4" w:color="D7E3E9"/>
+              <w:left w:val="single" w:sz="4" w:color="D7E3E9"/>
+              <w:right w:val="single" w:sz="4" w:color="D7E3E9"/>
+            </w:tcBorders>
+            <w:vAlign w:val="center"/>
+          </w:tcPr>
+          <w:p>
+            <w:pPr>
+              <w:jc w:val="center"/>
+            </w:pPr>
+            <w:r>
+              <w:rPr>
+                <w:rFonts w:ascii="Lato" w:hAnsi="Lato" w:eastAsia="Lato"/>
+                <w:b w:val="0"/>
+                <w:i w:val="0"/>
+                <w:color w:val="253746"/>
+                <w:sz w:val="16"/>
+              </w:rPr>
+              <w:t>4</w:t>
+            </w:r>
+          </w:p>
+        </w:tc>
+        <w:tc>
+          <w:tcPr>
+            <w:tcW w:type="dxa" w:w="3118"/>
+            <w:shd w:fill="EEF4F7"/>
+            <w:tcMar>
+              <w:top w:w="85" w:type="dxa"/>
+              <w:start w:w="90" w:type="dxa"/>
+              <w:bottom w:w="85" w:type="dxa"/>
+              <w:end w:w="90" w:type="dxa"/>
+            </w:tcMar>
+            <w:tcBorders>
+              <w:top w:val="single" w:sz="4" w:color="D7E3E9"/>
+              <w:bottom w:val="single" w:sz="4" w:color="D7E3E9"/>
+              <w:left w:val="single" w:sz="4" w:color="D7E3E9"/>
+              <w:right w:val="single" w:sz="4" w:color="D7E3E9"/>
+            </w:tcBorders>
+            <w:vAlign w:val="center"/>
+          </w:tcPr>
+          <w:p>
+            <w:pPr>
+              <w:jc w:val="center"/>
+            </w:pPr>
+            <w:r>
+              <w:rPr>
+                <w:rFonts w:ascii="Lato" w:hAnsi="Lato" w:eastAsia="Lato"/>
+                <w:b w:val="0"/>
+                <w:i w:val="0"/>
+                <w:color w:val="253746"/>
+                <w:sz w:val="16"/>
+              </w:rPr>
+              <w:t>55 000</w:t>
+            </w:r>
+          </w:p>
+        </w:tc>
+        <w:tc>
+          <w:tcPr>
+            <w:tcW w:type="dxa" w:w="1701"/>
+            <w:shd w:fill="EEF4F7"/>
+            <w:tcMar>
+              <w:top w:w="85" w:type="dxa"/>
+              <w:start w:w="90" w:type="dxa"/>
+              <w:bottom w:w="85" w:type="dxa"/>
+              <w:end w:w="90" w:type="dxa"/>
+            </w:tcMar>
+            <w:tcBorders>
+              <w:top w:val="single" w:sz="4" w:color="D7E3E9"/>
+              <w:bottom w:val="single" w:sz="4" w:color="D7E3E9"/>
+              <w:left w:val="single" w:sz="4" w:color="D7E3E9"/>
+              <w:right w:val="single" w:sz="4" w:color="D7E3E9"/>
+            </w:tcBorders>
+            <w:vAlign w:val="center"/>
+          </w:tcPr>
+          <w:p>
+            <w:pPr>
+              <w:jc w:val="center"/>
+            </w:pPr>
+            <w:r>
+              <w:rPr>
+                <w:rFonts w:ascii="Lato" w:hAnsi="Lato" w:eastAsia="Lato"/>
+                <w:b w:val="0"/>
+                <w:i w:val="0"/>
+                <w:color w:val="253746"/>
+                <w:sz w:val="16"/>
+              </w:rPr>
+              <w:t>9</w:t>
+            </w:r>
+          </w:p>
+        </w:tc>
+        <w:tc>
+          <w:tcPr>
+            <w:tcW w:type="dxa" w:w="3118"/>
+            <w:shd w:fill="EEF4F7"/>
+            <w:tcMar>
+              <w:top w:w="85" w:type="dxa"/>
+              <w:start w:w="90" w:type="dxa"/>
+              <w:bottom w:w="85" w:type="dxa"/>
+              <w:end w:w="90" w:type="dxa"/>
+            </w:tcMar>
+            <w:tcBorders>
+              <w:top w:val="single" w:sz="4" w:color="D7E3E9"/>
+              <w:bottom w:val="single" w:sz="4" w:color="D7E3E9"/>
+              <w:left w:val="single" w:sz="4" w:color="D7E3E9"/>
+              <w:right w:val="single" w:sz="4" w:color="D7E3E9"/>
+            </w:tcBorders>
+            <w:vAlign w:val="center"/>
+          </w:tcPr>
+          <w:p>
+            <w:pPr>
+              <w:jc w:val="center"/>
+            </w:pPr>
+            <w:r>
+              <w:rPr>
+                <w:rFonts w:ascii="Lato" w:hAnsi="Lato" w:eastAsia="Lato"/>
+                <w:b w:val="0"/>
+                <w:i w:val="0"/>
+                <w:color w:val="253746"/>
+                <w:sz w:val="16"/>
+              </w:rPr>
+              <w:t>25 000</w:t>
+            </w:r>
+          </w:p>
+        </w:tc>
+      </w:tr>
+      <w:tr>
+        <w:tc>
+          <w:tcPr>
+            <w:tcW w:type="dxa" w:w="1701"/>
+            <w:shd w:fill="F8FBFC"/>
+            <w:tcMar>
+              <w:top w:w="85" w:type="dxa"/>
+              <w:start w:w="90" w:type="dxa"/>
+              <w:bottom w:w="85" w:type="dxa"/>
+              <w:end w:w="90" w:type="dxa"/>
+            </w:tcMar>
+            <w:tcBorders>
+              <w:top w:val="single" w:sz="4" w:color="D7E3E9"/>
+              <w:bottom w:val="single" w:sz="4" w:color="D7E3E9"/>
+              <w:left w:val="single" w:sz="4" w:color="D7E3E9"/>
+              <w:right w:val="single" w:sz="4" w:color="D7E3E9"/>
+            </w:tcBorders>
+            <w:vAlign w:val="center"/>
+          </w:tcPr>
+          <w:p>
+            <w:pPr>
+              <w:jc w:val="center"/>
+            </w:pPr>
+            <w:r>
+              <w:rPr>
+                <w:rFonts w:ascii="Lato" w:hAnsi="Lato" w:eastAsia="Lato"/>
+                <w:b w:val="0"/>
+                <w:i w:val="0"/>
+                <w:color w:val="253746"/>
+                <w:sz w:val="16"/>
+              </w:rPr>
+              <w:t>5</w:t>
+            </w:r>
+          </w:p>
+        </w:tc>
+        <w:tc>
+          <w:tcPr>
+            <w:tcW w:type="dxa" w:w="3118"/>
+            <w:shd w:fill="F8FBFC"/>
+            <w:tcMar>
+              <w:top w:w="85" w:type="dxa"/>
+              <w:start w:w="90" w:type="dxa"/>
+              <w:bottom w:w="85" w:type="dxa"/>
+              <w:end w:w="90" w:type="dxa"/>
+            </w:tcMar>
+            <w:tcBorders>
+              <w:top w:val="single" w:sz="4" w:color="D7E3E9"/>
+              <w:bottom w:val="single" w:sz="4" w:color="D7E3E9"/>
+              <w:left w:val="single" w:sz="4" w:color="D7E3E9"/>
+              <w:right w:val="single" w:sz="4" w:color="D7E3E9"/>
+            </w:tcBorders>
+            <w:vAlign w:val="center"/>
+          </w:tcPr>
+          <w:p>
+            <w:pPr>
+              <w:jc w:val="center"/>
+            </w:pPr>
+            <w:r>
+              <w:rPr>
+                <w:rFonts w:ascii="Lato" w:hAnsi="Lato" w:eastAsia="Lato"/>
+                <w:b w:val="0"/>
+                <w:i w:val="0"/>
+                <w:color w:val="253746"/>
+                <w:sz w:val="16"/>
+              </w:rPr>
+              <w:t>50 000</w:t>
+            </w:r>
+          </w:p>
+        </w:tc>
+        <w:tc>
+          <w:tcPr>
+            <w:tcW w:type="dxa" w:w="1701"/>
+            <w:shd w:fill="F8FBFC"/>
+            <w:tcMar>
+              <w:top w:w="85" w:type="dxa"/>
+              <w:start w:w="90" w:type="dxa"/>
+              <w:bottom w:w="85" w:type="dxa"/>
+              <w:end w:w="90" w:type="dxa"/>
+            </w:tcMar>
+            <w:tcBorders>
+              <w:top w:val="single" w:sz="4" w:color="D7E3E9"/>
+              <w:bottom w:val="single" w:sz="4" w:color="D7E3E9"/>
+              <w:left w:val="single" w:sz="4" w:color="D7E3E9"/>
+              <w:right w:val="single" w:sz="4" w:color="D7E3E9"/>
+            </w:tcBorders>
+            <w:vAlign w:val="center"/>
+          </w:tcPr>
+          <w:p>
+            <w:pPr>
+              <w:jc w:val="center"/>
+            </w:pPr>
+            <w:r>
+              <w:rPr>
+                <w:rFonts w:ascii="Lato" w:hAnsi="Lato" w:eastAsia="Lato"/>
+                <w:b w:val="0"/>
+                <w:i w:val="0"/>
+                <w:color w:val="253746"/>
+                <w:sz w:val="16"/>
+              </w:rPr>
+              <w:t>10</w:t>
+            </w:r>
+          </w:p>
+        </w:tc>
+        <w:tc>
+          <w:tcPr>
+            <w:tcW w:type="dxa" w:w="3118"/>
+            <w:shd w:fill="F8FBFC"/>
+            <w:tcMar>
+              <w:top w:w="85" w:type="dxa"/>
+              <w:start w:w="90" w:type="dxa"/>
+              <w:bottom w:w="85" w:type="dxa"/>
+              <w:end w:w="90" w:type="dxa"/>
+            </w:tcMar>
+            <w:tcBorders>
+              <w:top w:val="single" w:sz="4" w:color="D7E3E9"/>
+              <w:bottom w:val="single" w:sz="4" w:color="D7E3E9"/>
+              <w:left w:val="single" w:sz="4" w:color="D7E3E9"/>
+              <w:right w:val="single" w:sz="4" w:color="D7E3E9"/>
+            </w:tcBorders>
+            <w:vAlign w:val="center"/>
+          </w:tcPr>
+          <w:p>
+            <w:pPr>
+              <w:jc w:val="center"/>
+            </w:pPr>
+            <w:r>
+              <w:rPr>
+                <w:rFonts w:ascii="Lato" w:hAnsi="Lato" w:eastAsia="Lato"/>
+                <w:b w:val="0"/>
+                <w:i w:val="0"/>
+                <w:color w:val="253746"/>
+                <w:sz w:val="16"/>
+              </w:rPr>
+              <w:t>20 000</w:t>
+            </w:r>
+          </w:p>
+        </w:tc>
+      </w:tr>
+    </w:tbl>
+    <w:p>
+      <w:pPr>
+        <w:spacing w:after="0"/>
+      </w:pPr>
     </w:p>
     <w:p>
       <w:pPr>
-        <w:spacing w:after="60"/>
-        <w:ind w:left="283" w:hanging="198"/>
+        <w:spacing w:after="56"/>
+        <w:ind w:left="227" w:hanging="170"/>
       </w:pPr>
       <w:r>
         <w:rPr>
-          <w:rFonts w:ascii="Lato" w:hAnsi="Lato" w:eastAsia="Lato" w:cs="Lato"/>
+          <w:rFonts w:ascii="Lato" w:hAnsi="Lato" w:eastAsia="Lato"/>
           <w:b/>
           <w:i w:val="0"/>
-          <w:color w:val="667788"/>
+          <w:color w:val="1676A6"/>
         </w:rPr>
         <w:t xml:space="preserve">• </w:t>
       </w:r>
       <w:r>
         <w:rPr>
-          <w:rFonts w:ascii="Lato" w:hAnsi="Lato" w:eastAsia="Lato" w:cs="Lato"/>
+          <w:rFonts w:ascii="Lato" w:hAnsi="Lato" w:eastAsia="Lato"/>
           <w:b w:val="0"/>
           <w:i w:val="0"/>
+          <w:color w:val="253746"/>
         </w:rPr>
-        <w:t>Для большинства аккаунтов стабильный фарм по краям и на жиле 1–2 уровня выгоднее, чем серия поражений у центра.</w:t>
+        <w:t>Когда Плавильня открывается, основной марш летит туда на ускорениях: даже у сильного игрока в лобби может быть кит ещё сильнее, а несколько секунд решают первый вход.</w:t>
       </w:r>
     </w:p>
     <w:p>
       <w:pPr>
-        <w:spacing w:after="60"/>
-        <w:ind w:left="283" w:hanging="198"/>
+        <w:spacing w:after="56"/>
+        <w:ind w:left="227" w:hanging="170"/>
       </w:pPr>
       <w:r>
         <w:rPr>
-          <w:rFonts w:ascii="Lato" w:hAnsi="Lato" w:eastAsia="Lato" w:cs="Lato"/>
+          <w:rFonts w:ascii="Lato" w:hAnsi="Lato" w:eastAsia="Lato"/>
           <w:b/>
           <w:i w:val="0"/>
-          <w:color w:val="667788"/>
+          <w:color w:val="1676A6"/>
         </w:rPr>
         <w:t xml:space="preserve">• </w:t>
       </w:r>
       <w:r>
         <w:rPr>
-          <w:rFonts w:ascii="Lato" w:hAnsi="Lato" w:eastAsia="Lato" w:cs="Lato"/>
+          <w:rFonts w:ascii="Lato" w:hAnsi="Lato" w:eastAsia="Lato"/>
           <w:b w:val="0"/>
           <w:i w:val="0"/>
+          <w:color w:val="253746"/>
         </w:rPr>
-        <w:t>Если вы не уверены, что способны удерживать центр, игнорируйте наковальню/плавильню и не отдавайте темп.</w:t>
+        <w:t>Если вас никто не пробивает, практический ориентир Berange — удержать Плавильню около четырёх минут, а затем вернуть основной марш к обычному циклу шахт.</w:t>
+      </w:r>
+    </w:p>
+    <w:tbl>
+      <w:tblPr>
+        <w:tblW w:type="auto" w:w="0"/>
+        <w:jc w:val="center"/>
+        <w:tblLayout w:type="fixed"/>
+        <w:tblLook w:firstColumn="1" w:firstRow="1" w:lastColumn="0" w:lastRow="0" w:noHBand="0" w:noVBand="1" w:val="04A0"/>
+      </w:tblPr>
+      <w:tblGrid>
+        <w:gridCol w:w="170"/>
+        <w:gridCol w:w="9921"/>
+      </w:tblGrid>
+      <w:tr>
+        <w:trPr>
+          <w:cantSplit/>
+        </w:trPr>
+        <w:tc>
+          <w:tcPr>
+            <w:tcW w:type="dxa" w:w="5103"/>
+            <w:shd w:fill="1676A6"/>
+            <w:tcMar>
+              <w:top w:w="0" w:type="dxa"/>
+              <w:start w:w="0" w:type="dxa"/>
+              <w:bottom w:w="0" w:type="dxa"/>
+              <w:end w:w="0" w:type="dxa"/>
+            </w:tcMar>
+          </w:tcPr>
+          <w:p/>
+        </w:tc>
+        <w:tc>
+          <w:tcPr>
+            <w:tcW w:type="dxa" w:w="5103"/>
+            <w:shd w:fill="EEF8FC"/>
+            <w:tcMar>
+              <w:top w:w="150" w:type="dxa"/>
+              <w:start w:w="200" w:type="dxa"/>
+              <w:bottom w:w="150" w:type="dxa"/>
+              <w:end w:w="200" w:type="dxa"/>
+            </w:tcMar>
+          </w:tcPr>
+          <w:p>
+            <w:r>
+              <w:rPr>
+                <w:rFonts w:ascii="Inter Display" w:hAnsi="Inter Display" w:eastAsia="Inter Display"/>
+                <w:b/>
+                <w:i w:val="0"/>
+                <w:color w:val="1676A6"/>
+                <w:sz w:val="18"/>
+              </w:rPr>
+              <w:t>Почему именно четыре минуты</w:t>
+            </w:r>
+          </w:p>
+          <w:p>
+            <w:pPr>
+              <w:spacing w:before="40" w:after="0"/>
+            </w:pPr>
+            <w:r>
+              <w:rPr>
+                <w:rFonts w:ascii="Lato" w:hAnsi="Lato" w:eastAsia="Lato"/>
+                <w:b w:val="0"/>
+                <w:i w:val="0"/>
+                <w:color w:val="253746"/>
+                <w:sz w:val="18"/>
+              </w:rPr>
+              <w:t>Плавильня доступна только последние 7 минут, а рейтинг считается по суммарному времени удержания. Четыре минуты — это больше половины всего окна. Поскольку одновременно Плавильню держит только один игрок, после ваших 4:00 на всех остальных вместе остаётся максимум 3:00. Значит, обойти вас по времени уже физически невозможно. После этого основной марш выгоднее вернуть в добычу.</w:t>
+            </w:r>
+          </w:p>
+        </w:tc>
+      </w:tr>
+    </w:tbl>
+    <w:p>
+      <w:pPr>
+        <w:spacing w:after="56"/>
+        <w:ind w:left="227" w:hanging="170"/>
+      </w:pPr>
+      <w:r>
+        <w:rPr>
+          <w:rFonts w:ascii="Lato" w:hAnsi="Lato" w:eastAsia="Lato"/>
+          <w:b/>
+          <w:i w:val="0"/>
+          <w:color w:val="1676A6"/>
+        </w:rPr>
+        <w:t xml:space="preserve">• </w:t>
+      </w:r>
+      <w:r>
+        <w:rPr>
+          <w:rFonts w:ascii="Lato" w:hAnsi="Lato" w:eastAsia="Lato"/>
+          <w:b w:val="0"/>
+          <w:i w:val="0"/>
+          <w:color w:val="253746"/>
+        </w:rPr>
+        <w:t>Не успели занять Плавильню или вас быстро выбили — не ломайте матч. Возвращайтесь к III шахтам и продолжайте постоянную добычу.</w:t>
+      </w:r>
+    </w:p>
+    <w:tbl>
+      <w:tblPr>
+        <w:tblW w:type="auto" w:w="0"/>
+        <w:jc w:val="center"/>
+        <w:tblLayout w:type="fixed"/>
+        <w:tblLook w:firstColumn="1" w:firstRow="1" w:lastColumn="0" w:lastRow="0" w:noHBand="0" w:noVBand="1" w:val="04A0"/>
+      </w:tblPr>
+      <w:tblGrid>
+        <w:gridCol w:w="170"/>
+        <w:gridCol w:w="9921"/>
+      </w:tblGrid>
+      <w:tr>
+        <w:tc>
+          <w:tcPr>
+            <w:tcW w:type="dxa" w:w="5103"/>
+            <w:shd w:fill="7651A8"/>
+            <w:tcMar>
+              <w:top w:w="0" w:type="dxa"/>
+              <w:start w:w="0" w:type="dxa"/>
+              <w:bottom w:w="0" w:type="dxa"/>
+              <w:end w:w="0" w:type="dxa"/>
+            </w:tcMar>
+          </w:tcPr>
+          <w:p/>
+        </w:tc>
+        <w:tc>
+          <w:tcPr>
+            <w:tcW w:type="dxa" w:w="5103"/>
+            <w:shd w:fill="F3EEFA"/>
+            <w:tcMar>
+              <w:top w:w="150" w:type="dxa"/>
+              <w:start w:w="200" w:type="dxa"/>
+              <w:bottom w:w="150" w:type="dxa"/>
+              <w:end w:w="200" w:type="dxa"/>
+            </w:tcMar>
+          </w:tcPr>
+          <w:p>
+            <w:r>
+              <w:rPr>
+                <w:rFonts w:ascii="Inter Display" w:hAnsi="Inter Display" w:eastAsia="Inter Display"/>
+                <w:b/>
+                <w:i w:val="0"/>
+                <w:color w:val="7651A8"/>
+                <w:sz w:val="18"/>
+              </w:rPr>
+              <w:t>Практический результат Berange</w:t>
+            </w:r>
+          </w:p>
+          <w:p>
+            <w:pPr>
+              <w:spacing w:before="40" w:after="0"/>
+            </w:pPr>
+            <w:r>
+              <w:rPr>
+                <w:rFonts w:ascii="Lato" w:hAnsi="Lato" w:eastAsia="Lato"/>
+                <w:b w:val="0"/>
+                <w:i w:val="0"/>
+                <w:color w:val="253746"/>
+                <w:sz w:val="18"/>
+              </w:rPr>
+              <w:t>Ориентир по его матчам: около 530 000 орихалка без бонуса за Плавильню и около 630 000, когда удаётся быть сильнейшим и взять первое место по времени удержания. Это не гарантия, а рабочий ориентир для сравнения эффективности.</w:t>
+            </w:r>
+          </w:p>
+        </w:tc>
+      </w:tr>
+    </w:tbl>
+    <w:p>
+      <w:pPr>
+        <w:spacing w:after="0"/>
+      </w:pPr>
+    </w:p>
+    <w:p>
+      <w:pPr>
+        <w:spacing w:before="140" w:after="20"/>
+        <w:pBdr>
+          <w:top w:val="single" w:sz="14" w:space="1" w:color="1676A6"/>
+        </w:pBdr>
+      </w:pPr>
+    </w:p>
+    <w:p>
+      <w:pPr>
+        <w:pStyle w:val="Heading1"/>
+        <w:keepNext/>
+      </w:pPr>
+      <w:r>
+        <w:rPr>
+          <w:rFonts w:ascii="Inter Display" w:hAnsi="Inter Display" w:eastAsia="Inter Display"/>
+          <w:b/>
+          <w:i w:val="0"/>
+          <w:color w:val="344054"/>
+          <w:sz w:val="28"/>
+        </w:rPr>
+        <w:t>7. Почему китовую стратегию нельзя копировать вслепую</w:t>
       </w:r>
     </w:p>
     <w:p>
       <w:pPr>
-        <w:pStyle w:val="MiniPost"/>
-        <w:pBdr>
-          <w:top w:val="single" w:sz="10" w:space="6" w:color="247BA0"/>
-        </w:pBdr>
+        <w:spacing w:after="56"/>
+        <w:ind w:left="227" w:hanging="170"/>
       </w:pPr>
       <w:r>
         <w:rPr>
-          <w:rFonts w:ascii="Lato" w:hAnsi="Lato" w:eastAsia="Lato" w:cs="Lato"/>
+          <w:rFonts w:ascii="Lato" w:hAnsi="Lato" w:eastAsia="Lato"/>
           <w:b/>
           <w:i w:val="0"/>
-          <w:color w:val="247BA0"/>
-          <w:sz w:val="24"/>
+          <w:color w:val="1676A6"/>
         </w:rPr>
-        <w:t xml:space="preserve">5. </w:t>
+        <w:t xml:space="preserve">• </w:t>
       </w:r>
       <w:r>
         <w:rPr>
-          <w:rFonts w:ascii="Lato" w:hAnsi="Lato" w:eastAsia="Lato" w:cs="Lato"/>
-          <w:b/>
+          <w:rFonts w:ascii="Lato" w:hAnsi="Lato" w:eastAsia="Lato"/>
+          <w:b w:val="0"/>
           <w:i w:val="0"/>
-          <w:sz w:val="24"/>
+          <w:color w:val="253746"/>
         </w:rPr>
-        <w:t>Чек-лист на 30 минут</w:t>
+        <w:t>Вся экономика держится на том, что ваши III шахты почти никто не отбирает.</w:t>
       </w:r>
     </w:p>
     <w:p>
       <w:pPr>
-        <w:spacing w:after="60"/>
-        <w:ind w:left="340" w:hanging="255"/>
+        <w:spacing w:after="56"/>
+        <w:ind w:left="227" w:hanging="170"/>
       </w:pPr>
       <w:r>
         <w:rPr>
-          <w:rFonts w:ascii="Lato" w:hAnsi="Lato" w:eastAsia="Lato" w:cs="Lato"/>
+          <w:rFonts w:ascii="Lato" w:hAnsi="Lato" w:eastAsia="Lato"/>
           <w:b/>
           <w:i w:val="0"/>
-          <w:color w:val="152231"/>
+          <w:color w:val="1676A6"/>
         </w:rPr>
-        <w:t xml:space="preserve">1. </w:t>
+        <w:t xml:space="preserve">• </w:t>
       </w:r>
       <w:r>
         <w:rPr>
-          <w:rFonts w:ascii="Lato" w:hAnsi="Lato" w:eastAsia="Lato" w:cs="Lato"/>
+          <w:rFonts w:ascii="Lato" w:hAnsi="Lato" w:eastAsia="Lato"/>
           <w:b w:val="0"/>
           <w:i w:val="0"/>
+          <w:color w:val="253746"/>
         </w:rPr>
-        <w:t>Все марши заняты: патрули, жила или Прорыв — никаких простоев.</w:t>
+        <w:t>Проигрыш на жиле блокирует участвовавших героев примерно на 5 минут. Для обычного игрока это может снести и постоянную добычу, и следующее окно вулканов.</w:t>
       </w:r>
     </w:p>
     <w:p>
       <w:pPr>
-        <w:spacing w:after="60"/>
-        <w:ind w:left="340" w:hanging="255"/>
+        <w:spacing w:after="56"/>
+        <w:ind w:left="227" w:hanging="170"/>
       </w:pPr>
       <w:r>
         <w:rPr>
-          <w:rFonts w:ascii="Lato" w:hAnsi="Lato" w:eastAsia="Lato" w:cs="Lato"/>
+          <w:rFonts w:ascii="Lato" w:hAnsi="Lato" w:eastAsia="Lato"/>
           <w:b/>
           <w:i w:val="0"/>
-          <w:color w:val="152231"/>
+          <w:color w:val="1676A6"/>
         </w:rPr>
-        <w:t xml:space="preserve">2. </w:t>
+        <w:t xml:space="preserve">• </w:t>
       </w:r>
       <w:r>
         <w:rPr>
-          <w:rFonts w:ascii="Lato" w:hAnsi="Lato" w:eastAsia="Lato" w:cs="Lato"/>
+          <w:rFonts w:ascii="Lato" w:hAnsi="Lato" w:eastAsia="Lato"/>
           <w:b w:val="0"/>
           <w:i w:val="0"/>
+          <w:color w:val="253746"/>
         </w:rPr>
-        <w:t>Навыки взяты строго П–П–Л–Л–П.</w:t>
+        <w:t>Если вас регулярно выбивают, вы теряете эффект рассадки под активным навыком и по факту начинаете играть хуже, чем через патрули + минутное касание + Прорывы.</w:t>
       </w:r>
     </w:p>
     <w:p>
       <w:pPr>
-        <w:spacing w:after="60"/>
-        <w:ind w:left="340" w:hanging="255"/>
+        <w:spacing w:after="56"/>
+        <w:ind w:left="227" w:hanging="170"/>
       </w:pPr>
       <w:r>
         <w:rPr>
-          <w:rFonts w:ascii="Lato" w:hAnsi="Lato" w:eastAsia="Lato" w:cs="Lato"/>
+          <w:rFonts w:ascii="Lato" w:hAnsi="Lato" w:eastAsia="Lato"/>
           <w:b/>
           <w:i w:val="0"/>
-          <w:color w:val="152231"/>
+          <w:color w:val="1676A6"/>
         </w:rPr>
-        <w:t xml:space="preserve">3. </w:t>
+        <w:t xml:space="preserve">• </w:t>
       </w:r>
       <w:r>
         <w:rPr>
-          <w:rFonts w:ascii="Lato" w:hAnsi="Lato" w:eastAsia="Lato" w:cs="Lato"/>
+          <w:rFonts w:ascii="Lato" w:hAnsi="Lato" w:eastAsia="Lato"/>
           <w:b w:val="0"/>
           <w:i w:val="0"/>
+          <w:color w:val="253746"/>
         </w:rPr>
-        <w:t>Раз в минуту активируете бонус от занятия обычной жилы.</w:t>
+        <w:t>Поэтому главный критерий не «донатил ли я», а могу ли я стабильно удерживать III шахты против конкретного лобби.</w:t>
       </w:r>
     </w:p>
     <w:p>
       <w:pPr>
-        <w:spacing w:after="60"/>
-        <w:ind w:left="340" w:hanging="255"/>
+        <w:spacing w:before="140" w:after="20"/>
+        <w:pBdr>
+          <w:top w:val="single" w:sz="14" w:space="1" w:color="1676A6"/>
+        </w:pBdr>
+      </w:pPr>
+      <w:r/>
+    </w:p>
+    <w:p>
+      <w:pPr>
+        <w:pStyle w:val="Heading1"/>
+        <w:keepNext/>
       </w:pPr>
       <w:r>
         <w:rPr>
-          <w:rFonts w:ascii="Lato" w:hAnsi="Lato" w:eastAsia="Lato" w:cs="Lato"/>
+          <w:rFonts w:ascii="Inter Display" w:hAnsi="Inter Display" w:eastAsia="Inter Display"/>
           <w:b/>
           <w:i w:val="0"/>
-          <w:color w:val="152231"/>
+          <w:color w:val="344054"/>
+          <w:sz w:val="28"/>
         </w:rPr>
-        <w:t xml:space="preserve">4. </w:t>
-      </w:r>
-      <w:r>
-        <w:rPr>
-          <w:rFonts w:ascii="Lato" w:hAnsi="Lato" w:eastAsia="Lato" w:cs="Lato"/>
-          <w:b w:val="0"/>
-          <w:i w:val="0"/>
-        </w:rPr>
-        <w:t>Мешочки орихалка подбираются постоянно.</w:t>
+        <w:t>8. Итог: какую стратегию выбрать</w:t>
       </w:r>
     </w:p>
+    <w:tbl>
+      <w:tblPr>
+        <w:tblW w:type="auto" w:w="0"/>
+        <w:jc w:val="center"/>
+        <w:tblLayout w:type="fixed"/>
+        <w:tblLook w:firstColumn="1" w:firstRow="1" w:lastColumn="0" w:lastRow="0" w:noHBand="0" w:noVBand="1" w:val="04A0"/>
+      </w:tblPr>
+      <w:tblGrid>
+        <w:gridCol w:w="3685"/>
+        <w:gridCol w:w="6180"/>
+      </w:tblGrid>
+      <w:tr>
+        <w:tc>
+          <w:tcPr>
+            <w:tcW w:type="dxa" w:w="5103"/>
+            <w:shd w:fill="344054"/>
+            <w:tcMar>
+              <w:top w:w="90" w:type="dxa"/>
+              <w:start w:w="90" w:type="dxa"/>
+              <w:bottom w:w="90" w:type="dxa"/>
+              <w:end w:w="90" w:type="dxa"/>
+            </w:tcMar>
+            <w:vAlign w:val="center"/>
+            <w:tcBorders>
+              <w:top w:val="single" w:sz="4" w:color="D7E3E9"/>
+              <w:bottom w:val="single" w:sz="4" w:color="D7E3E9"/>
+              <w:left w:val="single" w:sz="4" w:color="D7E3E9"/>
+              <w:right w:val="single" w:sz="4" w:color="D7E3E9"/>
+            </w:tcBorders>
+          </w:tcPr>
+          <w:p>
+            <w:pPr>
+              <w:jc w:val="center"/>
+            </w:pPr>
+            <w:r>
+              <w:rPr>
+                <w:rFonts w:ascii="Inter Display" w:hAnsi="Inter Display" w:eastAsia="Inter Display"/>
+                <w:b/>
+                <w:i w:val="0"/>
+                <w:color w:val="FFFFFF"/>
+                <w:sz w:val="16"/>
+              </w:rPr>
+              <w:t>Ситуация</w:t>
+            </w:r>
+          </w:p>
+        </w:tc>
+        <w:tc>
+          <w:tcPr>
+            <w:tcW w:type="dxa" w:w="5103"/>
+            <w:shd w:fill="344054"/>
+            <w:tcMar>
+              <w:top w:w="90" w:type="dxa"/>
+              <w:start w:w="90" w:type="dxa"/>
+              <w:bottom w:w="90" w:type="dxa"/>
+              <w:end w:w="90" w:type="dxa"/>
+            </w:tcMar>
+            <w:vAlign w:val="center"/>
+            <w:tcBorders>
+              <w:top w:val="single" w:sz="4" w:color="D7E3E9"/>
+              <w:bottom w:val="single" w:sz="4" w:color="D7E3E9"/>
+              <w:left w:val="single" w:sz="4" w:color="D7E3E9"/>
+              <w:right w:val="single" w:sz="4" w:color="D7E3E9"/>
+            </w:tcBorders>
+          </w:tcPr>
+          <w:p>
+            <w:pPr>
+              <w:jc w:val="center"/>
+            </w:pPr>
+            <w:r>
+              <w:rPr>
+                <w:rFonts w:ascii="Inter Display" w:hAnsi="Inter Display" w:eastAsia="Inter Display"/>
+                <w:b/>
+                <w:i w:val="0"/>
+                <w:color w:val="FFFFFF"/>
+                <w:sz w:val="16"/>
+              </w:rPr>
+              <w:t>Выбор</w:t>
+            </w:r>
+          </w:p>
+        </w:tc>
+      </w:tr>
+      <w:tr>
+        <w:tc>
+          <w:tcPr>
+            <w:tcW w:type="dxa" w:w="3685"/>
+            <w:shd w:fill="F8FBFC"/>
+            <w:tcMar>
+              <w:top w:w="85" w:type="dxa"/>
+              <w:start w:w="90" w:type="dxa"/>
+              <w:bottom w:w="85" w:type="dxa"/>
+              <w:end w:w="90" w:type="dxa"/>
+            </w:tcMar>
+            <w:tcBorders>
+              <w:top w:val="single" w:sz="4" w:color="D7E3E9"/>
+              <w:bottom w:val="single" w:sz="4" w:color="D7E3E9"/>
+              <w:left w:val="single" w:sz="4" w:color="D7E3E9"/>
+              <w:right w:val="single" w:sz="4" w:color="D7E3E9"/>
+            </w:tcBorders>
+            <w:vAlign w:val="center"/>
+          </w:tcPr>
+          <w:p>
+            <w:r>
+              <w:rPr>
+                <w:rFonts w:ascii="Lato" w:hAnsi="Lato" w:eastAsia="Lato"/>
+                <w:b w:val="0"/>
+                <w:i w:val="0"/>
+                <w:color w:val="253746"/>
+                <w:sz w:val="16"/>
+              </w:rPr>
+              <w:t>Не уверены, что удержите III шахты</w:t>
+            </w:r>
+          </w:p>
+        </w:tc>
+        <w:tc>
+          <w:tcPr>
+            <w:tcW w:type="dxa" w:w="6180"/>
+            <w:shd w:fill="F8FBFC"/>
+            <w:tcMar>
+              <w:top w:w="85" w:type="dxa"/>
+              <w:start w:w="90" w:type="dxa"/>
+              <w:bottom w:w="85" w:type="dxa"/>
+              <w:end w:w="90" w:type="dxa"/>
+            </w:tcMar>
+            <w:tcBorders>
+              <w:top w:val="single" w:sz="4" w:color="D7E3E9"/>
+              <w:bottom w:val="single" w:sz="4" w:color="D7E3E9"/>
+              <w:left w:val="single" w:sz="4" w:color="D7E3E9"/>
+              <w:right w:val="single" w:sz="4" w:color="D7E3E9"/>
+            </w:tcBorders>
+            <w:vAlign w:val="center"/>
+          </w:tcPr>
+          <w:p>
+            <w:r>
+              <w:rPr>
+                <w:rFonts w:ascii="Lato" w:hAnsi="Lato" w:eastAsia="Lato"/>
+                <w:b w:val="0"/>
+                <w:i w:val="0"/>
+                <w:color w:val="253746"/>
+                <w:sz w:val="16"/>
+              </w:rPr>
+              <w:t>Обычная: П → П → Л → Л → П; край карты, патрули, +5 000/мин, вулканы.</w:t>
+            </w:r>
+          </w:p>
+        </w:tc>
+      </w:tr>
+      <w:tr>
+        <w:tc>
+          <w:tcPr>
+            <w:tcW w:type="dxa" w:w="3685"/>
+            <w:shd w:fill="EEF4F7"/>
+            <w:tcMar>
+              <w:top w:w="85" w:type="dxa"/>
+              <w:start w:w="90" w:type="dxa"/>
+              <w:bottom w:w="85" w:type="dxa"/>
+              <w:end w:w="90" w:type="dxa"/>
+            </w:tcMar>
+            <w:tcBorders>
+              <w:top w:val="single" w:sz="4" w:color="D7E3E9"/>
+              <w:bottom w:val="single" w:sz="4" w:color="D7E3E9"/>
+              <w:left w:val="single" w:sz="4" w:color="D7E3E9"/>
+              <w:right w:val="single" w:sz="4" w:color="D7E3E9"/>
+            </w:tcBorders>
+            <w:vAlign w:val="center"/>
+          </w:tcPr>
+          <w:p>
+            <w:r>
+              <w:rPr>
+                <w:rFonts w:ascii="Lato" w:hAnsi="Lato" w:eastAsia="Lato"/>
+                <w:b w:val="0"/>
+                <w:i w:val="0"/>
+                <w:color w:val="253746"/>
+                <w:sz w:val="16"/>
+              </w:rPr>
+              <w:t>Сильный аккаунт, но в лобби есть заметно сильнее</w:t>
+            </w:r>
+          </w:p>
+        </w:tc>
+        <w:tc>
+          <w:tcPr>
+            <w:tcW w:type="dxa" w:w="6180"/>
+            <w:shd w:fill="EEF4F7"/>
+            <w:tcMar>
+              <w:top w:w="85" w:type="dxa"/>
+              <w:start w:w="90" w:type="dxa"/>
+              <w:bottom w:w="85" w:type="dxa"/>
+              <w:end w:w="90" w:type="dxa"/>
+            </w:tcMar>
+            <w:tcBorders>
+              <w:top w:val="single" w:sz="4" w:color="D7E3E9"/>
+              <w:bottom w:val="single" w:sz="4" w:color="D7E3E9"/>
+              <w:left w:val="single" w:sz="4" w:color="D7E3E9"/>
+              <w:right w:val="single" w:sz="4" w:color="D7E3E9"/>
+            </w:tcBorders>
+            <w:vAlign w:val="center"/>
+          </w:tcPr>
+          <w:p>
+            <w:r>
+              <w:rPr>
+                <w:rFonts w:ascii="Lato" w:hAnsi="Lato" w:eastAsia="Lato"/>
+                <w:b w:val="0"/>
+                <w:i w:val="0"/>
+                <w:color w:val="253746"/>
+                <w:sz w:val="16"/>
+              </w:rPr>
+              <w:t>Обычная либо осторожная китовая на противоположной стороне центра.</w:t>
+            </w:r>
+          </w:p>
+        </w:tc>
+      </w:tr>
+      <w:tr>
+        <w:tc>
+          <w:tcPr>
+            <w:tcW w:type="dxa" w:w="3685"/>
+            <w:shd w:fill="F8FBFC"/>
+            <w:tcMar>
+              <w:top w:w="85" w:type="dxa"/>
+              <w:start w:w="90" w:type="dxa"/>
+              <w:bottom w:w="85" w:type="dxa"/>
+              <w:end w:w="90" w:type="dxa"/>
+            </w:tcMar>
+            <w:tcBorders>
+              <w:top w:val="single" w:sz="4" w:color="D7E3E9"/>
+              <w:bottom w:val="single" w:sz="4" w:color="D7E3E9"/>
+              <w:left w:val="single" w:sz="4" w:color="D7E3E9"/>
+              <w:right w:val="single" w:sz="4" w:color="D7E3E9"/>
+            </w:tcBorders>
+            <w:vAlign w:val="center"/>
+          </w:tcPr>
+          <w:p>
+            <w:r>
+              <w:rPr>
+                <w:rFonts w:ascii="Lato" w:hAnsi="Lato" w:eastAsia="Lato"/>
+                <w:b w:val="0"/>
+                <w:i w:val="0"/>
+                <w:color w:val="253746"/>
+                <w:sz w:val="16"/>
+              </w:rPr>
+              <w:t>Топ-5 по силе лобби, III шахты удерживаются</w:t>
+            </w:r>
+          </w:p>
+        </w:tc>
+        <w:tc>
+          <w:tcPr>
+            <w:tcW w:type="dxa" w:w="6180"/>
+            <w:shd w:fill="F8FBFC"/>
+            <w:tcMar>
+              <w:top w:w="85" w:type="dxa"/>
+              <w:start w:w="90" w:type="dxa"/>
+              <w:bottom w:w="85" w:type="dxa"/>
+              <w:end w:w="90" w:type="dxa"/>
+            </w:tcMar>
+            <w:tcBorders>
+              <w:top w:val="single" w:sz="4" w:color="D7E3E9"/>
+              <w:bottom w:val="single" w:sz="4" w:color="D7E3E9"/>
+              <w:left w:val="single" w:sz="4" w:color="D7E3E9"/>
+              <w:right w:val="single" w:sz="4" w:color="D7E3E9"/>
+            </w:tcBorders>
+            <w:vAlign w:val="center"/>
+          </w:tcPr>
+          <w:p>
+            <w:r>
+              <w:rPr>
+                <w:rFonts w:ascii="Lato" w:hAnsi="Lato" w:eastAsia="Lato"/>
+                <w:b w:val="0"/>
+                <w:i w:val="0"/>
+                <w:color w:val="253746"/>
+                <w:sz w:val="16"/>
+              </w:rPr>
+              <w:t>Китовая: Л → Л → Л → Л → П; пять постоянных шахт + один активный марш.</w:t>
+            </w:r>
+          </w:p>
+        </w:tc>
+      </w:tr>
+      <w:tr>
+        <w:tc>
+          <w:tcPr>
+            <w:tcW w:type="dxa" w:w="3685"/>
+            <w:shd w:fill="EEF4F7"/>
+            <w:tcMar>
+              <w:top w:w="85" w:type="dxa"/>
+              <w:start w:w="90" w:type="dxa"/>
+              <w:bottom w:w="85" w:type="dxa"/>
+              <w:end w:w="90" w:type="dxa"/>
+            </w:tcMar>
+            <w:tcBorders>
+              <w:top w:val="single" w:sz="4" w:color="D7E3E9"/>
+              <w:bottom w:val="single" w:sz="4" w:color="D7E3E9"/>
+              <w:left w:val="single" w:sz="4" w:color="D7E3E9"/>
+              <w:right w:val="single" w:sz="4" w:color="D7E3E9"/>
+            </w:tcBorders>
+            <w:vAlign w:val="center"/>
+          </w:tcPr>
+          <w:p>
+            <w:r>
+              <w:rPr>
+                <w:rFonts w:ascii="Lato" w:hAnsi="Lato" w:eastAsia="Lato"/>
+                <w:b w:val="0"/>
+                <w:i w:val="0"/>
+                <w:color w:val="253746"/>
+                <w:sz w:val="16"/>
+              </w:rPr>
+              <w:t>Самый сильный игрок лобби</w:t>
+            </w:r>
+          </w:p>
+        </w:tc>
+        <w:tc>
+          <w:tcPr>
+            <w:tcW w:type="dxa" w:w="6180"/>
+            <w:shd w:fill="EEF4F7"/>
+            <w:tcMar>
+              <w:top w:w="85" w:type="dxa"/>
+              <w:start w:w="90" w:type="dxa"/>
+              <w:bottom w:w="85" w:type="dxa"/>
+              <w:end w:w="90" w:type="dxa"/>
+            </w:tcMar>
+            <w:tcBorders>
+              <w:top w:val="single" w:sz="4" w:color="D7E3E9"/>
+              <w:bottom w:val="single" w:sz="4" w:color="D7E3E9"/>
+              <w:left w:val="single" w:sz="4" w:color="D7E3E9"/>
+              <w:right w:val="single" w:sz="4" w:color="D7E3E9"/>
+            </w:tcBorders>
+            <w:vAlign w:val="center"/>
+          </w:tcPr>
+          <w:p>
+            <w:r>
+              <w:rPr>
+                <w:rFonts w:ascii="Lato" w:hAnsi="Lato" w:eastAsia="Lato"/>
+                <w:b w:val="0"/>
+                <w:i w:val="0"/>
+                <w:color w:val="253746"/>
+                <w:sz w:val="16"/>
+              </w:rPr>
+              <w:t>Китовая + ускоренный заход в Плавильню и борьба за 100 000 бонуса.</w:t>
+            </w:r>
+          </w:p>
+        </w:tc>
+      </w:tr>
+    </w:tbl>
     <w:p>
       <w:pPr>
-        <w:spacing w:after="60"/>
-        <w:ind w:left="340" w:hanging="255"/>
+        <w:spacing w:after="0"/>
+      </w:pPr>
+    </w:p>
+    <w:tbl>
+      <w:tblPr>
+        <w:tblW w:type="auto" w:w="0"/>
+        <w:jc w:val="center"/>
+        <w:tblLayout w:type="fixed"/>
+        <w:tblLook w:firstColumn="1" w:firstRow="1" w:lastColumn="0" w:lastRow="0" w:noHBand="0" w:noVBand="1" w:val="04A0"/>
+      </w:tblPr>
+      <w:tblGrid>
+        <w:gridCol w:w="170"/>
+        <w:gridCol w:w="9921"/>
+      </w:tblGrid>
+      <w:tr>
+        <w:tc>
+          <w:tcPr>
+            <w:tcW w:type="dxa" w:w="5103"/>
+            <w:shd w:fill="0A7A51"/>
+            <w:tcMar>
+              <w:top w:w="0" w:type="dxa"/>
+              <w:start w:w="0" w:type="dxa"/>
+              <w:bottom w:w="0" w:type="dxa"/>
+              <w:end w:w="0" w:type="dxa"/>
+            </w:tcMar>
+          </w:tcPr>
+          <w:p/>
+        </w:tc>
+        <w:tc>
+          <w:tcPr>
+            <w:tcW w:type="dxa" w:w="5103"/>
+            <w:shd w:fill="EAF8F3"/>
+            <w:tcMar>
+              <w:top w:w="150" w:type="dxa"/>
+              <w:start w:w="200" w:type="dxa"/>
+              <w:bottom w:w="150" w:type="dxa"/>
+              <w:end w:w="200" w:type="dxa"/>
+            </w:tcMar>
+          </w:tcPr>
+          <w:p>
+            <w:r>
+              <w:rPr>
+                <w:rFonts w:ascii="Inter Display" w:hAnsi="Inter Display" w:eastAsia="Inter Display"/>
+                <w:b/>
+                <w:i w:val="0"/>
+                <w:color w:val="0A7A51"/>
+                <w:sz w:val="18"/>
+              </w:rPr>
+              <w:t>Одна фраза на память</w:t>
+            </w:r>
+          </w:p>
+          <w:p>
+            <w:pPr>
+              <w:spacing w:before="40" w:after="0"/>
+            </w:pPr>
+            <w:r>
+              <w:rPr>
+                <w:rFonts w:ascii="Lato" w:hAnsi="Lato" w:eastAsia="Lato"/>
+                <w:b w:val="0"/>
+                <w:i w:val="0"/>
+                <w:color w:val="253746"/>
+                <w:sz w:val="18"/>
+              </w:rPr>
+              <w:t>Обычный игрок выигрывает темпом и мобильностью. Кит выигрывает тем, что превращает силу аккаунта в непрерывную добычу сразу несколькими маршами. В обеих стратегиях минутные +5 000 требуют реального перезахода в жилу.</w:t>
+            </w:r>
+          </w:p>
+        </w:tc>
+      </w:tr>
+    </w:tbl>
+    <w:p>
+      <w:pPr>
+        <w:spacing w:after="0" w:before="0" w:line="24" w:lineRule="auto"/>
       </w:pPr>
       <w:r>
         <w:rPr>
-          <w:rFonts w:ascii="Lato" w:hAnsi="Lato" w:eastAsia="Lato" w:cs="Lato"/>
-          <w:b/>
-          <w:i w:val="0"/>
-          <w:color w:val="152231"/>
+          <w:sz w:val="2"/>
         </w:rPr>
-        <w:t xml:space="preserve">5. </w:t>
-      </w:r>
-      <w:r>
-        <w:rPr>
-          <w:rFonts w:ascii="Lato" w:hAnsi="Lato" w:eastAsia="Lato" w:cs="Lato"/>
-          <w:b w:val="0"/>
-          <w:i w:val="0"/>
-        </w:rPr>
-        <w:t>Активный навык сохранён под Прорыв жил.</w:t>
-      </w:r>
-    </w:p>
-    <w:p>
-      <w:pPr>
-        <w:spacing w:after="60"/>
-        <w:ind w:left="340" w:hanging="255"/>
-      </w:pPr>
-      <w:r>
-        <w:rPr>
-          <w:rFonts w:ascii="Lato" w:hAnsi="Lato" w:eastAsia="Lato" w:cs="Lato"/>
-          <w:b/>
-          <w:i w:val="0"/>
-          <w:color w:val="152231"/>
-        </w:rPr>
-        <w:t xml:space="preserve">6. </w:t>
-      </w:r>
-      <w:r>
-        <w:rPr>
-          <w:rFonts w:ascii="Lato" w:hAnsi="Lato" w:eastAsia="Lato" w:cs="Lato"/>
-          <w:b w:val="0"/>
-          <w:i w:val="0"/>
-        </w:rPr>
-        <w:t>Телепорт используется ради плотного кластера выгодных жил, а не ради красоты.</w:t>
-      </w:r>
-    </w:p>
-    <w:p>
-      <w:pPr>
-        <w:spacing w:after="60"/>
-        <w:ind w:left="340" w:hanging="255"/>
-      </w:pPr>
-      <w:r>
-        <w:rPr>
-          <w:rFonts w:ascii="Lato" w:hAnsi="Lato" w:eastAsia="Lato" w:cs="Lato"/>
-          <w:b/>
-          <w:i w:val="0"/>
-          <w:color w:val="152231"/>
-        </w:rPr>
-        <w:t xml:space="preserve">7. </w:t>
-      </w:r>
-      <w:r>
-        <w:rPr>
-          <w:rFonts w:ascii="Lato" w:hAnsi="Lato" w:eastAsia="Lato" w:cs="Lato"/>
-          <w:b w:val="0"/>
-          <w:i w:val="0"/>
-        </w:rPr>
-        <w:t>Бои с игроками не превращаются в самоцель.</w:t>
       </w:r>
     </w:p>
     <w:sectPr>
       <w:headerReference w:type="default" r:id="rId9"/>
       <w:footerReference w:type="default" r:id="rId10"/>
-      <w:pgSz w:w="12240" w:h="15840"/>
-      <w:pgMar w:top="850" w:right="964" w:bottom="794" w:left="964" w:header="720" w:footer="720" w:gutter="0"/>
+      <w:pgSz w:w="11906" w:h="16838"/>
+      <w:pgMar w:top="794" w:right="850" w:bottom="794" w:left="850" w:header="720" w:footer="720" w:gutter="0"/>
       <w:cols w:space="720"/>
       <w:docGrid w:linePitch="360"/>
     </w:sectPr>
@@ -939,16 +5433,17 @@
   <w:p>
     <w:pPr>
       <w:pStyle w:val="Footer"/>
-      <w:spacing w:before="0"/>
       <w:jc w:val="center"/>
     </w:pPr>
     <w:r>
       <w:rPr>
-        <w:rFonts w:ascii="Lato" w:hAnsi="Lato"/>
-        <w:color w:val="667788"/>
-        <w:sz w:val="15"/>
-      </w:rPr>
-      <w:t>Подготовлено SuBL · август 2026</w:t>
+        <w:rFonts w:ascii="Lato" w:hAnsi="Lato" w:eastAsia="Lato"/>
+        <w:b w:val="0"/>
+        <w:i w:val="0"/>
+        <w:color w:val="7B8B98"/>
+        <w:sz w:val="14"/>
+      </w:rPr>
+      <w:t>Подготовлено SuBL · при участии Berange · август 2026</w:t>
     </w:r>
   </w:p>
 </w:ftr>
@@ -959,17 +5454,17 @@
   <w:p>
     <w:pPr>
       <w:pStyle w:val="Header"/>
-      <w:spacing w:after="0"/>
       <w:jc w:val="right"/>
     </w:pPr>
     <w:r>
       <w:rPr>
-        <w:rFonts w:ascii="Inter Display" w:hAnsi="Inter Display" w:eastAsia="Inter Display" w:cs="Inter Display"/>
-        <w:b/>
-        <w:color w:val="247BA0"/>
-        <w:sz w:val="16"/>
-      </w:rPr>
-      <w:t>WHITEOUT SURVIVAL  •  ШПАРГАЛКА</w:t>
+        <w:rFonts w:ascii="Inter Display" w:hAnsi="Inter Display" w:eastAsia="Inter Display"/>
+        <w:b/>
+        <w:i w:val="0"/>
+        <w:color w:val="7B8B98"/>
+        <w:sz w:val="14"/>
+      </w:rPr>
+      <w:t>WHITEOUT SURVIVAL • РУДНИК ЛЕДЯНОГО ОГНЯ</w:t>
     </w:r>
   </w:p>
 </w:hdr>
@@ -1339,12 +5834,12 @@
     <w:qFormat/>
     <w:rsid w:val="00FC693F"/>
     <w:pPr>
-      <w:spacing w:after="100" w:line="259" w:lineRule="auto"/>
+      <w:spacing w:after="70" w:line="250" w:lineRule="auto"/>
     </w:pPr>
     <w:rPr>
-      <w:rFonts w:ascii="Lato" w:hAnsi="Lato"/>
-      <w:color w:val="243341"/>
-      <w:sz w:val="21"/>
+      <w:rFonts w:ascii="Lato" w:hAnsi="Lato" w:eastAsia="Lato"/>
+      <w:color w:val="253746"/>
+      <w:sz w:val="18"/>
     </w:rPr>
   </w:style>
   <w:style w:type="paragraph" w:styleId="Header">
@@ -1402,15 +5897,15 @@
     <w:pPr>
       <w:keepNext/>
       <w:keepLines/>
-      <w:spacing w:before="240" w:after="120"/>
+      <w:spacing w:before="140" w:after="80"/>
       <w:outlineLvl w:val="0"/>
     </w:pPr>
     <w:rPr>
-      <w:rFonts w:asciiTheme="majorHAnsi" w:eastAsiaTheme="majorEastAsia" w:hAnsiTheme="majorHAnsi" w:cstheme="majorBidi" w:ascii="Inter Display" w:hAnsi="Inter Display"/>
+      <w:rFonts w:asciiTheme="majorHAnsi" w:eastAsiaTheme="majorEastAsia" w:hAnsiTheme="majorHAnsi" w:cstheme="majorBidi" w:ascii="Inter Display" w:hAnsi="Inter Display" w:eastAsia="Inter Display"/>
       <w:b/>
       <w:bCs/>
-      <w:color w:val="152231"/>
-      <w:sz w:val="32"/>
+      <w:color w:val="344054"/>
+      <w:sz w:val="29"/>
       <w:szCs w:val="28"/>
     </w:rPr>
   </w:style>
@@ -1426,15 +5921,15 @@
     <w:pPr>
       <w:keepNext/>
       <w:keepLines/>
-      <w:spacing w:before="200" w:after="80"/>
+      <w:spacing w:before="100" w:after="50"/>
       <w:outlineLvl w:val="1"/>
     </w:pPr>
     <w:rPr>
-      <w:rFonts w:asciiTheme="majorHAnsi" w:eastAsiaTheme="majorEastAsia" w:hAnsiTheme="majorHAnsi" w:cstheme="majorBidi" w:ascii="Inter Display" w:hAnsi="Inter Display"/>
+      <w:rFonts w:asciiTheme="majorHAnsi" w:eastAsiaTheme="majorEastAsia" w:hAnsiTheme="majorHAnsi" w:cstheme="majorBidi" w:ascii="Inter Display" w:hAnsi="Inter Display" w:eastAsia="Inter Display"/>
       <w:b/>
       <w:bCs/>
-      <w:color w:val="152231"/>
-      <w:sz w:val="25"/>
+      <w:color w:val="344054"/>
+      <w:sz w:val="22"/>
       <w:szCs w:val="26"/>
     </w:rPr>
   </w:style>
@@ -1450,15 +5945,14 @@
     <w:pPr>
       <w:keepNext/>
       <w:keepLines/>
-      <w:spacing w:before="160" w:after="60"/>
+      <w:spacing w:before="200" w:after="0"/>
       <w:outlineLvl w:val="2"/>
     </w:pPr>
     <w:rPr>
-      <w:rFonts w:asciiTheme="majorHAnsi" w:eastAsiaTheme="majorEastAsia" w:hAnsiTheme="majorHAnsi" w:cstheme="majorBidi" w:ascii="Inter Display" w:hAnsi="Inter Display"/>
+      <w:rFonts w:asciiTheme="majorHAnsi" w:eastAsiaTheme="majorEastAsia" w:hAnsiTheme="majorHAnsi" w:cstheme="majorBidi" w:ascii="Inter Display" w:hAnsi="Inter Display" w:eastAsia="Inter Display"/>
       <w:b/>
       <w:bCs/>
-      <w:color w:val="247BA0"/>
-      <w:sz w:val="22"/>
+      <w:color w:val="344054"/>
     </w:rPr>
   </w:style>
   <w:style w:type="paragraph" w:styleId="Heading4">
@@ -1696,8 +6190,8 @@
       <w:contextualSpacing/>
     </w:pPr>
     <w:rPr>
-      <w:rFonts w:asciiTheme="majorHAnsi" w:eastAsiaTheme="majorEastAsia" w:hAnsiTheme="majorHAnsi" w:cstheme="majorBidi"/>
-      <w:color w:val="17365D" w:themeColor="text2" w:themeShade="BF"/>
+      <w:rFonts w:asciiTheme="majorHAnsi" w:eastAsiaTheme="majorEastAsia" w:hAnsiTheme="majorHAnsi" w:cstheme="majorBidi" w:ascii="Inter Display" w:hAnsi="Inter Display" w:eastAsia="Inter Display"/>
+      <w:color w:val="344054"/>
       <w:spacing w:val="5"/>
       <w:kern w:val="28"/>
       <w:sz w:val="52"/>
@@ -13029,30 +17523,6 @@
         <w:shd w:val="clear" w:color="auto" w:fill="FBCAA2" w:themeFill="accent6" w:themeFillTint="7F"/>
       </w:tcPr>
     </w:tblStylePr>
-  </w:style>
-  <w:style w:type="paragraph" w:customStyle="1" w:styleId="MiniPost">
-    <w:name w:val="MiniPost"/>
-    <w:pPr>
-      <w:keepNext/>
-      <w:spacing w:before="200" w:after="100"/>
-    </w:pPr>
-    <w:rPr>
-      <w:rFonts w:ascii="Inter Display" w:hAnsi="Inter Display"/>
-      <w:b/>
-      <w:color w:val="152231"/>
-      <w:sz w:val="24"/>
-    </w:rPr>
-  </w:style>
-  <w:style w:type="paragraph" w:customStyle="1" w:styleId="SmallMuted">
-    <w:name w:val="SmallMuted"/>
-    <w:pPr>
-      <w:spacing w:after="60"/>
-    </w:pPr>
-    <w:rPr>
-      <w:rFonts w:ascii="Lato" w:hAnsi="Lato"/>
-      <w:color w:val="667788"/>
-      <w:sz w:val="17"/>
-    </w:rPr>
   </w:style>
 </w:styles>
 </file>
